--- a/Todo/doc_technique.docx
+++ b/Todo/doc_technique.docx
@@ -1,15 +1,15 @@
 
 <file path=word/document.xml><?xml version="1.0" encoding="utf-8"?>
-<w:document xmlns:wpc="http://schemas.microsoft.com/office/word/2010/wordprocessingCanvas" xmlns:mc="http://schemas.openxmlformats.org/markup-compatibility/2006" xmlns:o="urn:schemas-microsoft-com:office:office" xmlns:r="http://schemas.openxmlformats.org/officeDocument/2006/relationships" xmlns:m="http://schemas.openxmlformats.org/officeDocument/2006/math" xmlns:v="urn:schemas-microsoft-com:vml" xmlns:wp14="http://schemas.microsoft.com/office/word/2010/wordprocessingDrawing" xmlns:wp="http://schemas.openxmlformats.org/drawingml/2006/wordprocessingDrawing" xmlns:w="http://schemas.openxmlformats.org/wordprocessingml/2006/main" xmlns:w14="http://schemas.microsoft.com/office/word/2010/wordml" xmlns:w10="urn:schemas-microsoft-com:office:word" xmlns:w15="http://schemas.microsoft.com/office/word/2012/wordml" xmlns:wpg="http://schemas.microsoft.com/office/word/2010/wordprocessingGroup" xmlns:wpi="http://schemas.microsoft.com/office/word/2010/wordprocessingInk" xmlns:wne="http://schemas.microsoft.com/office/word/2006/wordml" xmlns:wps="http://schemas.microsoft.com/office/word/2010/wordprocessingShape" xmlns:wpsCustomData="http://www.wps.cn/officeDocument/2013/wpsCustomData" mc:Ignorable="w14 w15 wp14">
+<w:document xmlns:wpc="http://schemas.microsoft.com/office/word/2010/wordprocessingCanvas" xmlns:cx="http://schemas.microsoft.com/office/drawing/2014/chartex" xmlns:cx1="http://schemas.microsoft.com/office/drawing/2015/9/8/chartex" xmlns:cx2="http://schemas.microsoft.com/office/drawing/2015/10/21/chartex" xmlns:cx3="http://schemas.microsoft.com/office/drawing/2016/5/9/chartex" xmlns:cx4="http://schemas.microsoft.com/office/drawing/2016/5/10/chartex" xmlns:cx5="http://schemas.microsoft.com/office/drawing/2016/5/11/chartex" xmlns:cx6="http://schemas.microsoft.com/office/drawing/2016/5/12/chartex" xmlns:cx7="http://schemas.microsoft.com/office/drawing/2016/5/13/chartex" xmlns:cx8="http://schemas.microsoft.com/office/drawing/2016/5/14/chartex" xmlns:mc="http://schemas.openxmlformats.org/markup-compatibility/2006" xmlns:aink="http://schemas.microsoft.com/office/drawing/2016/ink" xmlns:am3d="http://schemas.microsoft.com/office/drawing/2017/model3d" xmlns:o="urn:schemas-microsoft-com:office:office" xmlns:oel="http://schemas.microsoft.com/office/2019/extlst" xmlns:r="http://schemas.openxmlformats.org/officeDocument/2006/relationships" xmlns:m="http://schemas.openxmlformats.org/officeDocument/2006/math" xmlns:v="urn:schemas-microsoft-com:vml" xmlns:wp14="http://schemas.microsoft.com/office/word/2010/wordprocessingDrawing" xmlns:wp="http://schemas.openxmlformats.org/drawingml/2006/wordprocessingDrawing" xmlns:w10="urn:schemas-microsoft-com:office:word" xmlns:w="http://schemas.openxmlformats.org/wordprocessingml/2006/main" xmlns:w14="http://schemas.microsoft.com/office/word/2010/wordml" xmlns:w15="http://schemas.microsoft.com/office/word/2012/wordml" xmlns:w16cex="http://schemas.microsoft.com/office/word/2018/wordml/cex" xmlns:w16cid="http://schemas.microsoft.com/office/word/2016/wordml/cid" xmlns:w16="http://schemas.microsoft.com/office/word/2018/wordml" xmlns:w16du="http://schemas.microsoft.com/office/word/2023/wordml/word16du" xmlns:w16sdtdh="http://schemas.microsoft.com/office/word/2020/wordml/sdtdatahash" xmlns:w16sdtfl="http://schemas.microsoft.com/office/word/2024/wordml/sdtformatlock" xmlns:w16se="http://schemas.microsoft.com/office/word/2015/wordml/symex" xmlns:wpg="http://schemas.microsoft.com/office/word/2010/wordprocessingGroup" xmlns:wpi="http://schemas.microsoft.com/office/word/2010/wordprocessingInk" xmlns:wne="http://schemas.microsoft.com/office/word/2006/wordml" xmlns:wps="http://schemas.microsoft.com/office/word/2010/wordprocessingShape" mc:Ignorable="w14 w15 w16se w16cid w16 w16cex w16sdtdh w16sdtfl w16du wp14">
   <w:body>
     <w:p>
       <w:pPr>
         <w:pBdr>
-          <w:top w:val="single" w:color="auto" w:sz="4" w:space="1"/>
-          <w:left w:val="single" w:color="auto" w:sz="4" w:space="4"/>
-          <w:bottom w:val="single" w:color="auto" w:sz="4" w:space="1"/>
-          <w:right w:val="single" w:color="auto" w:sz="4" w:space="4"/>
-          <w:between w:val="single" w:color="auto" w:sz="4" w:space="1"/>
+          <w:top w:val="single" w:sz="4" w:space="1" w:color="auto"/>
+          <w:left w:val="single" w:sz="4" w:space="4" w:color="auto"/>
+          <w:bottom w:val="single" w:sz="4" w:space="1" w:color="auto"/>
+          <w:right w:val="single" w:sz="4" w:space="4" w:color="auto"/>
+          <w:between w:val="single" w:sz="4" w:space="1" w:color="auto"/>
         </w:pBdr>
         <w:jc w:val="center"/>
         <w:rPr>
@@ -32,23 +32,10 @@
     <w:p>
       <w:pPr>
         <w:jc w:val="center"/>
-        <w:rPr>
-          <w:rFonts w:hint="default"/>
-          <w:lang w:val="fr-FR"/>
-        </w:rPr>
-      </w:pPr>
-      <w:r>
-        <w:t xml:space="preserve">Projet Site News — </w:t>
-      </w:r>
-      <w:r>
-        <w:rPr>
-          <w:rFonts w:hint="default"/>
-          <w:lang w:val="fr-FR"/>
-        </w:rPr>
-        <w:t>S6</w:t>
-      </w:r>
-      <w:bookmarkStart w:id="0" w:name="_GoBack"/>
-      <w:bookmarkEnd w:id="0"/>
+      </w:pPr>
+      <w:r>
+        <w:t>Projet Site News — S6</w:t>
+      </w:r>
     </w:p>
     <w:p>
       <w:pPr>
@@ -88,7 +75,55 @@
           <w:sz w:val="24"/>
           <w:szCs w:val="24"/>
         </w:rPr>
-        <w:t xml:space="preserve">ANJARANANTENAINA Kantonjoary Zava Fifaliana  – </w:t>
+        <w:t xml:space="preserve">ANJARANANTENAINA </w:t>
+      </w:r>
+      <w:proofErr w:type="spellStart"/>
+      <w:r>
+        <w:rPr>
+          <w:sz w:val="24"/>
+          <w:szCs w:val="24"/>
+        </w:rPr>
+        <w:t>Kantonjoary</w:t>
+      </w:r>
+      <w:proofErr w:type="spellEnd"/>
+      <w:r>
+        <w:rPr>
+          <w:sz w:val="24"/>
+          <w:szCs w:val="24"/>
+        </w:rPr>
+        <w:t xml:space="preserve"> </w:t>
+      </w:r>
+      <w:proofErr w:type="spellStart"/>
+      <w:r>
+        <w:rPr>
+          <w:sz w:val="24"/>
+          <w:szCs w:val="24"/>
+        </w:rPr>
+        <w:t>Zava</w:t>
+      </w:r>
+      <w:proofErr w:type="spellEnd"/>
+      <w:r>
+        <w:rPr>
+          <w:sz w:val="24"/>
+          <w:szCs w:val="24"/>
+        </w:rPr>
+        <w:t xml:space="preserve"> </w:t>
+      </w:r>
+      <w:proofErr w:type="gramStart"/>
+      <w:r>
+        <w:rPr>
+          <w:sz w:val="24"/>
+          <w:szCs w:val="24"/>
+        </w:rPr>
+        <w:t>Fifaliana  –</w:t>
+      </w:r>
+      <w:proofErr w:type="gramEnd"/>
+      <w:r>
+        <w:rPr>
+          <w:sz w:val="24"/>
+          <w:szCs w:val="24"/>
+        </w:rPr>
+        <w:t xml:space="preserve"> </w:t>
       </w:r>
       <w:r>
         <w:rPr>
@@ -97,11 +132,6 @@
           <w:color w:val="4472C4" w:themeColor="accent1"/>
           <w:sz w:val="24"/>
           <w:szCs w:val="24"/>
-          <w14:textFill>
-            <w14:solidFill>
-              <w14:schemeClr w14:val="accent1"/>
-            </w14:solidFill>
-          </w14:textFill>
         </w:rPr>
         <w:t>ETU003777</w:t>
       </w:r>
@@ -113,19 +143,46 @@
           <w:color w:val="4472C4" w:themeColor="accent1"/>
           <w:sz w:val="24"/>
           <w:szCs w:val="24"/>
-          <w14:textFill>
-            <w14:solidFill>
-              <w14:schemeClr w14:val="accent1"/>
-            </w14:solidFill>
-          </w14:textFill>
-        </w:rPr>
-      </w:pPr>
-      <w:r>
-        <w:rPr>
-          <w:sz w:val="24"/>
-          <w:szCs w:val="24"/>
-        </w:rPr>
-        <w:t xml:space="preserve">- ANDRIANASOLO Diarintsoa Natiora – </w:t>
+        </w:rPr>
+      </w:pPr>
+      <w:r>
+        <w:rPr>
+          <w:sz w:val="24"/>
+          <w:szCs w:val="24"/>
+        </w:rPr>
+        <w:t xml:space="preserve">- ANDRIANASOLO </w:t>
+      </w:r>
+      <w:proofErr w:type="spellStart"/>
+      <w:r>
+        <w:rPr>
+          <w:sz w:val="24"/>
+          <w:szCs w:val="24"/>
+        </w:rPr>
+        <w:t>Diarintsoa</w:t>
+      </w:r>
+      <w:proofErr w:type="spellEnd"/>
+      <w:r>
+        <w:rPr>
+          <w:sz w:val="24"/>
+          <w:szCs w:val="24"/>
+        </w:rPr>
+        <w:t xml:space="preserve"> </w:t>
+      </w:r>
+      <w:proofErr w:type="spellStart"/>
+      <w:r>
+        <w:rPr>
+          <w:sz w:val="24"/>
+          <w:szCs w:val="24"/>
+        </w:rPr>
+        <w:t>Natiora</w:t>
+      </w:r>
+      <w:proofErr w:type="spellEnd"/>
+      <w:r>
+        <w:rPr>
+          <w:sz w:val="24"/>
+          <w:szCs w:val="24"/>
+        </w:rPr>
+        <w:t xml:space="preserve"> – </w:t>
       </w:r>
       <w:r>
         <w:rPr>
@@ -134,11 +191,6 @@
           <w:color w:val="4472C4" w:themeColor="accent1"/>
           <w:sz w:val="24"/>
           <w:szCs w:val="24"/>
-          <w14:textFill>
-            <w14:solidFill>
-              <w14:schemeClr w14:val="accent1"/>
-            </w14:solidFill>
-          </w14:textFill>
         </w:rPr>
         <w:t>ETU003252</w:t>
       </w:r>
@@ -166,22 +218,22 @@
           <w:szCs w:val="40"/>
           <w:u w:val="single"/>
         </w:rPr>
-        <w:t>II - Résumé du projet  :</w:t>
-      </w:r>
-    </w:p>
-    <w:p>
-      <w:pPr>
-        <w:spacing w:line="240" w:lineRule="auto"/>
-        <w:rPr>
-          <w:b/>
-          <w:bCs/>
+        <w:t xml:space="preserve">II - Résumé du </w:t>
+      </w:r>
+      <w:proofErr w:type="gramStart"/>
+      <w:r>
+        <w:rPr>
           <w:sz w:val="40"/>
           <w:szCs w:val="40"/>
           <w:u w:val="single"/>
-          <w:lang w:val="zh-CN"/>
-        </w:rPr>
-      </w:pPr>
-      <w:r>
+        </w:rPr>
+        <w:t>projet  :</w:t>
+      </w:r>
+      <w:proofErr w:type="gramEnd"/>
+    </w:p>
+    <w:p>
+      <w:pPr>
+        <w:spacing w:line="240" w:lineRule="auto"/>
         <w:rPr>
           <w:b/>
           <w:bCs/>
@@ -190,6 +242,16 @@
           <w:u w:val="single"/>
           <w:lang w:val="zh-CN"/>
         </w:rPr>
+      </w:pPr>
+      <w:r>
+        <w:rPr>
+          <w:b/>
+          <w:bCs/>
+          <w:sz w:val="40"/>
+          <w:szCs w:val="40"/>
+          <w:u w:val="single"/>
+          <w:lang w:val="zh-CN"/>
+        </w:rPr>
         <w:t xml:space="preserve"> </w:t>
       </w:r>
       <w:r>
@@ -654,7 +716,7 @@
     </w:p>
     <w:p>
       <w:pPr>
-        <w:pStyle w:val="34"/>
+        <w:pStyle w:val="ListParagraph"/>
         <w:numPr>
           <w:ilvl w:val="0"/>
           <w:numId w:val="5"/>
@@ -664,12 +726,14 @@
           <w:lang w:val="en-US"/>
         </w:rPr>
       </w:pPr>
+      <w:proofErr w:type="spellStart"/>
       <w:r>
         <w:rPr>
           <w:lang w:val="en-US"/>
         </w:rPr>
         <w:t>Authentifiaciton</w:t>
       </w:r>
+      <w:proofErr w:type="spellEnd"/>
     </w:p>
     <w:p>
       <w:pPr>
@@ -684,7 +748,7 @@
     </w:p>
     <w:p>
       <w:pPr>
-        <w:pStyle w:val="34"/>
+        <w:pStyle w:val="ListParagraph"/>
         <w:numPr>
           <w:ilvl w:val="0"/>
           <w:numId w:val="5"/>
@@ -703,7 +767,7 @@
     </w:p>
     <w:p>
       <w:pPr>
-        <w:pStyle w:val="34"/>
+        <w:pStyle w:val="ListParagraph"/>
         <w:numPr>
           <w:ilvl w:val="0"/>
           <w:numId w:val="5"/>
@@ -722,7 +786,7 @@
     </w:p>
     <w:p>
       <w:pPr>
-        <w:pStyle w:val="34"/>
+        <w:pStyle w:val="ListParagraph"/>
         <w:numPr>
           <w:ilvl w:val="0"/>
           <w:numId w:val="5"/>
@@ -732,16 +796,18 @@
           <w:lang w:val="en-US"/>
         </w:rPr>
       </w:pPr>
+      <w:proofErr w:type="spellStart"/>
       <w:r>
         <w:rPr>
           <w:lang w:val="en-US"/>
         </w:rPr>
         <w:t>Affichage</w:t>
       </w:r>
-    </w:p>
-    <w:p>
-      <w:pPr>
-        <w:pStyle w:val="34"/>
+      <w:proofErr w:type="spellEnd"/>
+    </w:p>
+    <w:p>
+      <w:pPr>
+        <w:pStyle w:val="ListParagraph"/>
         <w:numPr>
           <w:ilvl w:val="0"/>
           <w:numId w:val="5"/>
@@ -751,16 +817,24 @@
           <w:lang w:val="en-US"/>
         </w:rPr>
       </w:pPr>
+      <w:proofErr w:type="spellStart"/>
       <w:r>
         <w:rPr>
           <w:lang w:val="en-US"/>
         </w:rPr>
-        <w:t>referencement SEO</w:t>
-      </w:r>
-    </w:p>
-    <w:p>
-      <w:pPr>
-        <w:pStyle w:val="34"/>
+        <w:t>referencement</w:t>
+      </w:r>
+      <w:proofErr w:type="spellEnd"/>
+      <w:r>
+        <w:rPr>
+          <w:lang w:val="en-US"/>
+        </w:rPr>
+        <w:t xml:space="preserve"> SEO</w:t>
+      </w:r>
+    </w:p>
+    <w:p>
+      <w:pPr>
+        <w:pStyle w:val="ListParagraph"/>
         <w:numPr>
           <w:ilvl w:val="0"/>
           <w:numId w:val="5"/>
@@ -779,7 +853,7 @@
     </w:p>
     <w:p>
       <w:pPr>
-        <w:pStyle w:val="34"/>
+        <w:pStyle w:val="ListParagraph"/>
         <w:numPr>
           <w:ilvl w:val="0"/>
           <w:numId w:val="5"/>
@@ -842,7 +916,7 @@
     </w:p>
     <w:p>
       <w:pPr>
-        <w:pStyle w:val="34"/>
+        <w:pStyle w:val="ListParagraph"/>
         <w:numPr>
           <w:ilvl w:val="0"/>
           <w:numId w:val="6"/>
@@ -863,8 +937,20 @@
           <w:szCs w:val="32"/>
           <w:u w:val="single"/>
         </w:rPr>
-        <w:t>- Mysql</w:t>
-      </w:r>
+        <w:t xml:space="preserve">- </w:t>
+      </w:r>
+      <w:proofErr w:type="spellStart"/>
+      <w:r>
+        <w:rPr>
+          <w:b/>
+          <w:bCs/>
+          <w:sz w:val="32"/>
+          <w:szCs w:val="32"/>
+          <w:u w:val="single"/>
+        </w:rPr>
+        <w:t>Mysql</w:t>
+      </w:r>
+      <w:proofErr w:type="spellEnd"/>
     </w:p>
     <w:p>
       <w:pPr>
@@ -876,12 +962,13 @@
       </w:pPr>
       <w:r>
         <w:rPr>
+          <w:noProof/>
           <w:sz w:val="40"/>
           <w:szCs w:val="40"/>
           <w:u w:val="single"/>
         </w:rPr>
         <w:drawing>
-          <wp:inline distT="0" distB="0" distL="0" distR="0">
+          <wp:inline distT="0" distB="0" distL="0" distR="0" wp14:anchorId="3C062B9D" wp14:editId="53C3F648">
             <wp:extent cx="5760720" cy="2681605"/>
             <wp:effectExtent l="0" t="0" r="0" b="4445"/>
             <wp:docPr id="1989875691" name="Picture 1"/>
@@ -898,7 +985,7 @@
                     </pic:cNvPicPr>
                   </pic:nvPicPr>
                   <pic:blipFill>
-                    <a:blip r:embed="rId7"/>
+                    <a:blip r:embed="rId8"/>
                     <a:stretch>
                       <a:fillRect/>
                     </a:stretch>
@@ -921,7 +1008,7 @@
     </w:p>
     <w:p>
       <w:pPr>
-        <w:pStyle w:val="34"/>
+        <w:pStyle w:val="ListParagraph"/>
         <w:numPr>
           <w:ilvl w:val="0"/>
           <w:numId w:val="6"/>
@@ -965,11 +1052,6 @@
           <w:bCs/>
           <w:color w:val="4472C4" w:themeColor="accent1"/>
           <w:lang w:val="zh-CN"/>
-          <w14:textFill>
-            <w14:solidFill>
-              <w14:schemeClr w14:val="accent1"/>
-            </w14:solidFill>
-          </w14:textFill>
         </w:rPr>
       </w:pPr>
       <w:r>
@@ -978,11 +1060,6 @@
           <w:bCs/>
           <w:color w:val="4472C4" w:themeColor="accent1"/>
           <w:lang w:val="zh-CN"/>
-          <w14:textFill>
-            <w14:solidFill>
-              <w14:schemeClr w14:val="accent1"/>
-            </w14:solidFill>
-          </w14:textFill>
         </w:rPr>
         <w:t>Champs clés :</w:t>
       </w:r>
@@ -1145,12 +1222,13 @@
           <w:bCs/>
           <w:lang w:val="zh-CN"/>
         </w:rPr>
+        <w:lastRenderedPageBreak/>
         <w:t>author_id → auteur</w:t>
       </w:r>
     </w:p>
     <w:p>
       <w:pPr>
-        <w:pStyle w:val="4"/>
+        <w:pStyle w:val="Heading3"/>
         <w:rPr>
           <w:kern w:val="0"/>
           <w:sz w:val="27"/>
@@ -1159,16 +1237,18 @@
           <w14:ligatures w14:val="none"/>
         </w:rPr>
       </w:pPr>
+      <w:proofErr w:type="gramStart"/>
       <w:r>
         <w:rPr>
           <w:lang w:val="en-US"/>
         </w:rPr>
         <w:t>Relation :</w:t>
       </w:r>
-    </w:p>
-    <w:p>
-      <w:pPr>
-        <w:pStyle w:val="16"/>
+      <w:proofErr w:type="gramEnd"/>
+    </w:p>
+    <w:p>
+      <w:pPr>
+        <w:pStyle w:val="HTMLPreformatted"/>
       </w:pPr>
       <w:r>
         <w:t>articles.author_id → users.id</w:t>
@@ -1222,11 +1302,6 @@
           <w:bCs/>
           <w:color w:val="4472C4" w:themeColor="accent1"/>
           <w:lang w:val="zh-CN"/>
-          <w14:textFill>
-            <w14:solidFill>
-              <w14:schemeClr w14:val="accent1"/>
-            </w14:solidFill>
-          </w14:textFill>
         </w:rPr>
       </w:pPr>
       <w:r>
@@ -1235,11 +1310,6 @@
           <w:bCs/>
           <w:color w:val="4472C4" w:themeColor="accent1"/>
           <w:lang w:val="zh-CN"/>
-          <w14:textFill>
-            <w14:solidFill>
-              <w14:schemeClr w14:val="accent1"/>
-            </w14:solidFill>
-          </w14:textFill>
         </w:rPr>
         <w:t>Champs clés :</w:t>
       </w:r>
@@ -1340,11 +1410,6 @@
           <w:bCs/>
           <w:color w:val="4472C4" w:themeColor="accent1"/>
           <w:lang w:val="zh-CN"/>
-          <w14:textFill>
-            <w14:solidFill>
-              <w14:schemeClr w14:val="accent1"/>
-            </w14:solidFill>
-          </w14:textFill>
         </w:rPr>
       </w:pPr>
       <w:r>
@@ -1353,11 +1418,6 @@
           <w:bCs/>
           <w:color w:val="4472C4" w:themeColor="accent1"/>
           <w:lang w:val="zh-CN"/>
-          <w14:textFill>
-            <w14:solidFill>
-              <w14:schemeClr w14:val="accent1"/>
-            </w14:solidFill>
-          </w14:textFill>
         </w:rPr>
         <w:t xml:space="preserve"> Relation :</w:t>
       </w:r>
@@ -1425,7 +1485,7 @@
     </w:p>
     <w:p>
       <w:pPr>
-        <w:pStyle w:val="34"/>
+        <w:pStyle w:val="ListParagraph"/>
         <w:numPr>
           <w:ilvl w:val="0"/>
           <w:numId w:val="9"/>
@@ -1453,7 +1513,7 @@
     </w:p>
     <w:p>
       <w:pPr>
-        <w:pStyle w:val="34"/>
+        <w:pStyle w:val="ListParagraph"/>
         <w:numPr>
           <w:ilvl w:val="0"/>
           <w:numId w:val="9"/>
@@ -1472,10 +1532,12 @@
         <w:t xml:space="preserve"> : démarrer les conteneurs</w:t>
       </w:r>
       <w:r>
-        <w:br w:type="textWrapping"/>
-      </w:r>
-      <w:r>
-        <w:t xml:space="preserve">   =&gt;  </w:t>
+        <w:br/>
+        <w:t xml:space="preserve">   =</w:t>
+      </w:r>
+      <w:proofErr w:type="gramStart"/>
+      <w:r>
+        <w:t xml:space="preserve">&gt;  </w:t>
       </w:r>
       <w:r>
         <w:rPr>
@@ -1484,12 +1546,33 @@
           <w:sz w:val="32"/>
           <w:szCs w:val="32"/>
         </w:rPr>
-        <w:t>docker compose up –build</w:t>
-      </w:r>
-    </w:p>
-    <w:p>
-      <w:pPr>
-        <w:pStyle w:val="34"/>
+        <w:t>docker</w:t>
+      </w:r>
+      <w:proofErr w:type="gramEnd"/>
+      <w:r>
+        <w:rPr>
+          <w:i/>
+          <w:iCs/>
+          <w:sz w:val="32"/>
+          <w:szCs w:val="32"/>
+        </w:rPr>
+        <w:t xml:space="preserve"> compose up –</w:t>
+      </w:r>
+      <w:proofErr w:type="spellStart"/>
+      <w:r>
+        <w:rPr>
+          <w:i/>
+          <w:iCs/>
+          <w:sz w:val="32"/>
+          <w:szCs w:val="32"/>
+        </w:rPr>
+        <w:t>build</w:t>
+      </w:r>
+      <w:proofErr w:type="spellEnd"/>
+    </w:p>
+    <w:p>
+      <w:pPr>
+        <w:pStyle w:val="ListParagraph"/>
         <w:numPr>
           <w:ilvl w:val="0"/>
           <w:numId w:val="9"/>
@@ -1522,14 +1605,16 @@
           <w:sz w:val="24"/>
           <w:szCs w:val="24"/>
         </w:rPr>
-        <w:br w:type="textWrapping"/>
-      </w:r>
-      <w:r>
-        <w:rPr>
-          <w:sz w:val="24"/>
-          <w:szCs w:val="24"/>
-        </w:rPr>
-        <w:t xml:space="preserve">  =&gt;  </w:t>
+        <w:br/>
+        <w:t xml:space="preserve">  =</w:t>
+      </w:r>
+      <w:proofErr w:type="gramStart"/>
+      <w:r>
+        <w:rPr>
+          <w:sz w:val="24"/>
+          <w:szCs w:val="24"/>
+        </w:rPr>
+        <w:t xml:space="preserve">&gt;  </w:t>
       </w:r>
       <w:r>
         <w:rPr>
@@ -1538,10 +1623,20 @@
           <w:sz w:val="28"/>
           <w:szCs w:val="28"/>
         </w:rPr>
-        <w:t>docker compose down -v</w:t>
-      </w:r>
-      <w:r>
-        <w:br w:type="textWrapping"/>
+        <w:t>docker</w:t>
+      </w:r>
+      <w:proofErr w:type="gramEnd"/>
+      <w:r>
+        <w:rPr>
+          <w:i/>
+          <w:iCs/>
+          <w:sz w:val="28"/>
+          <w:szCs w:val="28"/>
+        </w:rPr>
+        <w:t xml:space="preserve"> compose down -v</w:t>
+      </w:r>
+      <w:r>
+        <w:br/>
       </w:r>
       <w:r>
         <w:rPr>
@@ -1566,80 +1661,108 @@
           <w:sz w:val="28"/>
           <w:szCs w:val="28"/>
         </w:rPr>
-        <w:t>docker compose up –build</w:t>
-      </w:r>
-    </w:p>
-    <w:p>
-      <w:pPr>
-        <w:pStyle w:val="34"/>
-        <w:numPr>
-          <w:ilvl w:val="0"/>
-          <w:numId w:val="9"/>
-        </w:numPr>
-        <w:rPr>
-          <w:b/>
-          <w:bCs/>
-          <w:sz w:val="24"/>
-          <w:szCs w:val="24"/>
-          <w:lang w:val="zh-CN"/>
-        </w:rPr>
-      </w:pPr>
-      <w:r>
-        <w:rPr>
-          <w:b/>
-          <w:bCs/>
-          <w:sz w:val="24"/>
-          <w:szCs w:val="24"/>
-        </w:rPr>
-        <w:t xml:space="preserve">Étape 3 : </w:t>
-      </w:r>
-      <w:r>
-        <w:rPr>
-          <w:sz w:val="24"/>
-          <w:szCs w:val="24"/>
-        </w:rPr>
-        <w:t>si besoin d’un acces a la base</w:t>
-      </w:r>
-      <w:r>
-        <w:rPr>
-          <w:b/>
-          <w:bCs/>
-          <w:sz w:val="24"/>
-          <w:szCs w:val="24"/>
-        </w:rPr>
-        <w:t xml:space="preserve"> </w:t>
-      </w:r>
-      <w:r>
-        <w:rPr>
-          <w:sz w:val="24"/>
-          <w:szCs w:val="24"/>
-        </w:rPr>
-        <w:t>de donnees</w:t>
-      </w:r>
-      <w:r>
-        <w:rPr>
-          <w:b/>
-          <w:bCs/>
-          <w:sz w:val="24"/>
-          <w:szCs w:val="24"/>
-        </w:rPr>
-        <w:br w:type="textWrapping"/>
-      </w:r>
-      <w:r>
-        <w:rPr>
-          <w:b/>
-          <w:bCs/>
-          <w:sz w:val="24"/>
-          <w:szCs w:val="24"/>
-        </w:rPr>
-        <w:t xml:space="preserve">=&gt; </w:t>
-      </w:r>
+        <w:t>docker compose up –</w:t>
+      </w:r>
+      <w:proofErr w:type="spellStart"/>
       <w:r>
         <w:rPr>
           <w:i/>
           <w:iCs/>
           <w:sz w:val="28"/>
           <w:szCs w:val="28"/>
+        </w:rPr>
+        <w:t>build</w:t>
+      </w:r>
+      <w:proofErr w:type="spellEnd"/>
+    </w:p>
+    <w:p>
+      <w:pPr>
+        <w:pStyle w:val="ListParagraph"/>
+        <w:numPr>
+          <w:ilvl w:val="0"/>
+          <w:numId w:val="9"/>
+        </w:numPr>
+        <w:rPr>
+          <w:b/>
+          <w:bCs/>
+          <w:sz w:val="24"/>
+          <w:szCs w:val="24"/>
+          <w:lang w:val="zh-CN"/>
+        </w:rPr>
+      </w:pPr>
+      <w:r>
+        <w:rPr>
+          <w:b/>
+          <w:bCs/>
+          <w:sz w:val="24"/>
+          <w:szCs w:val="24"/>
+        </w:rPr>
+        <w:t xml:space="preserve">Étape 3 : </w:t>
+      </w:r>
+      <w:r>
+        <w:rPr>
+          <w:sz w:val="24"/>
+          <w:szCs w:val="24"/>
+        </w:rPr>
+        <w:t xml:space="preserve">si besoin d’un </w:t>
+      </w:r>
+      <w:proofErr w:type="spellStart"/>
+      <w:r>
+        <w:rPr>
+          <w:sz w:val="24"/>
+          <w:szCs w:val="24"/>
+        </w:rPr>
+        <w:t>acces</w:t>
+      </w:r>
+      <w:proofErr w:type="spellEnd"/>
+      <w:r>
+        <w:rPr>
+          <w:sz w:val="24"/>
+          <w:szCs w:val="24"/>
+        </w:rPr>
+        <w:t xml:space="preserve"> a la base</w:t>
+      </w:r>
+      <w:r>
+        <w:rPr>
+          <w:b/>
+          <w:bCs/>
+          <w:sz w:val="24"/>
+          <w:szCs w:val="24"/>
+        </w:rPr>
+        <w:t xml:space="preserve"> </w:t>
+      </w:r>
+      <w:r>
+        <w:rPr>
+          <w:sz w:val="24"/>
+          <w:szCs w:val="24"/>
+        </w:rPr>
+        <w:t xml:space="preserve">de </w:t>
+      </w:r>
+      <w:proofErr w:type="spellStart"/>
+      <w:r>
+        <w:rPr>
+          <w:sz w:val="24"/>
+          <w:szCs w:val="24"/>
+        </w:rPr>
+        <w:t>donnees</w:t>
+      </w:r>
+      <w:proofErr w:type="spellEnd"/>
+      <w:r>
+        <w:rPr>
+          <w:b/>
+          <w:bCs/>
+          <w:sz w:val="24"/>
+          <w:szCs w:val="24"/>
+        </w:rPr>
+        <w:br/>
+        <w:t xml:space="preserve">=&gt; </w:t>
+      </w:r>
+      <w:r>
+        <w:rPr>
+          <w:i/>
+          <w:iCs/>
+          <w:sz w:val="28"/>
+          <w:szCs w:val="28"/>
           <w:lang w:val="zh-CN"/>
         </w:rPr>
         <w:t>docker exec -it siteactualite-db mysql -u root -proot site_actualite</w:t>
@@ -1647,7 +1770,7 @@
     </w:p>
     <w:p>
       <w:pPr>
-        <w:pStyle w:val="34"/>
+        <w:pStyle w:val="ListParagraph"/>
         <w:rPr>
           <w:sz w:val="24"/>
           <w:szCs w:val="24"/>
@@ -1668,8 +1791,46 @@
           <w:szCs w:val="40"/>
           <w:u w:val="single"/>
         </w:rPr>
-        <w:t>V -Demonstration /realistion:</w:t>
-      </w:r>
+        <w:t>V -</w:t>
+      </w:r>
+      <w:proofErr w:type="spellStart"/>
+      <w:r>
+        <w:rPr>
+          <w:sz w:val="40"/>
+          <w:szCs w:val="40"/>
+          <w:u w:val="single"/>
+        </w:rPr>
+        <w:t>Demonstration</w:t>
+      </w:r>
+      <w:proofErr w:type="spellEnd"/>
+      <w:r>
+        <w:rPr>
+          <w:sz w:val="40"/>
+          <w:szCs w:val="40"/>
+          <w:u w:val="single"/>
+        </w:rPr>
+        <w:t xml:space="preserve"> /</w:t>
+      </w:r>
+      <w:proofErr w:type="spellStart"/>
+      <w:proofErr w:type="gramStart"/>
+      <w:r>
+        <w:rPr>
+          <w:sz w:val="40"/>
+          <w:szCs w:val="40"/>
+          <w:u w:val="single"/>
+        </w:rPr>
+        <w:t>realistion</w:t>
+      </w:r>
+      <w:proofErr w:type="spellEnd"/>
+      <w:r>
+        <w:rPr>
+          <w:sz w:val="40"/>
+          <w:szCs w:val="40"/>
+          <w:u w:val="single"/>
+        </w:rPr>
+        <w:t>:</w:t>
+      </w:r>
+      <w:proofErr w:type="gramEnd"/>
     </w:p>
     <w:p>
       <w:pPr>
@@ -1681,28 +1842,69 @@
           <w:bCs/>
           <w:sz w:val="24"/>
           <w:szCs w:val="24"/>
-          <w:lang w:val="zh-CN"/>
-        </w:rPr>
-      </w:pPr>
-      <w:r>
-        <w:rPr>
-          <w:b/>
-          <w:bCs/>
-          <w:sz w:val="24"/>
-          <w:szCs w:val="24"/>
-          <w:lang w:val="zh-CN"/>
-        </w:rPr>
-        <w:br w:type="textWrapping"/>
-      </w:r>
-      <w:r>
-        <w:rPr>
-          <w:b/>
-          <w:bCs/>
-          <w:sz w:val="24"/>
-          <w:szCs w:val="24"/>
-          <w:lang w:val="zh-CN"/>
-        </w:rPr>
-        <w:t>SCÉNARIO A : Connexion (utilisateur existant pour l’Admin)</w:t>
+        </w:rPr>
+      </w:pPr>
+    </w:p>
+    <w:p>
+      <w:pPr>
+        <w:tabs>
+          <w:tab w:val="left" w:pos="2100"/>
+        </w:tabs>
+        <w:rPr>
+          <w:b/>
+          <w:bCs/>
+          <w:sz w:val="24"/>
+          <w:szCs w:val="24"/>
+          <w:lang w:val="zh-CN"/>
+        </w:rPr>
+      </w:pPr>
+      <w:r>
+        <w:rPr>
+          <w:b/>
+          <w:bCs/>
+          <w:sz w:val="24"/>
+          <w:szCs w:val="24"/>
+          <w:lang w:val="zh-CN"/>
+        </w:rPr>
+        <w:t xml:space="preserve">SCÉNARIO A : </w:t>
+      </w:r>
+      <w:r>
+        <w:rPr>
+          <w:b/>
+          <w:bCs/>
+          <w:sz w:val="24"/>
+          <w:szCs w:val="24"/>
+        </w:rPr>
+        <w:t xml:space="preserve"> Accueil front-office </w:t>
+      </w:r>
+      <w:r>
+        <w:rPr>
+          <w:b/>
+          <w:bCs/>
+          <w:sz w:val="24"/>
+          <w:szCs w:val="24"/>
+          <w:lang w:val="zh-CN"/>
+        </w:rPr>
+        <w:t>(</w:t>
+      </w:r>
+      <w:r>
+        <w:rPr>
+          <w:b/>
+          <w:bCs/>
+          <w:sz w:val="24"/>
+          <w:szCs w:val="24"/>
+        </w:rPr>
+        <w:t>site vitrine</w:t>
+      </w:r>
+      <w:r>
+        <w:rPr>
+          <w:b/>
+          <w:bCs/>
+          <w:sz w:val="24"/>
+          <w:szCs w:val="24"/>
+          <w:lang w:val="zh-CN"/>
+        </w:rPr>
+        <w:t>)</w:t>
       </w:r>
     </w:p>
     <w:p>
@@ -1736,7 +1938,14 @@
           <w:szCs w:val="24"/>
           <w:lang w:val="zh-CN"/>
         </w:rPr>
-        <w:t> : utilisateur inscrit</w:t>
+        <w:t xml:space="preserve"> : </w:t>
+      </w:r>
+      <w:r>
+        <w:rPr>
+          <w:sz w:val="24"/>
+          <w:szCs w:val="24"/>
+        </w:rPr>
+        <w:t>visiteur</w:t>
       </w:r>
     </w:p>
     <w:p>
@@ -1762,15 +1971,356 @@
           <w:szCs w:val="24"/>
           <w:lang w:val="zh-CN"/>
         </w:rPr>
-        <w:t>Compte</w:t>
-      </w:r>
-      <w:r>
-        <w:rPr>
-          <w:sz w:val="24"/>
-          <w:szCs w:val="24"/>
-          <w:lang w:val="zh-CN"/>
-        </w:rPr>
-        <w:t> : admin@mail.com / hashed_password</w:t>
+        <w:t>Précondition</w:t>
+      </w:r>
+      <w:r>
+        <w:rPr>
+          <w:sz w:val="24"/>
+          <w:szCs w:val="24"/>
+          <w:lang w:val="zh-CN"/>
+        </w:rPr>
+        <w:t> : l’application est disponible (docker up)</w:t>
+      </w:r>
+    </w:p>
+    <w:p>
+      <w:pPr>
+        <w:tabs>
+          <w:tab w:val="left" w:pos="2100"/>
+        </w:tabs>
+        <w:ind w:left="708"/>
+        <w:rPr>
+          <w:b/>
+          <w:bCs/>
+          <w:sz w:val="24"/>
+          <w:szCs w:val="24"/>
+          <w:lang w:val="zh-CN"/>
+        </w:rPr>
+      </w:pPr>
+      <w:r>
+        <w:rPr>
+          <w:b/>
+          <w:bCs/>
+          <w:sz w:val="24"/>
+          <w:szCs w:val="24"/>
+          <w:lang w:val="zh-CN"/>
+        </w:rPr>
+        <w:t>Étapes</w:t>
+      </w:r>
+    </w:p>
+    <w:p>
+      <w:pPr>
+        <w:numPr>
+          <w:ilvl w:val="0"/>
+          <w:numId w:val="11"/>
+        </w:numPr>
+        <w:tabs>
+          <w:tab w:val="clear" w:pos="720"/>
+          <w:tab w:val="left" w:pos="1428"/>
+          <w:tab w:val="left" w:pos="2100"/>
+        </w:tabs>
+        <w:ind w:left="1428"/>
+        <w:rPr>
+          <w:sz w:val="24"/>
+          <w:szCs w:val="24"/>
+          <w:lang w:val="zh-CN"/>
+        </w:rPr>
+      </w:pPr>
+      <w:r>
+        <w:rPr>
+          <w:sz w:val="24"/>
+          <w:szCs w:val="24"/>
+          <w:lang w:val="zh-CN"/>
+        </w:rPr>
+        <w:t>Ouvrir l’appli sur http://localhost:8080/</w:t>
+      </w:r>
+    </w:p>
+    <w:p>
+      <w:pPr>
+        <w:pStyle w:val="ListParagraph"/>
+        <w:numPr>
+          <w:ilvl w:val="0"/>
+          <w:numId w:val="16"/>
+        </w:numPr>
+        <w:tabs>
+          <w:tab w:val="left" w:pos="2100"/>
+        </w:tabs>
+        <w:rPr>
+          <w:b/>
+          <w:bCs/>
+          <w:sz w:val="24"/>
+          <w:szCs w:val="24"/>
+        </w:rPr>
+      </w:pPr>
+      <w:r>
+        <w:rPr>
+          <w:b/>
+          <w:bCs/>
+          <w:sz w:val="24"/>
+          <w:szCs w:val="24"/>
+          <w:lang w:val="zh-CN"/>
+        </w:rPr>
+        <w:t>Résultat attendu :</w:t>
+      </w:r>
+      <w:r>
+        <w:rPr>
+          <w:b/>
+          <w:bCs/>
+          <w:sz w:val="24"/>
+          <w:szCs w:val="24"/>
+        </w:rPr>
+        <w:t xml:space="preserve"> Une page qui affiche les articles(</w:t>
+      </w:r>
+      <w:proofErr w:type="spellStart"/>
+      <w:r>
+        <w:rPr>
+          <w:b/>
+          <w:bCs/>
+          <w:sz w:val="24"/>
+          <w:szCs w:val="24"/>
+        </w:rPr>
+        <w:t>a</w:t>
+      </w:r>
+      <w:proofErr w:type="spellEnd"/>
+      <w:r>
+        <w:rPr>
+          <w:b/>
+          <w:bCs/>
+          <w:sz w:val="24"/>
+          <w:szCs w:val="24"/>
+        </w:rPr>
+        <w:t xml:space="preserve"> la une, chronologique…)</w:t>
+      </w:r>
+    </w:p>
+    <w:p>
+      <w:pPr>
+        <w:pStyle w:val="ListParagraph"/>
+        <w:numPr>
+          <w:ilvl w:val="0"/>
+          <w:numId w:val="16"/>
+        </w:numPr>
+        <w:tabs>
+          <w:tab w:val="left" w:pos="2100"/>
+        </w:tabs>
+        <w:rPr>
+          <w:b/>
+          <w:bCs/>
+          <w:sz w:val="24"/>
+          <w:szCs w:val="24"/>
+        </w:rPr>
+      </w:pPr>
+      <w:r>
+        <w:rPr>
+          <w:sz w:val="24"/>
+          <w:szCs w:val="24"/>
+          <w:lang w:val="zh-CN"/>
+        </w:rPr>
+        <w:lastRenderedPageBreak/>
+        <w:t xml:space="preserve">            </w:t>
+      </w:r>
+      <w:r>
+        <w:rPr>
+          <w:b/>
+          <w:bCs/>
+          <w:sz w:val="24"/>
+          <w:szCs w:val="24"/>
+          <w:lang w:val="zh-CN"/>
+        </w:rPr>
+        <w:t>Screen-Shoot</w:t>
+      </w:r>
+      <w:r>
+        <w:rPr>
+          <w:b/>
+          <w:bCs/>
+          <w:sz w:val="24"/>
+          <w:szCs w:val="24"/>
+          <w:lang w:val="zh-CN"/>
+        </w:rPr>
+        <w:t> </w:t>
+      </w:r>
+      <w:r>
+        <w:rPr>
+          <w:b/>
+          <w:bCs/>
+          <w:sz w:val="24"/>
+          <w:szCs w:val="24"/>
+        </w:rPr>
+        <w:t>:</w:t>
+      </w:r>
+    </w:p>
+    <w:p>
+      <w:pPr>
+        <w:tabs>
+          <w:tab w:val="left" w:pos="2100"/>
+        </w:tabs>
+        <w:rPr>
+          <w:b/>
+          <w:bCs/>
+          <w:sz w:val="24"/>
+          <w:szCs w:val="24"/>
+        </w:rPr>
+      </w:pPr>
+      <w:r>
+        <w:rPr>
+          <w:noProof/>
+        </w:rPr>
+        <w:drawing>
+          <wp:inline distT="0" distB="0" distL="0" distR="0" wp14:anchorId="0BED2135" wp14:editId="54859A01">
+            <wp:extent cx="5760720" cy="2561590"/>
+            <wp:effectExtent l="0" t="0" r="0" b="0"/>
+            <wp:docPr id="623892461" name="Picture 1"/>
+            <wp:cNvGraphicFramePr>
+              <a:graphicFrameLocks xmlns:a="http://schemas.openxmlformats.org/drawingml/2006/main" noChangeAspect="1"/>
+            </wp:cNvGraphicFramePr>
+            <a:graphic xmlns:a="http://schemas.openxmlformats.org/drawingml/2006/main">
+              <a:graphicData uri="http://schemas.openxmlformats.org/drawingml/2006/picture">
+                <pic:pic xmlns:pic="http://schemas.openxmlformats.org/drawingml/2006/picture">
+                  <pic:nvPicPr>
+                    <pic:cNvPr id="0" name="Picture 2"/>
+                    <pic:cNvPicPr>
+                      <a:picLocks noChangeAspect="1" noChangeArrowheads="1"/>
+                    </pic:cNvPicPr>
+                  </pic:nvPicPr>
+                  <pic:blipFill>
+                    <a:blip r:embed="rId9">
+                      <a:extLst>
+                        <a:ext uri="{28A0092B-C50C-407E-A947-70E740481C1C}">
+                          <a14:useLocalDpi xmlns:a14="http://schemas.microsoft.com/office/drawing/2010/main" val="0"/>
+                        </a:ext>
+                      </a:extLst>
+                    </a:blip>
+                    <a:srcRect/>
+                    <a:stretch>
+                      <a:fillRect/>
+                    </a:stretch>
+                  </pic:blipFill>
+                  <pic:spPr bwMode="auto">
+                    <a:xfrm>
+                      <a:off x="0" y="0"/>
+                      <a:ext cx="5760720" cy="2561590"/>
+                    </a:xfrm>
+                    <a:prstGeom prst="rect">
+                      <a:avLst/>
+                    </a:prstGeom>
+                    <a:noFill/>
+                    <a:ln>
+                      <a:noFill/>
+                    </a:ln>
+                  </pic:spPr>
+                </pic:pic>
+              </a:graphicData>
+            </a:graphic>
+          </wp:inline>
+        </w:drawing>
+      </w:r>
+    </w:p>
+    <w:p>
+      <w:pPr>
+        <w:tabs>
+          <w:tab w:val="left" w:pos="2100"/>
+        </w:tabs>
+        <w:rPr>
+          <w:b/>
+          <w:bCs/>
+          <w:sz w:val="24"/>
+          <w:szCs w:val="24"/>
+        </w:rPr>
+      </w:pPr>
+      <w:r>
+        <w:rPr>
+          <w:noProof/>
+        </w:rPr>
+        <w:drawing>
+          <wp:inline distT="0" distB="0" distL="0" distR="0" wp14:anchorId="33FBF61F" wp14:editId="5B086418">
+            <wp:extent cx="5760720" cy="2559685"/>
+            <wp:effectExtent l="0" t="0" r="0" b="0"/>
+            <wp:docPr id="797146711" name="Picture 2"/>
+            <wp:cNvGraphicFramePr>
+              <a:graphicFrameLocks xmlns:a="http://schemas.openxmlformats.org/drawingml/2006/main" noChangeAspect="1"/>
+            </wp:cNvGraphicFramePr>
+            <a:graphic xmlns:a="http://schemas.openxmlformats.org/drawingml/2006/main">
+              <a:graphicData uri="http://schemas.openxmlformats.org/drawingml/2006/picture">
+                <pic:pic xmlns:pic="http://schemas.openxmlformats.org/drawingml/2006/picture">
+                  <pic:nvPicPr>
+                    <pic:cNvPr id="0" name="Picture 4"/>
+                    <pic:cNvPicPr>
+                      <a:picLocks noChangeAspect="1" noChangeArrowheads="1"/>
+                    </pic:cNvPicPr>
+                  </pic:nvPicPr>
+                  <pic:blipFill>
+                    <a:blip r:embed="rId10">
+                      <a:extLst>
+                        <a:ext uri="{28A0092B-C50C-407E-A947-70E740481C1C}">
+                          <a14:useLocalDpi xmlns:a14="http://schemas.microsoft.com/office/drawing/2010/main" val="0"/>
+                        </a:ext>
+                      </a:extLst>
+                    </a:blip>
+                    <a:srcRect/>
+                    <a:stretch>
+                      <a:fillRect/>
+                    </a:stretch>
+                  </pic:blipFill>
+                  <pic:spPr bwMode="auto">
+                    <a:xfrm>
+                      <a:off x="0" y="0"/>
+                      <a:ext cx="5760720" cy="2559685"/>
+                    </a:xfrm>
+                    <a:prstGeom prst="rect">
+                      <a:avLst/>
+                    </a:prstGeom>
+                    <a:noFill/>
+                    <a:ln>
+                      <a:noFill/>
+                    </a:ln>
+                  </pic:spPr>
+                </pic:pic>
+              </a:graphicData>
+            </a:graphic>
+          </wp:inline>
+        </w:drawing>
+      </w:r>
+    </w:p>
+    <w:p>
+      <w:pPr>
+        <w:tabs>
+          <w:tab w:val="left" w:pos="2100"/>
+        </w:tabs>
+        <w:rPr>
+          <w:b/>
+          <w:bCs/>
+          <w:sz w:val="24"/>
+          <w:szCs w:val="24"/>
+          <w:lang w:val="zh-CN"/>
+        </w:rPr>
+      </w:pPr>
+      <w:r>
+        <w:rPr>
+          <w:b/>
+          <w:bCs/>
+          <w:sz w:val="24"/>
+          <w:szCs w:val="24"/>
+          <w:lang w:val="zh-CN"/>
+        </w:rPr>
+        <w:br/>
+        <w:t xml:space="preserve">SCÉNARIO </w:t>
+      </w:r>
+      <w:r>
+        <w:rPr>
+          <w:b/>
+          <w:bCs/>
+          <w:sz w:val="24"/>
+          <w:szCs w:val="24"/>
+        </w:rPr>
+        <w:t>B</w:t>
+      </w:r>
+      <w:r>
+        <w:rPr>
+          <w:b/>
+          <w:bCs/>
+          <w:sz w:val="24"/>
+          <w:szCs w:val="24"/>
+          <w:lang w:val="zh-CN"/>
+        </w:rPr>
+        <w:t xml:space="preserve"> : Connexion (utilisateur existant pour l’Admin)</w:t>
       </w:r>
     </w:p>
     <w:p>
@@ -1796,6 +2346,74 @@
           <w:szCs w:val="24"/>
           <w:lang w:val="zh-CN"/>
         </w:rPr>
+        <w:t>Acteur</w:t>
+      </w:r>
+      <w:r>
+        <w:rPr>
+          <w:sz w:val="24"/>
+          <w:szCs w:val="24"/>
+          <w:lang w:val="zh-CN"/>
+        </w:rPr>
+        <w:t> : utilisateur inscrit</w:t>
+      </w:r>
+    </w:p>
+    <w:p>
+      <w:pPr>
+        <w:numPr>
+          <w:ilvl w:val="0"/>
+          <w:numId w:val="10"/>
+        </w:numPr>
+        <w:tabs>
+          <w:tab w:val="left" w:pos="2100"/>
+        </w:tabs>
+        <w:rPr>
+          <w:sz w:val="24"/>
+          <w:szCs w:val="24"/>
+          <w:lang w:val="zh-CN"/>
+        </w:rPr>
+      </w:pPr>
+      <w:r>
+        <w:rPr>
+          <w:b/>
+          <w:bCs/>
+          <w:sz w:val="24"/>
+          <w:szCs w:val="24"/>
+          <w:lang w:val="zh-CN"/>
+        </w:rPr>
+        <w:t>Compte</w:t>
+      </w:r>
+      <w:r>
+        <w:rPr>
+          <w:sz w:val="24"/>
+          <w:szCs w:val="24"/>
+          <w:lang w:val="zh-CN"/>
+        </w:rPr>
+        <w:t> : admin@mail.com / hashed_password</w:t>
+      </w:r>
+    </w:p>
+    <w:p>
+      <w:pPr>
+        <w:numPr>
+          <w:ilvl w:val="0"/>
+          <w:numId w:val="10"/>
+        </w:numPr>
+        <w:tabs>
+          <w:tab w:val="left" w:pos="2100"/>
+        </w:tabs>
+        <w:rPr>
+          <w:sz w:val="24"/>
+          <w:szCs w:val="24"/>
+          <w:lang w:val="zh-CN"/>
+        </w:rPr>
+      </w:pPr>
+      <w:r>
+        <w:rPr>
+          <w:b/>
+          <w:bCs/>
+          <w:sz w:val="24"/>
+          <w:szCs w:val="24"/>
+          <w:lang w:val="zh-CN"/>
+        </w:rPr>
         <w:t>Précondition</w:t>
       </w:r>
       <w:r>
@@ -1839,9 +2457,9 @@
           <w:numId w:val="11"/>
         </w:numPr>
         <w:tabs>
+          <w:tab w:val="clear" w:pos="720"/>
           <w:tab w:val="left" w:pos="1428"/>
           <w:tab w:val="left" w:pos="2100"/>
-          <w:tab w:val="clear" w:pos="720"/>
         </w:tabs>
         <w:ind w:left="1428"/>
         <w:rPr>
@@ -1866,9 +2484,9 @@
           <w:numId w:val="11"/>
         </w:numPr>
         <w:tabs>
+          <w:tab w:val="clear" w:pos="720"/>
           <w:tab w:val="left" w:pos="1428"/>
           <w:tab w:val="left" w:pos="2100"/>
-          <w:tab w:val="clear" w:pos="720"/>
         </w:tabs>
         <w:ind w:left="1428"/>
         <w:rPr>
@@ -1893,9 +2511,9 @@
           <w:numId w:val="11"/>
         </w:numPr>
         <w:tabs>
+          <w:tab w:val="clear" w:pos="720"/>
           <w:tab w:val="left" w:pos="1428"/>
           <w:tab w:val="left" w:pos="2100"/>
-          <w:tab w:val="clear" w:pos="720"/>
         </w:tabs>
         <w:ind w:left="1428"/>
         <w:rPr>
@@ -1920,9 +2538,9 @@
           <w:numId w:val="11"/>
         </w:numPr>
         <w:tabs>
+          <w:tab w:val="clear" w:pos="1440"/>
           <w:tab w:val="left" w:pos="2100"/>
           <w:tab w:val="left" w:pos="2148"/>
-          <w:tab w:val="clear" w:pos="1440"/>
         </w:tabs>
         <w:ind w:left="2148"/>
         <w:rPr>
@@ -1947,9 +2565,9 @@
           <w:numId w:val="11"/>
         </w:numPr>
         <w:tabs>
+          <w:tab w:val="clear" w:pos="1440"/>
           <w:tab w:val="left" w:pos="2100"/>
           <w:tab w:val="left" w:pos="2148"/>
-          <w:tab w:val="clear" w:pos="1440"/>
         </w:tabs>
         <w:ind w:left="2148"/>
         <w:rPr>
@@ -1974,9 +2592,9 @@
           <w:numId w:val="11"/>
         </w:numPr>
         <w:tabs>
+          <w:tab w:val="clear" w:pos="720"/>
           <w:tab w:val="left" w:pos="1428"/>
           <w:tab w:val="left" w:pos="2100"/>
-          <w:tab w:val="clear" w:pos="720"/>
         </w:tabs>
         <w:ind w:left="1428"/>
         <w:rPr>
@@ -1991,7 +2609,23 @@
           <w:szCs w:val="24"/>
           <w:lang w:val="zh-CN"/>
         </w:rPr>
-        <w:t>Cliquer sur Continue -&gt; (bouton du formulaire)</w:t>
+        <w:lastRenderedPageBreak/>
+        <w:t>Cliquer sur </w:t>
+      </w:r>
+      <w:r>
+        <w:rPr>
+          <w:sz w:val="24"/>
+          <w:szCs w:val="24"/>
+        </w:rPr>
+        <w:t>« se connecter »</w:t>
+      </w:r>
+      <w:r>
+        <w:rPr>
+          <w:sz w:val="24"/>
+          <w:szCs w:val="24"/>
+          <w:lang w:val="zh-CN"/>
+        </w:rPr>
+        <w:t xml:space="preserve"> -&gt; (bouton du formulaire)</w:t>
       </w:r>
     </w:p>
     <w:p>
@@ -2001,9 +2635,9 @@
           <w:numId w:val="11"/>
         </w:numPr>
         <w:tabs>
+          <w:tab w:val="clear" w:pos="720"/>
           <w:tab w:val="left" w:pos="1428"/>
           <w:tab w:val="left" w:pos="2100"/>
-          <w:tab w:val="clear" w:pos="720"/>
         </w:tabs>
         <w:ind w:left="1428"/>
         <w:rPr>
@@ -2028,9 +2662,9 @@
           <w:numId w:val="11"/>
         </w:numPr>
         <w:tabs>
+          <w:tab w:val="clear" w:pos="720"/>
           <w:tab w:val="left" w:pos="1428"/>
           <w:tab w:val="left" w:pos="2100"/>
-          <w:tab w:val="clear" w:pos="720"/>
         </w:tabs>
         <w:ind w:left="1428"/>
         <w:rPr>
@@ -2045,7 +2679,23 @@
           <w:szCs w:val="24"/>
           <w:lang w:val="zh-CN"/>
         </w:rPr>
-        <w:t>Redirection vers /bienvenue (écran d’accueil connecté)</w:t>
+        <w:t>Redirection vers </w:t>
+      </w:r>
+      <w:r>
+        <w:rPr>
+          <w:sz w:val="24"/>
+          <w:szCs w:val="24"/>
+          <w:lang w:val="en-US"/>
+        </w:rPr>
+        <w:t>front back-off</w:t>
+      </w:r>
+      <w:r>
+        <w:rPr>
+          <w:sz w:val="24"/>
+          <w:szCs w:val="24"/>
+          <w:lang w:val="en-US"/>
+        </w:rPr>
+        <w:t>ice</w:t>
       </w:r>
     </w:p>
     <w:p>
@@ -2059,18 +2709,26 @@
           <w:bCs/>
           <w:sz w:val="24"/>
           <w:szCs w:val="24"/>
-          <w:lang w:val="zh-CN"/>
-        </w:rPr>
-      </w:pPr>
-      <w:r>
-        <w:rPr>
-          <w:b/>
-          <w:bCs/>
-          <w:sz w:val="24"/>
-          <w:szCs w:val="24"/>
-          <w:lang w:val="zh-CN"/>
-        </w:rPr>
-        <w:t>Résultat attendu : Dans le scenario B</w:t>
+        </w:rPr>
+      </w:pPr>
+      <w:r>
+        <w:rPr>
+          <w:b/>
+          <w:bCs/>
+          <w:sz w:val="24"/>
+          <w:szCs w:val="24"/>
+          <w:lang w:val="zh-CN"/>
+        </w:rPr>
+        <w:t xml:space="preserve">Résultat attendu : Dans le scenario </w:t>
+      </w:r>
+      <w:r>
+        <w:rPr>
+          <w:b/>
+          <w:bCs/>
+          <w:sz w:val="24"/>
+          <w:szCs w:val="24"/>
+        </w:rPr>
+        <w:t>C</w:t>
       </w:r>
     </w:p>
     <w:p>
@@ -2084,7 +2742,6 @@
           <w:bCs/>
           <w:sz w:val="24"/>
           <w:szCs w:val="24"/>
-          <w:lang w:val="zh-CN"/>
         </w:rPr>
       </w:pPr>
       <w:r>
@@ -2105,13 +2762,89 @@
         </w:rPr>
         <w:t>Screen-Shoot</w:t>
       </w:r>
-    </w:p>
-    <w:p>
-      <w:pPr>
-        <w:tabs>
+      <w:r>
+        <w:rPr>
+          <w:b/>
+          <w:bCs/>
+          <w:sz w:val="24"/>
+          <w:szCs w:val="24"/>
+          <w:lang w:val="zh-CN"/>
+        </w:rPr>
+        <w:t> </w:t>
+      </w:r>
+      <w:r>
+        <w:rPr>
+          <w:b/>
+          <w:bCs/>
+          <w:sz w:val="24"/>
+          <w:szCs w:val="24"/>
+        </w:rPr>
+        <w:t>:</w:t>
+      </w:r>
+    </w:p>
+    <w:p>
+      <w:pPr>
+        <w:tabs>
+          <w:tab w:val="left" w:pos="1428"/>
           <w:tab w:val="left" w:pos="2100"/>
         </w:tabs>
         <w:rPr>
+          <w:b/>
+          <w:bCs/>
+          <w:sz w:val="24"/>
+          <w:szCs w:val="24"/>
+        </w:rPr>
+      </w:pPr>
+      <w:r>
+        <w:rPr>
+          <w:b/>
+          <w:bCs/>
+          <w:sz w:val="24"/>
+          <w:szCs w:val="24"/>
+        </w:rPr>
+        <w:drawing>
+          <wp:inline distT="0" distB="0" distL="0" distR="0" wp14:anchorId="77314005" wp14:editId="47D869BA">
+            <wp:extent cx="5760720" cy="2096770"/>
+            <wp:effectExtent l="0" t="0" r="0" b="0"/>
+            <wp:docPr id="431763431" name="Picture 1"/>
+            <wp:cNvGraphicFramePr>
+              <a:graphicFrameLocks xmlns:a="http://schemas.openxmlformats.org/drawingml/2006/main" noChangeAspect="1"/>
+            </wp:cNvGraphicFramePr>
+            <a:graphic xmlns:a="http://schemas.openxmlformats.org/drawingml/2006/main">
+              <a:graphicData uri="http://schemas.openxmlformats.org/drawingml/2006/picture">
+                <pic:pic xmlns:pic="http://schemas.openxmlformats.org/drawingml/2006/picture">
+                  <pic:nvPicPr>
+                    <pic:cNvPr id="431763431" name=""/>
+                    <pic:cNvPicPr/>
+                  </pic:nvPicPr>
+                  <pic:blipFill>
+                    <a:blip r:embed="rId11"/>
+                    <a:stretch>
+                      <a:fillRect/>
+                    </a:stretch>
+                  </pic:blipFill>
+                  <pic:spPr>
+                    <a:xfrm>
+                      <a:off x="0" y="0"/>
+                      <a:ext cx="5760720" cy="2096770"/>
+                    </a:xfrm>
+                    <a:prstGeom prst="rect">
+                      <a:avLst/>
+                    </a:prstGeom>
+                  </pic:spPr>
+                </pic:pic>
+              </a:graphicData>
+            </a:graphic>
+          </wp:inline>
+        </w:drawing>
+      </w:r>
+    </w:p>
+    <w:p>
+      <w:pPr>
+        <w:tabs>
+          <w:tab w:val="left" w:pos="2100"/>
+        </w:tabs>
+        <w:rPr>
           <w:sz w:val="24"/>
           <w:szCs w:val="24"/>
           <w:lang w:val="zh-CN"/>
@@ -2132,52 +2865,374 @@
           <w:tab w:val="left" w:pos="2100"/>
         </w:tabs>
         <w:rPr>
-          <w:sz w:val="24"/>
-          <w:szCs w:val="24"/>
-          <w:lang w:val="zh-CN"/>
-        </w:rPr>
-      </w:pPr>
-      <w:r>
-        <w:rPr>
-          <w:sz w:val="24"/>
-          <w:szCs w:val="24"/>
-          <w:lang w:val="zh-CN"/>
-        </w:rPr>
-        <w:pict>
-          <v:rect id="_x0000_i1025" o:spt="1" style="height:1.5pt;width:0pt;" fillcolor="#A0A0A0" filled="t" stroked="f" coordsize="21600,21600" o:hr="t" o:hrstd="t" o:hralign="center">
-            <v:path/>
-            <v:fill on="t" focussize="0,0"/>
-            <v:stroke on="f"/>
-            <v:imagedata o:title=""/>
-            <o:lock v:ext="edit"/>
-            <w10:wrap type="none"/>
-            <w10:anchorlock/>
-          </v:rect>
-        </w:pict>
-      </w:r>
-    </w:p>
-    <w:p>
-      <w:pPr>
+          <w:b/>
+          <w:bCs/>
+          <w:sz w:val="24"/>
+          <w:szCs w:val="24"/>
+          <w:lang w:val="zh-CN"/>
+        </w:rPr>
+      </w:pPr>
+      <w:r>
+        <w:rPr>
+          <w:sz w:val="24"/>
+          <w:szCs w:val="24"/>
+        </w:rPr>
+        <w:br/>
+      </w:r>
+      <w:r>
+        <w:rPr>
+          <w:sz w:val="24"/>
+          <w:szCs w:val="24"/>
+        </w:rPr>
+        <w:br/>
+      </w:r>
+      <w:r>
+        <w:rPr>
+          <w:sz w:val="24"/>
+          <w:szCs w:val="24"/>
+        </w:rPr>
+        <w:br/>
+      </w:r>
+      <w:r>
+        <w:rPr>
+          <w:b/>
+          <w:bCs/>
+          <w:sz w:val="24"/>
+          <w:szCs w:val="24"/>
+          <w:lang w:val="zh-CN"/>
+        </w:rPr>
+        <w:t xml:space="preserve">SCÉNARIO </w:t>
+      </w:r>
+      <w:r>
+        <w:rPr>
+          <w:b/>
+          <w:bCs/>
+          <w:sz w:val="24"/>
+          <w:szCs w:val="24"/>
+        </w:rPr>
+        <w:t>C</w:t>
+      </w:r>
+      <w:r>
+        <w:rPr>
+          <w:b/>
+          <w:bCs/>
+          <w:sz w:val="24"/>
+          <w:szCs w:val="24"/>
+          <w:lang w:val="zh-CN"/>
+        </w:rPr>
+        <w:t xml:space="preserve"> : </w:t>
+      </w:r>
+      <w:r>
+        <w:rPr>
+          <w:b/>
+          <w:bCs/>
+          <w:sz w:val="24"/>
+          <w:szCs w:val="24"/>
+        </w:rPr>
+        <w:t>Accueil back-office</w:t>
+      </w:r>
+      <w:r>
+        <w:rPr>
+          <w:b/>
+          <w:bCs/>
+          <w:sz w:val="24"/>
+          <w:szCs w:val="24"/>
+          <w:lang w:val="zh-CN"/>
+        </w:rPr>
+        <w:t xml:space="preserve"> </w:t>
+      </w:r>
+    </w:p>
+    <w:p>
+      <w:pPr>
+        <w:numPr>
+          <w:ilvl w:val="0"/>
+          <w:numId w:val="10"/>
+        </w:numPr>
         <w:tabs>
           <w:tab w:val="left" w:pos="2100"/>
         </w:tabs>
         <w:rPr>
-          <w:b/>
-          <w:bCs/>
-          <w:sz w:val="24"/>
-          <w:szCs w:val="24"/>
-          <w:lang w:val="zh-CN"/>
-        </w:rPr>
-      </w:pPr>
-      <w:r>
-        <w:rPr>
-          <w:b/>
-          <w:bCs/>
-          <w:sz w:val="24"/>
-          <w:szCs w:val="24"/>
-          <w:lang w:val="zh-CN"/>
-        </w:rPr>
-        <w:t>SCÉNARIO B : Créer un article (rédacteur / admin)</w:t>
+          <w:sz w:val="24"/>
+          <w:szCs w:val="24"/>
+          <w:lang w:val="zh-CN"/>
+        </w:rPr>
+      </w:pPr>
+      <w:r>
+        <w:rPr>
+          <w:b/>
+          <w:bCs/>
+          <w:sz w:val="24"/>
+          <w:szCs w:val="24"/>
+          <w:lang w:val="zh-CN"/>
+        </w:rPr>
+        <w:t>Acteur</w:t>
+      </w:r>
+      <w:r>
+        <w:rPr>
+          <w:sz w:val="24"/>
+          <w:szCs w:val="24"/>
+          <w:lang w:val="zh-CN"/>
+        </w:rPr>
+        <w:t xml:space="preserve"> : </w:t>
+      </w:r>
+      <w:r>
+        <w:rPr>
+          <w:sz w:val="24"/>
+          <w:szCs w:val="24"/>
+        </w:rPr>
+        <w:t>Admin connecte</w:t>
+      </w:r>
+    </w:p>
+    <w:p>
+      <w:pPr>
+        <w:numPr>
+          <w:ilvl w:val="0"/>
+          <w:numId w:val="10"/>
+        </w:numPr>
+        <w:tabs>
+          <w:tab w:val="left" w:pos="2100"/>
+        </w:tabs>
+        <w:rPr>
+          <w:sz w:val="24"/>
+          <w:szCs w:val="24"/>
+          <w:lang w:val="zh-CN"/>
+        </w:rPr>
+      </w:pPr>
+      <w:r>
+        <w:rPr>
+          <w:b/>
+          <w:bCs/>
+          <w:sz w:val="24"/>
+          <w:szCs w:val="24"/>
+          <w:lang w:val="zh-CN"/>
+        </w:rPr>
+        <w:t>Précondition</w:t>
+      </w:r>
+      <w:r>
+        <w:rPr>
+          <w:sz w:val="24"/>
+          <w:szCs w:val="24"/>
+          <w:lang w:val="zh-CN"/>
+        </w:rPr>
+        <w:t xml:space="preserve"> : </w:t>
+      </w:r>
+      <w:r>
+        <w:rPr>
+          <w:sz w:val="24"/>
+          <w:szCs w:val="24"/>
+        </w:rPr>
+        <w:t>Admin connecte (issu de la scenario B)</w:t>
+      </w:r>
+    </w:p>
+    <w:p>
+      <w:pPr>
+        <w:numPr>
+          <w:ilvl w:val="0"/>
+          <w:numId w:val="10"/>
+        </w:numPr>
+        <w:tabs>
+          <w:tab w:val="left" w:pos="2100"/>
+        </w:tabs>
+        <w:rPr>
+          <w:sz w:val="24"/>
+          <w:szCs w:val="24"/>
+          <w:lang w:val="zh-CN"/>
+        </w:rPr>
+      </w:pPr>
+      <w:r>
+        <w:rPr>
+          <w:b/>
+          <w:bCs/>
+          <w:sz w:val="24"/>
+          <w:szCs w:val="24"/>
+          <w:lang w:val="zh-CN"/>
+        </w:rPr>
+        <w:t xml:space="preserve">Résultat attendu : </w:t>
+      </w:r>
+      <w:r>
+        <w:rPr>
+          <w:b/>
+          <w:bCs/>
+          <w:sz w:val="24"/>
+          <w:szCs w:val="24"/>
+        </w:rPr>
+        <w:t>On arrive sur l’accueil du back-offic</w:t>
+      </w:r>
+      <w:r>
+        <w:rPr>
+          <w:b/>
+          <w:bCs/>
+          <w:sz w:val="24"/>
+          <w:szCs w:val="24"/>
+        </w:rPr>
+        <w:t xml:space="preserve">e </w:t>
+      </w:r>
+    </w:p>
+    <w:p>
+      <w:pPr>
+        <w:numPr>
+          <w:ilvl w:val="0"/>
+          <w:numId w:val="10"/>
+        </w:numPr>
+        <w:tabs>
+          <w:tab w:val="left" w:pos="2100"/>
+        </w:tabs>
+        <w:rPr>
+          <w:sz w:val="24"/>
+          <w:szCs w:val="24"/>
+          <w:lang w:val="zh-CN"/>
+        </w:rPr>
+      </w:pPr>
+      <w:r>
+        <w:rPr>
+          <w:b/>
+          <w:bCs/>
+          <w:sz w:val="24"/>
+          <w:szCs w:val="24"/>
+          <w:lang w:val="zh-CN"/>
+        </w:rPr>
+        <w:t>Screen-Shoot </w:t>
+      </w:r>
+      <w:r>
+        <w:rPr>
+          <w:b/>
+          <w:bCs/>
+          <w:sz w:val="24"/>
+          <w:szCs w:val="24"/>
+        </w:rPr>
+        <w:t>:</w:t>
+      </w:r>
+    </w:p>
+    <w:p>
+      <w:pPr>
+        <w:tabs>
+          <w:tab w:val="left" w:pos="2100"/>
+        </w:tabs>
+        <w:ind w:left="360"/>
+        <w:rPr>
+          <w:sz w:val="24"/>
+          <w:szCs w:val="24"/>
+        </w:rPr>
+      </w:pPr>
+      <w:r>
+        <w:rPr>
+          <w:noProof/>
+        </w:rPr>
+        <w:drawing>
+          <wp:inline distT="0" distB="0" distL="0" distR="0" wp14:anchorId="19AED4CA" wp14:editId="1F22221D">
+            <wp:extent cx="5760720" cy="2274570"/>
+            <wp:effectExtent l="0" t="0" r="0" b="0"/>
+            <wp:docPr id="1035451930" name="Picture 3"/>
+            <wp:cNvGraphicFramePr>
+              <a:graphicFrameLocks xmlns:a="http://schemas.openxmlformats.org/drawingml/2006/main" noChangeAspect="1"/>
+            </wp:cNvGraphicFramePr>
+            <a:graphic xmlns:a="http://schemas.openxmlformats.org/drawingml/2006/main">
+              <a:graphicData uri="http://schemas.openxmlformats.org/drawingml/2006/picture">
+                <pic:pic xmlns:pic="http://schemas.openxmlformats.org/drawingml/2006/picture">
+                  <pic:nvPicPr>
+                    <pic:cNvPr id="0" name="Picture 11"/>
+                    <pic:cNvPicPr>
+                      <a:picLocks noChangeAspect="1" noChangeArrowheads="1"/>
+                    </pic:cNvPicPr>
+                  </pic:nvPicPr>
+                  <pic:blipFill>
+                    <a:blip r:embed="rId12">
+                      <a:extLst>
+                        <a:ext uri="{28A0092B-C50C-407E-A947-70E740481C1C}">
+                          <a14:useLocalDpi xmlns:a14="http://schemas.microsoft.com/office/drawing/2010/main" val="0"/>
+                        </a:ext>
+                      </a:extLst>
+                    </a:blip>
+                    <a:srcRect/>
+                    <a:stretch>
+                      <a:fillRect/>
+                    </a:stretch>
+                  </pic:blipFill>
+                  <pic:spPr bwMode="auto">
+                    <a:xfrm>
+                      <a:off x="0" y="0"/>
+                      <a:ext cx="5760720" cy="2274570"/>
+                    </a:xfrm>
+                    <a:prstGeom prst="rect">
+                      <a:avLst/>
+                    </a:prstGeom>
+                    <a:noFill/>
+                    <a:ln>
+                      <a:noFill/>
+                    </a:ln>
+                  </pic:spPr>
+                </pic:pic>
+              </a:graphicData>
+            </a:graphic>
+          </wp:inline>
+        </w:drawing>
+      </w:r>
+    </w:p>
+    <w:p>
+      <w:pPr>
+        <w:pStyle w:val="ListParagraph"/>
+        <w:numPr>
+          <w:ilvl w:val="0"/>
+          <w:numId w:val="17"/>
+        </w:numPr>
+        <w:tabs>
+          <w:tab w:val="left" w:pos="2100"/>
+        </w:tabs>
+        <w:rPr>
+          <w:b/>
+          <w:bCs/>
+          <w:sz w:val="24"/>
+          <w:szCs w:val="24"/>
+          <w:lang w:val="zh-CN"/>
+        </w:rPr>
+      </w:pPr>
+      <w:r>
+        <w:rPr>
+          <w:b/>
+          <w:bCs/>
+          <w:sz w:val="24"/>
+          <w:szCs w:val="24"/>
+        </w:rPr>
+        <w:lastRenderedPageBreak/>
+        <w:br/>
+      </w:r>
+      <w:r>
+        <w:rPr>
+          <w:b/>
+          <w:bCs/>
+          <w:sz w:val="24"/>
+          <w:szCs w:val="24"/>
+          <w:lang w:val="zh-CN"/>
+        </w:rPr>
+        <w:t xml:space="preserve">SCÉNARIO </w:t>
+      </w:r>
+      <w:r>
+        <w:rPr>
+          <w:b/>
+          <w:bCs/>
+          <w:sz w:val="24"/>
+          <w:szCs w:val="24"/>
+        </w:rPr>
+        <w:t>D</w:t>
+      </w:r>
+      <w:r>
+        <w:rPr>
+          <w:b/>
+          <w:bCs/>
+          <w:sz w:val="24"/>
+          <w:szCs w:val="24"/>
+          <w:lang w:val="zh-CN"/>
+        </w:rPr>
+        <w:t xml:space="preserve"> : </w:t>
+      </w:r>
+      <w:r>
+        <w:rPr>
+          <w:b/>
+          <w:bCs/>
+          <w:sz w:val="24"/>
+          <w:szCs w:val="24"/>
+        </w:rPr>
+        <w:t>Tableau de bord</w:t>
       </w:r>
     </w:p>
     <w:p>
@@ -2211,7 +3266,22 @@
           <w:szCs w:val="24"/>
           <w:lang w:val="zh-CN"/>
         </w:rPr>
-        <w:t> : admin connecté (issue du scénario A)</w:t>
+        <w:t xml:space="preserve"> : admin connecté (issue du scénario </w:t>
+      </w:r>
+      <w:r>
+        <w:rPr>
+          <w:sz w:val="24"/>
+          <w:szCs w:val="24"/>
+        </w:rPr>
+        <w:t>B</w:t>
+      </w:r>
+      <w:r>
+        <w:rPr>
+          <w:sz w:val="24"/>
+          <w:szCs w:val="24"/>
+          <w:lang w:val="zh-CN"/>
+        </w:rPr>
+        <w:t>)</w:t>
       </w:r>
     </w:p>
     <w:p>
@@ -2245,17 +3315,19 @@
           <w:szCs w:val="24"/>
           <w:lang w:val="zh-CN"/>
         </w:rPr>
-        <w:t> : utilisateur connecté sur /bienvenue</w:t>
-      </w:r>
-    </w:p>
-    <w:p>
-      <w:pPr>
+        <w:t xml:space="preserve"> : utilisateur connecté </w:t>
+      </w:r>
+    </w:p>
+    <w:p>
+      <w:pPr>
+        <w:numPr>
+          <w:ilvl w:val="0"/>
+          <w:numId w:val="12"/>
+        </w:numPr>
         <w:tabs>
           <w:tab w:val="left" w:pos="2100"/>
         </w:tabs>
         <w:rPr>
-          <w:b/>
-          <w:bCs/>
           <w:sz w:val="24"/>
           <w:szCs w:val="24"/>
           <w:lang w:val="zh-CN"/>
@@ -2291,10 +3363,42 @@
         <w:rPr>
           <w:sz w:val="24"/>
           <w:szCs w:val="24"/>
-          <w:lang w:val="zh-CN"/>
-        </w:rPr>
-        <w:t>Cliquer sur “ Creer un article “</w:t>
-      </w:r>
+        </w:rPr>
+        <w:t>Cliquer sur le bouton « </w:t>
+      </w:r>
+      <w:proofErr w:type="spellStart"/>
+      <w:r>
+        <w:rPr>
+          <w:sz w:val="24"/>
+          <w:szCs w:val="24"/>
+        </w:rPr>
+        <w:t>redaction</w:t>
+      </w:r>
+      <w:proofErr w:type="spellEnd"/>
+      <w:r>
+        <w:rPr>
+          <w:sz w:val="24"/>
+          <w:szCs w:val="24"/>
+        </w:rPr>
+        <w:t> </w:t>
+      </w:r>
+      <w:proofErr w:type="gramStart"/>
+      <w:r>
+        <w:rPr>
+          <w:sz w:val="24"/>
+          <w:szCs w:val="24"/>
+        </w:rPr>
+        <w:t>»</w:t>
+      </w:r>
+      <w:r>
+        <w:rPr>
+          <w:sz w:val="24"/>
+          <w:szCs w:val="24"/>
+          <w:lang w:val="zh-CN"/>
+        </w:rPr>
+        <w:t>:</w:t>
+      </w:r>
+      <w:proofErr w:type="gramEnd"/>
     </w:p>
     <w:p>
       <w:pPr>
@@ -2315,9 +3419,516 @@
         <w:rPr>
           <w:sz w:val="24"/>
           <w:szCs w:val="24"/>
-          <w:lang w:val="zh-CN"/>
-        </w:rPr>
-        <w:t>On arrive sur /redaction (back-office article)</w:t>
+        </w:rPr>
+        <w:t>Puis cliquer sur le bouton « ouvrir la liste »</w:t>
+      </w:r>
+    </w:p>
+    <w:p>
+      <w:pPr>
+        <w:tabs>
+          <w:tab w:val="left" w:pos="2100"/>
+        </w:tabs>
+        <w:rPr>
+          <w:sz w:val="24"/>
+          <w:szCs w:val="24"/>
+        </w:rPr>
+      </w:pPr>
+    </w:p>
+    <w:p>
+      <w:pPr>
+        <w:tabs>
+          <w:tab w:val="left" w:pos="2100"/>
+        </w:tabs>
+        <w:rPr>
+          <w:sz w:val="24"/>
+          <w:szCs w:val="24"/>
+          <w:lang w:val="zh-CN"/>
+        </w:rPr>
+      </w:pPr>
+      <w:r>
+        <w:rPr>
+          <w:sz w:val="24"/>
+          <w:szCs w:val="24"/>
+        </w:rPr>
+        <w:t xml:space="preserve">     </w:t>
+      </w:r>
+      <w:r>
+        <w:rPr>
+          <w:b/>
+          <w:bCs/>
+          <w:sz w:val="24"/>
+          <w:szCs w:val="24"/>
+          <w:lang w:val="zh-CN"/>
+        </w:rPr>
+        <w:t>Résultat attendu</w:t>
+      </w:r>
+    </w:p>
+    <w:p>
+      <w:pPr>
+        <w:numPr>
+          <w:ilvl w:val="0"/>
+          <w:numId w:val="14"/>
+        </w:numPr>
+        <w:tabs>
+          <w:tab w:val="left" w:pos="2100"/>
+        </w:tabs>
+        <w:rPr>
+          <w:sz w:val="24"/>
+          <w:szCs w:val="24"/>
+          <w:lang w:val="zh-CN"/>
+        </w:rPr>
+      </w:pPr>
+      <w:r>
+        <w:rPr>
+          <w:sz w:val="24"/>
+          <w:szCs w:val="24"/>
+        </w:rPr>
+        <w:t xml:space="preserve">On obtient </w:t>
+      </w:r>
+      <w:proofErr w:type="spellStart"/>
+      <w:r>
+        <w:rPr>
+          <w:sz w:val="24"/>
+          <w:szCs w:val="24"/>
+        </w:rPr>
+        <w:t>unesection</w:t>
+      </w:r>
+      <w:proofErr w:type="spellEnd"/>
+      <w:r>
+        <w:rPr>
+          <w:sz w:val="24"/>
+          <w:szCs w:val="24"/>
+        </w:rPr>
+        <w:t xml:space="preserve"> affichant la </w:t>
+      </w:r>
+      <w:proofErr w:type="spellStart"/>
+      <w:r>
+        <w:rPr>
+          <w:sz w:val="24"/>
+          <w:szCs w:val="24"/>
+        </w:rPr>
+        <w:t>recapitulation</w:t>
+      </w:r>
+      <w:proofErr w:type="spellEnd"/>
+      <w:r>
+        <w:rPr>
+          <w:sz w:val="24"/>
+          <w:szCs w:val="24"/>
+        </w:rPr>
+        <w:t xml:space="preserve"> des gestions des articles (</w:t>
+      </w:r>
+      <w:proofErr w:type="spellStart"/>
+      <w:proofErr w:type="gramStart"/>
+      <w:r>
+        <w:rPr>
+          <w:sz w:val="24"/>
+          <w:szCs w:val="24"/>
+        </w:rPr>
+        <w:t>cree,brouillon</w:t>
+      </w:r>
+      <w:proofErr w:type="gramEnd"/>
+      <w:r>
+        <w:rPr>
+          <w:sz w:val="24"/>
+          <w:szCs w:val="24"/>
+        </w:rPr>
+        <w:t>,published</w:t>
+      </w:r>
+      <w:proofErr w:type="spellEnd"/>
+      <w:r>
+        <w:rPr>
+          <w:sz w:val="24"/>
+          <w:szCs w:val="24"/>
+        </w:rPr>
+        <w:t>)</w:t>
+      </w:r>
+    </w:p>
+    <w:p>
+      <w:pPr>
+        <w:numPr>
+          <w:ilvl w:val="0"/>
+          <w:numId w:val="14"/>
+        </w:numPr>
+        <w:tabs>
+          <w:tab w:val="left" w:pos="2100"/>
+        </w:tabs>
+        <w:rPr>
+          <w:sz w:val="24"/>
+          <w:szCs w:val="24"/>
+          <w:lang w:val="zh-CN"/>
+        </w:rPr>
+      </w:pPr>
+      <w:r>
+        <w:rPr>
+          <w:sz w:val="24"/>
+          <w:szCs w:val="24"/>
+        </w:rPr>
+        <w:t>On obtient une liste des articles avec des actions (</w:t>
+      </w:r>
+      <w:proofErr w:type="spellStart"/>
+      <w:proofErr w:type="gramStart"/>
+      <w:r>
+        <w:rPr>
+          <w:sz w:val="24"/>
+          <w:szCs w:val="24"/>
+        </w:rPr>
+        <w:t>voir,modifier</w:t>
+      </w:r>
+      <w:proofErr w:type="gramEnd"/>
+      <w:r>
+        <w:rPr>
+          <w:sz w:val="24"/>
+          <w:szCs w:val="24"/>
+        </w:rPr>
+        <w:t>,supprimer</w:t>
+      </w:r>
+      <w:proofErr w:type="spellEnd"/>
+      <w:r>
+        <w:rPr>
+          <w:sz w:val="24"/>
+          <w:szCs w:val="24"/>
+        </w:rPr>
+        <w:t>)</w:t>
+      </w:r>
+    </w:p>
+    <w:p>
+      <w:pPr>
+        <w:tabs>
+          <w:tab w:val="left" w:pos="2100"/>
+        </w:tabs>
+        <w:ind w:firstLine="210"/>
+        <w:jc w:val="center"/>
+        <w:rPr>
+          <w:b/>
+          <w:bCs/>
+          <w:sz w:val="24"/>
+          <w:szCs w:val="24"/>
+        </w:rPr>
+      </w:pPr>
+      <w:r>
+        <w:rPr>
+          <w:b/>
+          <w:bCs/>
+          <w:sz w:val="24"/>
+          <w:szCs w:val="24"/>
+          <w:lang w:val="zh-CN"/>
+        </w:rPr>
+        <w:t>Screen-Shoot</w:t>
+      </w:r>
+      <w:r>
+        <w:rPr>
+          <w:b/>
+          <w:bCs/>
+          <w:sz w:val="24"/>
+          <w:szCs w:val="24"/>
+        </w:rPr>
+        <w:t> :</w:t>
+      </w:r>
+      <w:r>
+        <w:rPr>
+          <w:b/>
+          <w:bCs/>
+          <w:sz w:val="24"/>
+          <w:szCs w:val="24"/>
+        </w:rPr>
+        <w:br/>
+      </w:r>
+      <w:r>
+        <w:rPr>
+          <w:b/>
+          <w:bCs/>
+          <w:sz w:val="24"/>
+          <w:szCs w:val="24"/>
+        </w:rPr>
+        <w:drawing>
+          <wp:inline distT="0" distB="0" distL="0" distR="0" wp14:anchorId="062B7915" wp14:editId="7B11F0DC">
+            <wp:extent cx="5760720" cy="1868805"/>
+            <wp:effectExtent l="0" t="0" r="0" b="0"/>
+            <wp:docPr id="503316926" name="Picture 1"/>
+            <wp:cNvGraphicFramePr>
+              <a:graphicFrameLocks xmlns:a="http://schemas.openxmlformats.org/drawingml/2006/main" noChangeAspect="1"/>
+            </wp:cNvGraphicFramePr>
+            <a:graphic xmlns:a="http://schemas.openxmlformats.org/drawingml/2006/main">
+              <a:graphicData uri="http://schemas.openxmlformats.org/drawingml/2006/picture">
+                <pic:pic xmlns:pic="http://schemas.openxmlformats.org/drawingml/2006/picture">
+                  <pic:nvPicPr>
+                    <pic:cNvPr id="503316926" name=""/>
+                    <pic:cNvPicPr/>
+                  </pic:nvPicPr>
+                  <pic:blipFill>
+                    <a:blip r:embed="rId13"/>
+                    <a:stretch>
+                      <a:fillRect/>
+                    </a:stretch>
+                  </pic:blipFill>
+                  <pic:spPr>
+                    <a:xfrm>
+                      <a:off x="0" y="0"/>
+                      <a:ext cx="5760720" cy="1868805"/>
+                    </a:xfrm>
+                    <a:prstGeom prst="rect">
+                      <a:avLst/>
+                    </a:prstGeom>
+                  </pic:spPr>
+                </pic:pic>
+              </a:graphicData>
+            </a:graphic>
+          </wp:inline>
+        </w:drawing>
+      </w:r>
+    </w:p>
+    <w:p>
+      <w:pPr>
+        <w:tabs>
+          <w:tab w:val="left" w:pos="2100"/>
+        </w:tabs>
+        <w:ind w:firstLine="210"/>
+        <w:jc w:val="center"/>
+        <w:rPr>
+          <w:b/>
+          <w:bCs/>
+          <w:sz w:val="24"/>
+          <w:szCs w:val="24"/>
+        </w:rPr>
+      </w:pPr>
+      <w:r>
+        <w:rPr>
+          <w:b/>
+          <w:bCs/>
+          <w:sz w:val="24"/>
+          <w:szCs w:val="24"/>
+        </w:rPr>
+        <w:drawing>
+          <wp:inline distT="0" distB="0" distL="0" distR="0" wp14:anchorId="07B75F05" wp14:editId="43BC44E8">
+            <wp:extent cx="5760720" cy="2558415"/>
+            <wp:effectExtent l="0" t="0" r="0" b="0"/>
+            <wp:docPr id="141985189" name="Picture 1"/>
+            <wp:cNvGraphicFramePr>
+              <a:graphicFrameLocks xmlns:a="http://schemas.openxmlformats.org/drawingml/2006/main" noChangeAspect="1"/>
+            </wp:cNvGraphicFramePr>
+            <a:graphic xmlns:a="http://schemas.openxmlformats.org/drawingml/2006/main">
+              <a:graphicData uri="http://schemas.openxmlformats.org/drawingml/2006/picture">
+                <pic:pic xmlns:pic="http://schemas.openxmlformats.org/drawingml/2006/picture">
+                  <pic:nvPicPr>
+                    <pic:cNvPr id="141985189" name=""/>
+                    <pic:cNvPicPr/>
+                  </pic:nvPicPr>
+                  <pic:blipFill>
+                    <a:blip r:embed="rId14"/>
+                    <a:stretch>
+                      <a:fillRect/>
+                    </a:stretch>
+                  </pic:blipFill>
+                  <pic:spPr>
+                    <a:xfrm>
+                      <a:off x="0" y="0"/>
+                      <a:ext cx="5760720" cy="2558415"/>
+                    </a:xfrm>
+                    <a:prstGeom prst="rect">
+                      <a:avLst/>
+                    </a:prstGeom>
+                  </pic:spPr>
+                </pic:pic>
+              </a:graphicData>
+            </a:graphic>
+          </wp:inline>
+        </w:drawing>
+      </w:r>
+    </w:p>
+    <w:p>
+      <w:pPr>
+        <w:tabs>
+          <w:tab w:val="left" w:pos="2100"/>
+        </w:tabs>
+        <w:jc w:val="center"/>
+        <w:rPr>
+          <w:b/>
+          <w:bCs/>
+          <w:sz w:val="24"/>
+          <w:szCs w:val="24"/>
+        </w:rPr>
+      </w:pPr>
+    </w:p>
+    <w:p>
+      <w:pPr>
+        <w:pStyle w:val="ListParagraph"/>
+        <w:numPr>
+          <w:ilvl w:val="0"/>
+          <w:numId w:val="17"/>
+        </w:numPr>
+        <w:tabs>
+          <w:tab w:val="left" w:pos="2100"/>
+        </w:tabs>
+        <w:rPr>
+          <w:b/>
+          <w:bCs/>
+          <w:sz w:val="24"/>
+          <w:szCs w:val="24"/>
+          <w:lang w:val="zh-CN"/>
+        </w:rPr>
+      </w:pPr>
+    </w:p>
+    <w:p>
+      <w:pPr>
+        <w:pStyle w:val="ListParagraph"/>
+        <w:tabs>
+          <w:tab w:val="left" w:pos="2100"/>
+        </w:tabs>
+        <w:rPr>
+          <w:b/>
+          <w:bCs/>
+          <w:sz w:val="24"/>
+          <w:szCs w:val="24"/>
+          <w:lang w:val="zh-CN"/>
+        </w:rPr>
+      </w:pPr>
+      <w:r>
+        <w:rPr>
+          <w:b/>
+          <w:bCs/>
+          <w:sz w:val="24"/>
+          <w:szCs w:val="24"/>
+          <w:lang w:val="zh-CN"/>
+        </w:rPr>
+        <w:lastRenderedPageBreak/>
+        <w:t xml:space="preserve">SCÉNARIO </w:t>
+      </w:r>
+      <w:r>
+        <w:rPr>
+          <w:b/>
+          <w:bCs/>
+          <w:sz w:val="24"/>
+          <w:szCs w:val="24"/>
+        </w:rPr>
+        <w:t>C</w:t>
+      </w:r>
+      <w:r>
+        <w:rPr>
+          <w:b/>
+          <w:bCs/>
+          <w:sz w:val="24"/>
+          <w:szCs w:val="24"/>
+          <w:lang w:val="zh-CN"/>
+        </w:rPr>
+        <w:t xml:space="preserve"> : </w:t>
+      </w:r>
+      <w:r>
+        <w:rPr>
+          <w:b/>
+          <w:bCs/>
+          <w:sz w:val="24"/>
+          <w:szCs w:val="24"/>
+        </w:rPr>
+        <w:t xml:space="preserve">Gestion Article </w:t>
+      </w:r>
+    </w:p>
+    <w:p>
+      <w:pPr>
+        <w:numPr>
+          <w:ilvl w:val="0"/>
+          <w:numId w:val="12"/>
+        </w:numPr>
+        <w:tabs>
+          <w:tab w:val="left" w:pos="2100"/>
+        </w:tabs>
+        <w:rPr>
+          <w:sz w:val="24"/>
+          <w:szCs w:val="24"/>
+          <w:lang w:val="zh-CN"/>
+        </w:rPr>
+      </w:pPr>
+      <w:r>
+        <w:rPr>
+          <w:b/>
+          <w:bCs/>
+          <w:sz w:val="24"/>
+          <w:szCs w:val="24"/>
+          <w:lang w:val="zh-CN"/>
+        </w:rPr>
+        <w:t>Acteur</w:t>
+      </w:r>
+      <w:r>
+        <w:rPr>
+          <w:sz w:val="24"/>
+          <w:szCs w:val="24"/>
+          <w:lang w:val="zh-CN"/>
+        </w:rPr>
+        <w:t xml:space="preserve"> : admin connecté (issue du scénario </w:t>
+      </w:r>
+      <w:r>
+        <w:rPr>
+          <w:sz w:val="24"/>
+          <w:szCs w:val="24"/>
+        </w:rPr>
+        <w:t>B</w:t>
+      </w:r>
+      <w:r>
+        <w:rPr>
+          <w:sz w:val="24"/>
+          <w:szCs w:val="24"/>
+          <w:lang w:val="zh-CN"/>
+        </w:rPr>
+        <w:t>)</w:t>
+      </w:r>
+    </w:p>
+    <w:p>
+      <w:pPr>
+        <w:numPr>
+          <w:ilvl w:val="0"/>
+          <w:numId w:val="12"/>
+        </w:numPr>
+        <w:tabs>
+          <w:tab w:val="left" w:pos="2100"/>
+        </w:tabs>
+        <w:rPr>
+          <w:sz w:val="24"/>
+          <w:szCs w:val="24"/>
+          <w:lang w:val="zh-CN"/>
+        </w:rPr>
+      </w:pPr>
+      <w:r>
+        <w:rPr>
+          <w:b/>
+          <w:bCs/>
+          <w:sz w:val="24"/>
+          <w:szCs w:val="24"/>
+          <w:lang w:val="zh-CN"/>
+        </w:rPr>
+        <w:t>Précondition</w:t>
+      </w:r>
+      <w:r>
+        <w:rPr>
+          <w:sz w:val="24"/>
+          <w:szCs w:val="24"/>
+          <w:lang w:val="zh-CN"/>
+        </w:rPr>
+        <w:t xml:space="preserve"> : utilisateur connecté </w:t>
+      </w:r>
+    </w:p>
+    <w:p>
+      <w:pPr>
+        <w:numPr>
+          <w:ilvl w:val="0"/>
+          <w:numId w:val="12"/>
+        </w:numPr>
+        <w:tabs>
+          <w:tab w:val="left" w:pos="2100"/>
+        </w:tabs>
+        <w:rPr>
+          <w:sz w:val="24"/>
+          <w:szCs w:val="24"/>
+          <w:lang w:val="zh-CN"/>
+        </w:rPr>
+      </w:pPr>
+      <w:r>
+        <w:rPr>
+          <w:b/>
+          <w:bCs/>
+          <w:sz w:val="24"/>
+          <w:szCs w:val="24"/>
+          <w:lang w:val="zh-CN"/>
+        </w:rPr>
+        <w:t>Étapes</w:t>
       </w:r>
     </w:p>
     <w:p>
@@ -2341,6 +3952,47 @@
           <w:szCs w:val="24"/>
           <w:lang w:val="zh-CN"/>
         </w:rPr>
+        <w:t>On arrive sur /</w:t>
+      </w:r>
+      <w:proofErr w:type="spellStart"/>
+      <w:r>
+        <w:rPr>
+          <w:sz w:val="24"/>
+          <w:szCs w:val="24"/>
+        </w:rPr>
+        <w:t>redaction</w:t>
+      </w:r>
+      <w:proofErr w:type="spellEnd"/>
+      <w:r>
+        <w:rPr>
+          <w:sz w:val="24"/>
+          <w:szCs w:val="24"/>
+          <w:lang w:val="zh-CN"/>
+        </w:rPr>
+        <w:t> (back-office )</w:t>
+      </w:r>
+    </w:p>
+    <w:p>
+      <w:pPr>
+        <w:numPr>
+          <w:ilvl w:val="0"/>
+          <w:numId w:val="13"/>
+        </w:numPr>
+        <w:tabs>
+          <w:tab w:val="left" w:pos="2100"/>
+        </w:tabs>
+        <w:rPr>
+          <w:sz w:val="24"/>
+          <w:szCs w:val="24"/>
+          <w:lang w:val="zh-CN"/>
+        </w:rPr>
+      </w:pPr>
+      <w:r>
+        <w:rPr>
+          <w:sz w:val="24"/>
+          <w:szCs w:val="24"/>
+          <w:lang w:val="zh-CN"/>
+        </w:rPr>
         <w:t>Remplir le formulaire :</w:t>
       </w:r>
     </w:p>
@@ -2703,7 +4355,6 @@
           <w:bCs/>
           <w:sz w:val="24"/>
           <w:szCs w:val="24"/>
-          <w:lang w:val="zh-CN"/>
         </w:rPr>
       </w:pPr>
       <w:r>
@@ -2716,15 +4367,86 @@
         </w:rPr>
         <w:t>Screen-Shoot</w:t>
       </w:r>
+      <w:r>
+        <w:rPr>
+          <w:b/>
+          <w:bCs/>
+          <w:sz w:val="24"/>
+          <w:szCs w:val="24"/>
+          <w:lang w:val="zh-CN"/>
+        </w:rPr>
+        <w:t> </w:t>
+      </w:r>
+      <w:r>
+        <w:rPr>
+          <w:b/>
+          <w:bCs/>
+          <w:sz w:val="24"/>
+          <w:szCs w:val="24"/>
+        </w:rPr>
+        <w:t>:</w:t>
+      </w:r>
+      <w:r>
+        <w:rPr>
+          <w:b/>
+          <w:bCs/>
+          <w:sz w:val="24"/>
+          <w:szCs w:val="24"/>
+        </w:rPr>
+        <w:br/>
+      </w:r>
+      <w:r>
+        <w:rPr>
+          <w:b/>
+          <w:bCs/>
+          <w:sz w:val="24"/>
+          <w:szCs w:val="24"/>
+        </w:rPr>
+        <w:drawing>
+          <wp:inline distT="0" distB="0" distL="0" distR="0" wp14:anchorId="738E5B21" wp14:editId="7487DBED">
+            <wp:extent cx="5760720" cy="2561590"/>
+            <wp:effectExtent l="0" t="0" r="0" b="0"/>
+            <wp:docPr id="259090964" name="Picture 1"/>
+            <wp:cNvGraphicFramePr>
+              <a:graphicFrameLocks xmlns:a="http://schemas.openxmlformats.org/drawingml/2006/main" noChangeAspect="1"/>
+            </wp:cNvGraphicFramePr>
+            <a:graphic xmlns:a="http://schemas.openxmlformats.org/drawingml/2006/main">
+              <a:graphicData uri="http://schemas.openxmlformats.org/drawingml/2006/picture">
+                <pic:pic xmlns:pic="http://schemas.openxmlformats.org/drawingml/2006/picture">
+                  <pic:nvPicPr>
+                    <pic:cNvPr id="259090964" name=""/>
+                    <pic:cNvPicPr/>
+                  </pic:nvPicPr>
+                  <pic:blipFill>
+                    <a:blip r:embed="rId15"/>
+                    <a:stretch>
+                      <a:fillRect/>
+                    </a:stretch>
+                  </pic:blipFill>
+                  <pic:spPr>
+                    <a:xfrm>
+                      <a:off x="0" y="0"/>
+                      <a:ext cx="5760720" cy="2561590"/>
+                    </a:xfrm>
+                    <a:prstGeom prst="rect">
+                      <a:avLst/>
+                    </a:prstGeom>
+                  </pic:spPr>
+                </pic:pic>
+              </a:graphicData>
+            </a:graphic>
+          </wp:inline>
+        </w:drawing>
+      </w:r>
     </w:p>
     <w:p>
       <w:pPr>
         <w:pBdr>
-          <w:top w:val="single" w:color="auto" w:sz="4" w:space="1"/>
-          <w:left w:val="single" w:color="auto" w:sz="4" w:space="4"/>
-          <w:bottom w:val="single" w:color="auto" w:sz="4" w:space="1"/>
-          <w:right w:val="single" w:color="auto" w:sz="4" w:space="4"/>
-          <w:between w:val="single" w:color="auto" w:sz="4" w:space="1"/>
+          <w:top w:val="single" w:sz="4" w:space="1" w:color="auto"/>
+          <w:left w:val="single" w:sz="4" w:space="4" w:color="auto"/>
+          <w:bottom w:val="single" w:sz="4" w:space="1" w:color="auto"/>
+          <w:right w:val="single" w:sz="4" w:space="4" w:color="auto"/>
+          <w:between w:val="single" w:sz="4" w:space="1" w:color="auto"/>
         </w:pBdr>
         <w:tabs>
           <w:tab w:val="left" w:pos="2100"/>
@@ -2740,12 +4462,13 @@
           <w:sz w:val="24"/>
           <w:szCs w:val="24"/>
         </w:rPr>
+        <w:lastRenderedPageBreak/>
         <w:t>Lien GitHub</w:t>
       </w:r>
     </w:p>
     <w:p>
       <w:pPr>
-        <w:pStyle w:val="34"/>
+        <w:pStyle w:val="ListParagraph"/>
         <w:numPr>
           <w:ilvl w:val="0"/>
           <w:numId w:val="15"/>
@@ -2760,51 +4483,34 @@
           <w:szCs w:val="24"/>
         </w:rPr>
       </w:pPr>
-      <w:r>
-        <w:fldChar w:fldCharType="begin"/>
-      </w:r>
-      <w:r>
-        <w:instrText xml:space="preserve"> HYPERLINK "https://github.com/Diarintsoa-Natiora/SiteActualite" </w:instrText>
-      </w:r>
-      <w:r>
-        <w:fldChar w:fldCharType="separate"/>
-      </w:r>
-      <w:r>
-        <w:rPr>
-          <w:rStyle w:val="13"/>
-          <w:b/>
-          <w:bCs/>
-          <w:sz w:val="24"/>
-          <w:szCs w:val="24"/>
-        </w:rPr>
-        <w:t>https://github.com/Diarintsoa-Natiora/SiteActualite</w:t>
-      </w:r>
-      <w:r>
-        <w:rPr>
-          <w:rStyle w:val="13"/>
-          <w:b/>
-          <w:bCs/>
-          <w:sz w:val="24"/>
-          <w:szCs w:val="24"/>
-        </w:rPr>
-        <w:fldChar w:fldCharType="end"/>
-      </w:r>
+      <w:hyperlink r:id="rId16" w:history="1">
+        <w:r>
+          <w:rPr>
+            <w:rStyle w:val="Hyperlink"/>
+            <w:b/>
+            <w:bCs/>
+            <w:sz w:val="24"/>
+            <w:szCs w:val="24"/>
+          </w:rPr>
+          <w:t>https://github.com/Diarintsoa-Natiora/SiteActualite</w:t>
+        </w:r>
+      </w:hyperlink>
     </w:p>
     <w:sectPr>
-      <w:headerReference r:id="rId5" w:type="default"/>
+      <w:headerReference w:type="default" r:id="rId17"/>
       <w:type w:val="continuous"/>
       <w:pgSz w:w="11906" w:h="16838"/>
       <w:pgMar w:top="1417" w:right="1417" w:bottom="1417" w:left="1417" w:header="708" w:footer="708" w:gutter="0"/>
-      <w:cols w:space="708" w:num="1"/>
-      <w:docGrid w:linePitch="360" w:charSpace="0"/>
+      <w:cols w:space="708"/>
+      <w:docGrid w:linePitch="360"/>
     </w:sectPr>
   </w:body>
 </w:document>
 </file>
 
 <file path=word/endnotes.xml><?xml version="1.0" encoding="utf-8"?>
-<w:endnotes xmlns:wpc="http://schemas.microsoft.com/office/word/2010/wordprocessingCanvas" xmlns:mc="http://schemas.openxmlformats.org/markup-compatibility/2006" xmlns:o="urn:schemas-microsoft-com:office:office" xmlns:r="http://schemas.openxmlformats.org/officeDocument/2006/relationships" xmlns:m="http://schemas.openxmlformats.org/officeDocument/2006/math" xmlns:v="urn:schemas-microsoft-com:vml" xmlns:wp14="http://schemas.microsoft.com/office/word/2010/wordprocessingDrawing" xmlns:wp="http://schemas.openxmlformats.org/drawingml/2006/wordprocessingDrawing" xmlns:w="http://schemas.openxmlformats.org/wordprocessingml/2006/main" xmlns:w14="http://schemas.microsoft.com/office/word/2010/wordml" xmlns:w15="http://schemas.microsoft.com/office/word/2012/wordml" xmlns:w10="urn:schemas-microsoft-com:office:word" xmlns:wpg="http://schemas.microsoft.com/office/word/2010/wordprocessingGroup" xmlns:wpi="http://schemas.microsoft.com/office/word/2010/wordprocessingInk" xmlns:wne="http://schemas.microsoft.com/office/word/2006/wordml" xmlns:wps="http://schemas.microsoft.com/office/word/2010/wordprocessingShape" xmlns:wpsCustomData="http://www.wps.cn/officeDocument/2013/wpsCustomData" mc:Ignorable="w14 w15 wp14">
-  <w:endnote w:type="separator" w:id="0">
+<w:endnotes xmlns:wpc="http://schemas.microsoft.com/office/word/2010/wordprocessingCanvas" xmlns:cx="http://schemas.microsoft.com/office/drawing/2014/chartex" xmlns:cx1="http://schemas.microsoft.com/office/drawing/2015/9/8/chartex" xmlns:cx2="http://schemas.microsoft.com/office/drawing/2015/10/21/chartex" xmlns:cx3="http://schemas.microsoft.com/office/drawing/2016/5/9/chartex" xmlns:cx4="http://schemas.microsoft.com/office/drawing/2016/5/10/chartex" xmlns:cx5="http://schemas.microsoft.com/office/drawing/2016/5/11/chartex" xmlns:cx6="http://schemas.microsoft.com/office/drawing/2016/5/12/chartex" xmlns:cx7="http://schemas.microsoft.com/office/drawing/2016/5/13/chartex" xmlns:cx8="http://schemas.microsoft.com/office/drawing/2016/5/14/chartex" xmlns:mc="http://schemas.openxmlformats.org/markup-compatibility/2006" xmlns:aink="http://schemas.microsoft.com/office/drawing/2016/ink" xmlns:am3d="http://schemas.microsoft.com/office/drawing/2017/model3d" xmlns:o="urn:schemas-microsoft-com:office:office" xmlns:oel="http://schemas.microsoft.com/office/2019/extlst" xmlns:r="http://schemas.openxmlformats.org/officeDocument/2006/relationships" xmlns:m="http://schemas.openxmlformats.org/officeDocument/2006/math" xmlns:v="urn:schemas-microsoft-com:vml" xmlns:wp14="http://schemas.microsoft.com/office/word/2010/wordprocessingDrawing" xmlns:wp="http://schemas.openxmlformats.org/drawingml/2006/wordprocessingDrawing" xmlns:w10="urn:schemas-microsoft-com:office:word" xmlns:w="http://schemas.openxmlformats.org/wordprocessingml/2006/main" xmlns:w14="http://schemas.microsoft.com/office/word/2010/wordml" xmlns:w15="http://schemas.microsoft.com/office/word/2012/wordml" xmlns:w16cex="http://schemas.microsoft.com/office/word/2018/wordml/cex" xmlns:w16cid="http://schemas.microsoft.com/office/word/2016/wordml/cid" xmlns:w16="http://schemas.microsoft.com/office/word/2018/wordml" xmlns:w16du="http://schemas.microsoft.com/office/word/2023/wordml/word16du" xmlns:w16sdtdh="http://schemas.microsoft.com/office/word/2020/wordml/sdtdatahash" xmlns:w16sdtfl="http://schemas.microsoft.com/office/word/2024/wordml/sdtformatlock" xmlns:w16se="http://schemas.microsoft.com/office/word/2015/wordml/symex" xmlns:wpg="http://schemas.microsoft.com/office/word/2010/wordprocessingGroup" xmlns:wpi="http://schemas.microsoft.com/office/word/2010/wordprocessingInk" xmlns:wne="http://schemas.microsoft.com/office/word/2006/wordml" xmlns:wps="http://schemas.microsoft.com/office/word/2010/wordprocessingShape" mc:Ignorable="w14 w15 w16se w16cid w16 w16cex w16sdtdh w16sdtfl w16du wp14">
+  <w:endnote w:type="separator" w:id="-1">
     <w:p>
       <w:pPr>
         <w:spacing w:line="240" w:lineRule="auto"/>
@@ -2814,7 +4520,7 @@
       </w:r>
     </w:p>
   </w:endnote>
-  <w:endnote w:type="continuationSeparator" w:id="1">
+  <w:endnote w:type="continuationSeparator" w:id="0">
     <w:p>
       <w:pPr>
         <w:spacing w:line="240" w:lineRule="auto"/>
@@ -2828,21 +4534,21 @@
 </file>
 
 <file path=word/footnotes.xml><?xml version="1.0" encoding="utf-8"?>
-<w:footnotes xmlns:wpc="http://schemas.microsoft.com/office/word/2010/wordprocessingCanvas" xmlns:mc="http://schemas.openxmlformats.org/markup-compatibility/2006" xmlns:o="urn:schemas-microsoft-com:office:office" xmlns:r="http://schemas.openxmlformats.org/officeDocument/2006/relationships" xmlns:m="http://schemas.openxmlformats.org/officeDocument/2006/math" xmlns:v="urn:schemas-microsoft-com:vml" xmlns:wp14="http://schemas.microsoft.com/office/word/2010/wordprocessingDrawing" xmlns:wp="http://schemas.openxmlformats.org/drawingml/2006/wordprocessingDrawing" xmlns:w="http://schemas.openxmlformats.org/wordprocessingml/2006/main" xmlns:w14="http://schemas.microsoft.com/office/word/2010/wordml" xmlns:w15="http://schemas.microsoft.com/office/word/2012/wordml" xmlns:w10="urn:schemas-microsoft-com:office:word" xmlns:wpg="http://schemas.microsoft.com/office/word/2010/wordprocessingGroup" xmlns:wpi="http://schemas.microsoft.com/office/word/2010/wordprocessingInk" xmlns:wne="http://schemas.microsoft.com/office/word/2006/wordml" xmlns:wps="http://schemas.microsoft.com/office/word/2010/wordprocessingShape" xmlns:wpsCustomData="http://www.wps.cn/officeDocument/2013/wpsCustomData" mc:Ignorable="w14 w15 wp14">
-  <w:footnote w:type="separator" w:id="0">
-    <w:p>
-      <w:pPr>
-        <w:spacing w:before="0" w:after="0" w:line="259" w:lineRule="auto"/>
+<w:footnotes xmlns:wpc="http://schemas.microsoft.com/office/word/2010/wordprocessingCanvas" xmlns:cx="http://schemas.microsoft.com/office/drawing/2014/chartex" xmlns:cx1="http://schemas.microsoft.com/office/drawing/2015/9/8/chartex" xmlns:cx2="http://schemas.microsoft.com/office/drawing/2015/10/21/chartex" xmlns:cx3="http://schemas.microsoft.com/office/drawing/2016/5/9/chartex" xmlns:cx4="http://schemas.microsoft.com/office/drawing/2016/5/10/chartex" xmlns:cx5="http://schemas.microsoft.com/office/drawing/2016/5/11/chartex" xmlns:cx6="http://schemas.microsoft.com/office/drawing/2016/5/12/chartex" xmlns:cx7="http://schemas.microsoft.com/office/drawing/2016/5/13/chartex" xmlns:cx8="http://schemas.microsoft.com/office/drawing/2016/5/14/chartex" xmlns:mc="http://schemas.openxmlformats.org/markup-compatibility/2006" xmlns:aink="http://schemas.microsoft.com/office/drawing/2016/ink" xmlns:am3d="http://schemas.microsoft.com/office/drawing/2017/model3d" xmlns:o="urn:schemas-microsoft-com:office:office" xmlns:oel="http://schemas.microsoft.com/office/2019/extlst" xmlns:r="http://schemas.openxmlformats.org/officeDocument/2006/relationships" xmlns:m="http://schemas.openxmlformats.org/officeDocument/2006/math" xmlns:v="urn:schemas-microsoft-com:vml" xmlns:wp14="http://schemas.microsoft.com/office/word/2010/wordprocessingDrawing" xmlns:wp="http://schemas.openxmlformats.org/drawingml/2006/wordprocessingDrawing" xmlns:w10="urn:schemas-microsoft-com:office:word" xmlns:w="http://schemas.openxmlformats.org/wordprocessingml/2006/main" xmlns:w14="http://schemas.microsoft.com/office/word/2010/wordml" xmlns:w15="http://schemas.microsoft.com/office/word/2012/wordml" xmlns:w16cex="http://schemas.microsoft.com/office/word/2018/wordml/cex" xmlns:w16cid="http://schemas.microsoft.com/office/word/2016/wordml/cid" xmlns:w16="http://schemas.microsoft.com/office/word/2018/wordml" xmlns:w16du="http://schemas.microsoft.com/office/word/2023/wordml/word16du" xmlns:w16sdtdh="http://schemas.microsoft.com/office/word/2020/wordml/sdtdatahash" xmlns:w16sdtfl="http://schemas.microsoft.com/office/word/2024/wordml/sdtformatlock" xmlns:w16se="http://schemas.microsoft.com/office/word/2015/wordml/symex" xmlns:wpg="http://schemas.microsoft.com/office/word/2010/wordprocessingGroup" xmlns:wpi="http://schemas.microsoft.com/office/word/2010/wordprocessingInk" xmlns:wne="http://schemas.microsoft.com/office/word/2006/wordml" xmlns:wps="http://schemas.microsoft.com/office/word/2010/wordprocessingShape" mc:Ignorable="w14 w15 w16se w16cid w16 w16cex w16sdtdh w16sdtfl w16du wp14">
+  <w:footnote w:type="separator" w:id="-1">
+    <w:p>
+      <w:pPr>
+        <w:spacing w:after="0"/>
       </w:pPr>
       <w:r>
         <w:separator/>
       </w:r>
     </w:p>
   </w:footnote>
-  <w:footnote w:type="continuationSeparator" w:id="1">
-    <w:p>
-      <w:pPr>
-        <w:spacing w:before="0" w:after="0" w:line="259" w:lineRule="auto"/>
+  <w:footnote w:type="continuationSeparator" w:id="0">
+    <w:p>
+      <w:pPr>
+        <w:spacing w:after="0"/>
       </w:pPr>
       <w:r>
         <w:continuationSeparator/>
@@ -2853,27 +4559,32 @@
 </file>
 
 <file path=word/header1.xml><?xml version="1.0" encoding="utf-8"?>
-<w:hdr xmlns:wpc="http://schemas.microsoft.com/office/word/2010/wordprocessingCanvas" xmlns:mc="http://schemas.openxmlformats.org/markup-compatibility/2006" xmlns:o="urn:schemas-microsoft-com:office:office" xmlns:r="http://schemas.openxmlformats.org/officeDocument/2006/relationships" xmlns:m="http://schemas.openxmlformats.org/officeDocument/2006/math" xmlns:v="urn:schemas-microsoft-com:vml" xmlns:wp14="http://schemas.microsoft.com/office/word/2010/wordprocessingDrawing" xmlns:wp="http://schemas.openxmlformats.org/drawingml/2006/wordprocessingDrawing" xmlns:w10="urn:schemas-microsoft-com:office:word" xmlns:w="http://schemas.openxmlformats.org/wordprocessingml/2006/main" xmlns:w14="http://schemas.microsoft.com/office/word/2010/wordml" xmlns:w15="http://schemas.microsoft.com/office/word/2012/wordml" xmlns:wpg="http://schemas.microsoft.com/office/word/2010/wordprocessingGroup" xmlns:wpi="http://schemas.microsoft.com/office/word/2010/wordprocessingInk" xmlns:wne="http://schemas.microsoft.com/office/word/2006/wordml" xmlns:wps="http://schemas.microsoft.com/office/word/2010/wordprocessingShape" xmlns:wpsCustomData="http://www.wps.cn/officeDocument/2013/wpsCustomData" mc:Ignorable="w14 w15 wp14">
+<w:hdr xmlns:wpc="http://schemas.microsoft.com/office/word/2010/wordprocessingCanvas" xmlns:cx="http://schemas.microsoft.com/office/drawing/2014/chartex" xmlns:cx1="http://schemas.microsoft.com/office/drawing/2015/9/8/chartex" xmlns:cx2="http://schemas.microsoft.com/office/drawing/2015/10/21/chartex" xmlns:cx3="http://schemas.microsoft.com/office/drawing/2016/5/9/chartex" xmlns:cx4="http://schemas.microsoft.com/office/drawing/2016/5/10/chartex" xmlns:cx5="http://schemas.microsoft.com/office/drawing/2016/5/11/chartex" xmlns:cx6="http://schemas.microsoft.com/office/drawing/2016/5/12/chartex" xmlns:cx7="http://schemas.microsoft.com/office/drawing/2016/5/13/chartex" xmlns:cx8="http://schemas.microsoft.com/office/drawing/2016/5/14/chartex" xmlns:mc="http://schemas.openxmlformats.org/markup-compatibility/2006" xmlns:aink="http://schemas.microsoft.com/office/drawing/2016/ink" xmlns:am3d="http://schemas.microsoft.com/office/drawing/2017/model3d" xmlns:o="urn:schemas-microsoft-com:office:office" xmlns:oel="http://schemas.microsoft.com/office/2019/extlst" xmlns:r="http://schemas.openxmlformats.org/officeDocument/2006/relationships" xmlns:m="http://schemas.openxmlformats.org/officeDocument/2006/math" xmlns:v="urn:schemas-microsoft-com:vml" xmlns:wp14="http://schemas.microsoft.com/office/word/2010/wordprocessingDrawing" xmlns:wp="http://schemas.openxmlformats.org/drawingml/2006/wordprocessingDrawing" xmlns:w10="urn:schemas-microsoft-com:office:word" xmlns:w="http://schemas.openxmlformats.org/wordprocessingml/2006/main" xmlns:w14="http://schemas.microsoft.com/office/word/2010/wordml" xmlns:w15="http://schemas.microsoft.com/office/word/2012/wordml" xmlns:w16cex="http://schemas.microsoft.com/office/word/2018/wordml/cex" xmlns:w16cid="http://schemas.microsoft.com/office/word/2016/wordml/cid" xmlns:w16="http://schemas.microsoft.com/office/word/2018/wordml" xmlns:w16du="http://schemas.microsoft.com/office/word/2023/wordml/word16du" xmlns:w16sdtdh="http://schemas.microsoft.com/office/word/2020/wordml/sdtdatahash" xmlns:w16sdtfl="http://schemas.microsoft.com/office/word/2024/wordml/sdtformatlock" xmlns:w16se="http://schemas.microsoft.com/office/word/2015/wordml/symex" xmlns:wpg="http://schemas.microsoft.com/office/word/2010/wordprocessingGroup" xmlns:wpi="http://schemas.microsoft.com/office/word/2010/wordprocessingInk" xmlns:wne="http://schemas.microsoft.com/office/word/2006/wordml" xmlns:wps="http://schemas.microsoft.com/office/word/2010/wordprocessingShape" mc:Ignorable="w14 w15 w16se w16cid w16 w16cex w16sdtdh w16sdtfl w16du wp14">
   <w:p>
     <w:pPr>
-      <w:pStyle w:val="18"/>
+      <w:pStyle w:val="Header"/>
     </w:pPr>
   </w:p>
   <w:p>
     <w:pPr>
-      <w:pStyle w:val="18"/>
+      <w:pStyle w:val="Header"/>
     </w:pPr>
   </w:p>
 </w:hdr>
 </file>
 
 <file path=word/numbering.xml><?xml version="1.0" encoding="utf-8"?>
-<w:numbering xmlns:wpc="http://schemas.microsoft.com/office/word/2010/wordprocessingCanvas" xmlns:mc="http://schemas.openxmlformats.org/markup-compatibility/2006" xmlns:o="urn:schemas-microsoft-com:office:office" xmlns:r="http://schemas.openxmlformats.org/officeDocument/2006/relationships" xmlns:m="http://schemas.openxmlformats.org/officeDocument/2006/math" xmlns:v="urn:schemas-microsoft-com:vml" xmlns:wp14="http://schemas.microsoft.com/office/word/2010/wordprocessingDrawing" xmlns:wp="http://schemas.openxmlformats.org/drawingml/2006/wordprocessingDrawing" xmlns:w10="urn:schemas-microsoft-com:office:word" xmlns:w="http://schemas.openxmlformats.org/wordprocessingml/2006/main" xmlns:w14="http://schemas.microsoft.com/office/word/2010/wordml" xmlns:wpg="http://schemas.microsoft.com/office/word/2010/wordprocessingGroup" xmlns:wpi="http://schemas.microsoft.com/office/word/2010/wordprocessingInk" xmlns:wne="http://schemas.microsoft.com/office/word/2006/wordml" xmlns:wps="http://schemas.microsoft.com/office/word/2010/wordprocessingShape" xmlns:wpsCustomData="http://www.wps.cn/officeDocument/2013/wpsCustomData" mc:Ignorable="w14 wp14">
-  <w:abstractNum w:abstractNumId="0">
+<w:numbering xmlns:wpc="http://schemas.microsoft.com/office/word/2010/wordprocessingCanvas" xmlns:cx="http://schemas.microsoft.com/office/drawing/2014/chartex" xmlns:cx1="http://schemas.microsoft.com/office/drawing/2015/9/8/chartex" xmlns:cx2="http://schemas.microsoft.com/office/drawing/2015/10/21/chartex" xmlns:cx3="http://schemas.microsoft.com/office/drawing/2016/5/9/chartex" xmlns:cx4="http://schemas.microsoft.com/office/drawing/2016/5/10/chartex" xmlns:cx5="http://schemas.microsoft.com/office/drawing/2016/5/11/chartex" xmlns:cx6="http://schemas.microsoft.com/office/drawing/2016/5/12/chartex" xmlns:cx7="http://schemas.microsoft.com/office/drawing/2016/5/13/chartex" xmlns:cx8="http://schemas.microsoft.com/office/drawing/2016/5/14/chartex" xmlns:mc="http://schemas.openxmlformats.org/markup-compatibility/2006" xmlns:aink="http://schemas.microsoft.com/office/drawing/2016/ink" xmlns:am3d="http://schemas.microsoft.com/office/drawing/2017/model3d" xmlns:o="urn:schemas-microsoft-com:office:office" xmlns:oel="http://schemas.microsoft.com/office/2019/extlst" xmlns:r="http://schemas.openxmlformats.org/officeDocument/2006/relationships" xmlns:m="http://schemas.openxmlformats.org/officeDocument/2006/math" xmlns:v="urn:schemas-microsoft-com:vml" xmlns:wp14="http://schemas.microsoft.com/office/word/2010/wordprocessingDrawing" xmlns:wp="http://schemas.openxmlformats.org/drawingml/2006/wordprocessingDrawing" xmlns:w10="urn:schemas-microsoft-com:office:word" xmlns:w="http://schemas.openxmlformats.org/wordprocessingml/2006/main" xmlns:w14="http://schemas.microsoft.com/office/word/2010/wordml" xmlns:w15="http://schemas.microsoft.com/office/word/2012/wordml" xmlns:w16cex="http://schemas.microsoft.com/office/word/2018/wordml/cex" xmlns:w16cid="http://schemas.microsoft.com/office/word/2016/wordml/cid" xmlns:w16="http://schemas.microsoft.com/office/word/2018/wordml" xmlns:w16du="http://schemas.microsoft.com/office/word/2023/wordml/word16du" xmlns:w16sdtdh="http://schemas.microsoft.com/office/word/2020/wordml/sdtdatahash" xmlns:w16sdtfl="http://schemas.microsoft.com/office/word/2024/wordml/sdtformatlock" xmlns:w16se="http://schemas.microsoft.com/office/word/2015/wordml/symex" xmlns:wpg="http://schemas.microsoft.com/office/word/2010/wordprocessingGroup" xmlns:wpi="http://schemas.microsoft.com/office/word/2010/wordprocessingInk" xmlns:wne="http://schemas.microsoft.com/office/word/2006/wordml" xmlns:wps="http://schemas.microsoft.com/office/word/2010/wordprocessingShape" mc:Ignorable="w14 w15 w16se w16cid w16 w16cex w16sdtdh w16sdtfl w16du wp14">
+  <w:numPicBullet w:numPicBulletId="0">
+    <w:pict>
+      <v:rect id="_x0000_i1025" style="width:0;height:1.5pt" o:hralign="center" o:bullet="t" o:hrstd="t" o:hr="t" fillcolor="#a0a0a0" stroked="f"/>
+    </w:pict>
+  </w:numPicBullet>
+  <w:abstractNum w:abstractNumId="0" w15:restartNumberingAfterBreak="0">
     <w:nsid w:val="0215032E"/>
     <w:multiLevelType w:val="multilevel"/>
     <w:tmpl w:val="0215032E"/>
-    <w:lvl w:ilvl="0" w:tentative="0">
+    <w:lvl w:ilvl="0">
       <w:start w:val="1"/>
       <w:numFmt w:val="upperLetter"/>
       <w:lvlText w:val="%1)"/>
@@ -2886,7 +4597,7 @@
         <w:b/>
       </w:rPr>
     </w:lvl>
-    <w:lvl w:ilvl="1" w:tentative="0">
+    <w:lvl w:ilvl="1">
       <w:start w:val="1"/>
       <w:numFmt w:val="lowerLetter"/>
       <w:lvlText w:val="%2."/>
@@ -2895,7 +4606,7 @@
         <w:ind w:left="1440" w:hanging="360"/>
       </w:pPr>
     </w:lvl>
-    <w:lvl w:ilvl="2" w:tentative="0">
+    <w:lvl w:ilvl="2">
       <w:start w:val="1"/>
       <w:numFmt w:val="lowerRoman"/>
       <w:lvlText w:val="%3."/>
@@ -2904,7 +4615,7 @@
         <w:ind w:left="2160" w:hanging="180"/>
       </w:pPr>
     </w:lvl>
-    <w:lvl w:ilvl="3" w:tentative="0">
+    <w:lvl w:ilvl="3">
       <w:start w:val="1"/>
       <w:numFmt w:val="decimal"/>
       <w:lvlText w:val="%4."/>
@@ -2913,7 +4624,7 @@
         <w:ind w:left="2880" w:hanging="360"/>
       </w:pPr>
     </w:lvl>
-    <w:lvl w:ilvl="4" w:tentative="0">
+    <w:lvl w:ilvl="4">
       <w:start w:val="1"/>
       <w:numFmt w:val="lowerLetter"/>
       <w:lvlText w:val="%5."/>
@@ -2922,7 +4633,7 @@
         <w:ind w:left="3600" w:hanging="360"/>
       </w:pPr>
     </w:lvl>
-    <w:lvl w:ilvl="5" w:tentative="0">
+    <w:lvl w:ilvl="5">
       <w:start w:val="1"/>
       <w:numFmt w:val="lowerRoman"/>
       <w:lvlText w:val="%6."/>
@@ -2931,7 +4642,7 @@
         <w:ind w:left="4320" w:hanging="180"/>
       </w:pPr>
     </w:lvl>
-    <w:lvl w:ilvl="6" w:tentative="0">
+    <w:lvl w:ilvl="6">
       <w:start w:val="1"/>
       <w:numFmt w:val="decimal"/>
       <w:lvlText w:val="%7."/>
@@ -2940,7 +4651,7 @@
         <w:ind w:left="5040" w:hanging="360"/>
       </w:pPr>
     </w:lvl>
-    <w:lvl w:ilvl="7" w:tentative="0">
+    <w:lvl w:ilvl="7">
       <w:start w:val="1"/>
       <w:numFmt w:val="lowerLetter"/>
       <w:lvlText w:val="%8."/>
@@ -2949,7 +4660,7 @@
         <w:ind w:left="5760" w:hanging="360"/>
       </w:pPr>
     </w:lvl>
-    <w:lvl w:ilvl="8" w:tentative="0">
+    <w:lvl w:ilvl="8">
       <w:start w:val="1"/>
       <w:numFmt w:val="lowerRoman"/>
       <w:lvlText w:val="%9."/>
@@ -2959,11 +4670,11 @@
       </w:pPr>
     </w:lvl>
   </w:abstractNum>
-  <w:abstractNum w:abstractNumId="1">
+  <w:abstractNum w:abstractNumId="1" w15:restartNumberingAfterBreak="0">
     <w:nsid w:val="07B00C4E"/>
     <w:multiLevelType w:val="multilevel"/>
     <w:tmpl w:val="07B00C4E"/>
-    <w:lvl w:ilvl="0" w:tentative="0">
+    <w:lvl w:ilvl="0">
       <w:start w:val="1"/>
       <w:numFmt w:val="bullet"/>
       <w:lvlText w:val=""/>
@@ -2972,10 +4683,10 @@
         <w:ind w:left="1440" w:hanging="360"/>
       </w:pPr>
       <w:rPr>
-        <w:rFonts w:hint="default" w:ascii="Wingdings" w:hAnsi="Wingdings"/>
-      </w:rPr>
-    </w:lvl>
-    <w:lvl w:ilvl="1" w:tentative="0">
+        <w:rFonts w:ascii="Wingdings" w:hAnsi="Wingdings" w:hint="default"/>
+      </w:rPr>
+    </w:lvl>
+    <w:lvl w:ilvl="1">
       <w:start w:val="1"/>
       <w:numFmt w:val="bullet"/>
       <w:lvlText w:val="o"/>
@@ -2984,10 +4695,10 @@
         <w:ind w:left="2160" w:hanging="360"/>
       </w:pPr>
       <w:rPr>
-        <w:rFonts w:hint="default" w:ascii="Courier New" w:hAnsi="Courier New" w:cs="Courier New"/>
-      </w:rPr>
-    </w:lvl>
-    <w:lvl w:ilvl="2" w:tentative="0">
+        <w:rFonts w:ascii="Courier New" w:hAnsi="Courier New" w:cs="Courier New" w:hint="default"/>
+      </w:rPr>
+    </w:lvl>
+    <w:lvl w:ilvl="2">
       <w:start w:val="1"/>
       <w:numFmt w:val="bullet"/>
       <w:lvlText w:val=""/>
@@ -2996,10 +4707,10 @@
         <w:ind w:left="2880" w:hanging="360"/>
       </w:pPr>
       <w:rPr>
-        <w:rFonts w:hint="default" w:ascii="Wingdings" w:hAnsi="Wingdings"/>
-      </w:rPr>
-    </w:lvl>
-    <w:lvl w:ilvl="3" w:tentative="0">
+        <w:rFonts w:ascii="Wingdings" w:hAnsi="Wingdings" w:hint="default"/>
+      </w:rPr>
+    </w:lvl>
+    <w:lvl w:ilvl="3">
       <w:start w:val="1"/>
       <w:numFmt w:val="bullet"/>
       <w:lvlText w:val=""/>
@@ -3008,10 +4719,10 @@
         <w:ind w:left="3600" w:hanging="360"/>
       </w:pPr>
       <w:rPr>
-        <w:rFonts w:hint="default" w:ascii="Symbol" w:hAnsi="Symbol"/>
-      </w:rPr>
-    </w:lvl>
-    <w:lvl w:ilvl="4" w:tentative="0">
+        <w:rFonts w:ascii="Symbol" w:hAnsi="Symbol" w:hint="default"/>
+      </w:rPr>
+    </w:lvl>
+    <w:lvl w:ilvl="4">
       <w:start w:val="1"/>
       <w:numFmt w:val="bullet"/>
       <w:lvlText w:val="o"/>
@@ -3020,10 +4731,10 @@
         <w:ind w:left="4320" w:hanging="360"/>
       </w:pPr>
       <w:rPr>
-        <w:rFonts w:hint="default" w:ascii="Courier New" w:hAnsi="Courier New" w:cs="Courier New"/>
-      </w:rPr>
-    </w:lvl>
-    <w:lvl w:ilvl="5" w:tentative="0">
+        <w:rFonts w:ascii="Courier New" w:hAnsi="Courier New" w:cs="Courier New" w:hint="default"/>
+      </w:rPr>
+    </w:lvl>
+    <w:lvl w:ilvl="5">
       <w:start w:val="1"/>
       <w:numFmt w:val="bullet"/>
       <w:lvlText w:val=""/>
@@ -3032,10 +4743,10 @@
         <w:ind w:left="5040" w:hanging="360"/>
       </w:pPr>
       <w:rPr>
-        <w:rFonts w:hint="default" w:ascii="Wingdings" w:hAnsi="Wingdings"/>
-      </w:rPr>
-    </w:lvl>
-    <w:lvl w:ilvl="6" w:tentative="0">
+        <w:rFonts w:ascii="Wingdings" w:hAnsi="Wingdings" w:hint="default"/>
+      </w:rPr>
+    </w:lvl>
+    <w:lvl w:ilvl="6">
       <w:start w:val="1"/>
       <w:numFmt w:val="bullet"/>
       <w:lvlText w:val=""/>
@@ -3044,10 +4755,10 @@
         <w:ind w:left="5760" w:hanging="360"/>
       </w:pPr>
       <w:rPr>
-        <w:rFonts w:hint="default" w:ascii="Symbol" w:hAnsi="Symbol"/>
-      </w:rPr>
-    </w:lvl>
-    <w:lvl w:ilvl="7" w:tentative="0">
+        <w:rFonts w:ascii="Symbol" w:hAnsi="Symbol" w:hint="default"/>
+      </w:rPr>
+    </w:lvl>
+    <w:lvl w:ilvl="7">
       <w:start w:val="1"/>
       <w:numFmt w:val="bullet"/>
       <w:lvlText w:val="o"/>
@@ -3056,10 +4767,10 @@
         <w:ind w:left="6480" w:hanging="360"/>
       </w:pPr>
       <w:rPr>
-        <w:rFonts w:hint="default" w:ascii="Courier New" w:hAnsi="Courier New" w:cs="Courier New"/>
-      </w:rPr>
-    </w:lvl>
-    <w:lvl w:ilvl="8" w:tentative="0">
+        <w:rFonts w:ascii="Courier New" w:hAnsi="Courier New" w:cs="Courier New" w:hint="default"/>
+      </w:rPr>
+    </w:lvl>
+    <w:lvl w:ilvl="8">
       <w:start w:val="1"/>
       <w:numFmt w:val="bullet"/>
       <w:lvlText w:val=""/>
@@ -3068,15 +4779,15 @@
         <w:ind w:left="7200" w:hanging="360"/>
       </w:pPr>
       <w:rPr>
-        <w:rFonts w:hint="default" w:ascii="Wingdings" w:hAnsi="Wingdings"/>
+        <w:rFonts w:ascii="Wingdings" w:hAnsi="Wingdings" w:hint="default"/>
       </w:rPr>
     </w:lvl>
   </w:abstractNum>
-  <w:abstractNum w:abstractNumId="2">
+  <w:abstractNum w:abstractNumId="2" w15:restartNumberingAfterBreak="0">
     <w:nsid w:val="0F167172"/>
     <w:multiLevelType w:val="multilevel"/>
     <w:tmpl w:val="0F167172"/>
-    <w:lvl w:ilvl="0" w:tentative="0">
+    <w:lvl w:ilvl="0">
       <w:start w:val="1"/>
       <w:numFmt w:val="bullet"/>
       <w:lvlText w:val=""/>
@@ -3088,11 +4799,11 @@
         <w:ind w:left="720" w:hanging="360"/>
       </w:pPr>
       <w:rPr>
-        <w:rFonts w:hint="default" w:ascii="Symbol" w:hAnsi="Symbol"/>
+        <w:rFonts w:ascii="Symbol" w:hAnsi="Symbol" w:hint="default"/>
         <w:sz w:val="20"/>
       </w:rPr>
     </w:lvl>
-    <w:lvl w:ilvl="1" w:tentative="0">
+    <w:lvl w:ilvl="1">
       <w:start w:val="1"/>
       <w:numFmt w:val="bullet"/>
       <w:lvlText w:val="o"/>
@@ -3104,11 +4815,11 @@
         <w:ind w:left="1440" w:hanging="360"/>
       </w:pPr>
       <w:rPr>
-        <w:rFonts w:hint="default" w:ascii="Courier New" w:hAnsi="Courier New"/>
+        <w:rFonts w:ascii="Courier New" w:hAnsi="Courier New" w:hint="default"/>
         <w:sz w:val="20"/>
       </w:rPr>
     </w:lvl>
-    <w:lvl w:ilvl="2" w:tentative="0">
+    <w:lvl w:ilvl="2">
       <w:start w:val="1"/>
       <w:numFmt w:val="bullet"/>
       <w:lvlText w:val=""/>
@@ -3120,11 +4831,11 @@
         <w:ind w:left="2160" w:hanging="360"/>
       </w:pPr>
       <w:rPr>
-        <w:rFonts w:hint="default" w:ascii="Wingdings" w:hAnsi="Wingdings"/>
+        <w:rFonts w:ascii="Wingdings" w:hAnsi="Wingdings" w:hint="default"/>
         <w:sz w:val="20"/>
       </w:rPr>
     </w:lvl>
-    <w:lvl w:ilvl="3" w:tentative="0">
+    <w:lvl w:ilvl="3">
       <w:start w:val="1"/>
       <w:numFmt w:val="bullet"/>
       <w:lvlText w:val=""/>
@@ -3136,11 +4847,11 @@
         <w:ind w:left="2880" w:hanging="360"/>
       </w:pPr>
       <w:rPr>
-        <w:rFonts w:hint="default" w:ascii="Wingdings" w:hAnsi="Wingdings"/>
+        <w:rFonts w:ascii="Wingdings" w:hAnsi="Wingdings" w:hint="default"/>
         <w:sz w:val="20"/>
       </w:rPr>
     </w:lvl>
-    <w:lvl w:ilvl="4" w:tentative="0">
+    <w:lvl w:ilvl="4">
       <w:start w:val="1"/>
       <w:numFmt w:val="bullet"/>
       <w:lvlText w:val=""/>
@@ -3152,11 +4863,11 @@
         <w:ind w:left="3600" w:hanging="360"/>
       </w:pPr>
       <w:rPr>
-        <w:rFonts w:hint="default" w:ascii="Wingdings" w:hAnsi="Wingdings"/>
+        <w:rFonts w:ascii="Wingdings" w:hAnsi="Wingdings" w:hint="default"/>
         <w:sz w:val="20"/>
       </w:rPr>
     </w:lvl>
-    <w:lvl w:ilvl="5" w:tentative="0">
+    <w:lvl w:ilvl="5">
       <w:start w:val="1"/>
       <w:numFmt w:val="bullet"/>
       <w:lvlText w:val=""/>
@@ -3168,11 +4879,11 @@
         <w:ind w:left="4320" w:hanging="360"/>
       </w:pPr>
       <w:rPr>
-        <w:rFonts w:hint="default" w:ascii="Wingdings" w:hAnsi="Wingdings"/>
+        <w:rFonts w:ascii="Wingdings" w:hAnsi="Wingdings" w:hint="default"/>
         <w:sz w:val="20"/>
       </w:rPr>
     </w:lvl>
-    <w:lvl w:ilvl="6" w:tentative="0">
+    <w:lvl w:ilvl="6">
       <w:start w:val="1"/>
       <w:numFmt w:val="bullet"/>
       <w:lvlText w:val=""/>
@@ -3184,11 +4895,11 @@
         <w:ind w:left="5040" w:hanging="360"/>
       </w:pPr>
       <w:rPr>
-        <w:rFonts w:hint="default" w:ascii="Wingdings" w:hAnsi="Wingdings"/>
+        <w:rFonts w:ascii="Wingdings" w:hAnsi="Wingdings" w:hint="default"/>
         <w:sz w:val="20"/>
       </w:rPr>
     </w:lvl>
-    <w:lvl w:ilvl="7" w:tentative="0">
+    <w:lvl w:ilvl="7">
       <w:start w:val="1"/>
       <w:numFmt w:val="bullet"/>
       <w:lvlText w:val=""/>
@@ -3200,11 +4911,11 @@
         <w:ind w:left="5760" w:hanging="360"/>
       </w:pPr>
       <w:rPr>
-        <w:rFonts w:hint="default" w:ascii="Wingdings" w:hAnsi="Wingdings"/>
+        <w:rFonts w:ascii="Wingdings" w:hAnsi="Wingdings" w:hint="default"/>
         <w:sz w:val="20"/>
       </w:rPr>
     </w:lvl>
-    <w:lvl w:ilvl="8" w:tentative="0">
+    <w:lvl w:ilvl="8">
       <w:start w:val="1"/>
       <w:numFmt w:val="bullet"/>
       <w:lvlText w:val=""/>
@@ -3216,16 +4927,157 @@
         <w:ind w:left="6480" w:hanging="360"/>
       </w:pPr>
       <w:rPr>
-        <w:rFonts w:hint="default" w:ascii="Wingdings" w:hAnsi="Wingdings"/>
+        <w:rFonts w:ascii="Wingdings" w:hAnsi="Wingdings" w:hint="default"/>
         <w:sz w:val="20"/>
       </w:rPr>
     </w:lvl>
   </w:abstractNum>
-  <w:abstractNum w:abstractNumId="3">
+  <w:abstractNum w:abstractNumId="3" w15:restartNumberingAfterBreak="0">
+    <w:nsid w:val="2866152F"/>
+    <w:multiLevelType w:val="hybridMultilevel"/>
+    <w:tmpl w:val="E1DC313C"/>
+    <w:lvl w:ilvl="0" w:tplc="3EC47778">
+      <w:start w:val="1"/>
+      <w:numFmt w:val="bullet"/>
+      <w:lvlText w:val=""/>
+      <w:lvlPicBulletId w:val="0"/>
+      <w:lvlJc w:val="left"/>
+      <w:pPr>
+        <w:tabs>
+          <w:tab w:val="num" w:pos="720"/>
+        </w:tabs>
+        <w:ind w:left="720" w:hanging="360"/>
+      </w:pPr>
+      <w:rPr>
+        <w:rFonts w:ascii="Symbol" w:hAnsi="Symbol" w:hint="default"/>
+      </w:rPr>
+    </w:lvl>
+    <w:lvl w:ilvl="1" w:tplc="D6C2692A" w:tentative="1">
+      <w:start w:val="1"/>
+      <w:numFmt w:val="bullet"/>
+      <w:lvlText w:val=""/>
+      <w:lvlJc w:val="left"/>
+      <w:pPr>
+        <w:tabs>
+          <w:tab w:val="num" w:pos="1440"/>
+        </w:tabs>
+        <w:ind w:left="1440" w:hanging="360"/>
+      </w:pPr>
+      <w:rPr>
+        <w:rFonts w:ascii="Symbol" w:hAnsi="Symbol" w:hint="default"/>
+      </w:rPr>
+    </w:lvl>
+    <w:lvl w:ilvl="2" w:tplc="F592A7AC" w:tentative="1">
+      <w:start w:val="1"/>
+      <w:numFmt w:val="bullet"/>
+      <w:lvlText w:val=""/>
+      <w:lvlJc w:val="left"/>
+      <w:pPr>
+        <w:tabs>
+          <w:tab w:val="num" w:pos="2160"/>
+        </w:tabs>
+        <w:ind w:left="2160" w:hanging="360"/>
+      </w:pPr>
+      <w:rPr>
+        <w:rFonts w:ascii="Symbol" w:hAnsi="Symbol" w:hint="default"/>
+      </w:rPr>
+    </w:lvl>
+    <w:lvl w:ilvl="3" w:tplc="F5A41722" w:tentative="1">
+      <w:start w:val="1"/>
+      <w:numFmt w:val="bullet"/>
+      <w:lvlText w:val=""/>
+      <w:lvlJc w:val="left"/>
+      <w:pPr>
+        <w:tabs>
+          <w:tab w:val="num" w:pos="2880"/>
+        </w:tabs>
+        <w:ind w:left="2880" w:hanging="360"/>
+      </w:pPr>
+      <w:rPr>
+        <w:rFonts w:ascii="Symbol" w:hAnsi="Symbol" w:hint="default"/>
+      </w:rPr>
+    </w:lvl>
+    <w:lvl w:ilvl="4" w:tplc="CDCC80EE" w:tentative="1">
+      <w:start w:val="1"/>
+      <w:numFmt w:val="bullet"/>
+      <w:lvlText w:val=""/>
+      <w:lvlJc w:val="left"/>
+      <w:pPr>
+        <w:tabs>
+          <w:tab w:val="num" w:pos="3600"/>
+        </w:tabs>
+        <w:ind w:left="3600" w:hanging="360"/>
+      </w:pPr>
+      <w:rPr>
+        <w:rFonts w:ascii="Symbol" w:hAnsi="Symbol" w:hint="default"/>
+      </w:rPr>
+    </w:lvl>
+    <w:lvl w:ilvl="5" w:tplc="C8109F56" w:tentative="1">
+      <w:start w:val="1"/>
+      <w:numFmt w:val="bullet"/>
+      <w:lvlText w:val=""/>
+      <w:lvlJc w:val="left"/>
+      <w:pPr>
+        <w:tabs>
+          <w:tab w:val="num" w:pos="4320"/>
+        </w:tabs>
+        <w:ind w:left="4320" w:hanging="360"/>
+      </w:pPr>
+      <w:rPr>
+        <w:rFonts w:ascii="Symbol" w:hAnsi="Symbol" w:hint="default"/>
+      </w:rPr>
+    </w:lvl>
+    <w:lvl w:ilvl="6" w:tplc="1B46A6F8" w:tentative="1">
+      <w:start w:val="1"/>
+      <w:numFmt w:val="bullet"/>
+      <w:lvlText w:val=""/>
+      <w:lvlJc w:val="left"/>
+      <w:pPr>
+        <w:tabs>
+          <w:tab w:val="num" w:pos="5040"/>
+        </w:tabs>
+        <w:ind w:left="5040" w:hanging="360"/>
+      </w:pPr>
+      <w:rPr>
+        <w:rFonts w:ascii="Symbol" w:hAnsi="Symbol" w:hint="default"/>
+      </w:rPr>
+    </w:lvl>
+    <w:lvl w:ilvl="7" w:tplc="F34C5E9C" w:tentative="1">
+      <w:start w:val="1"/>
+      <w:numFmt w:val="bullet"/>
+      <w:lvlText w:val=""/>
+      <w:lvlJc w:val="left"/>
+      <w:pPr>
+        <w:tabs>
+          <w:tab w:val="num" w:pos="5760"/>
+        </w:tabs>
+        <w:ind w:left="5760" w:hanging="360"/>
+      </w:pPr>
+      <w:rPr>
+        <w:rFonts w:ascii="Symbol" w:hAnsi="Symbol" w:hint="default"/>
+      </w:rPr>
+    </w:lvl>
+    <w:lvl w:ilvl="8" w:tplc="1152E064" w:tentative="1">
+      <w:start w:val="1"/>
+      <w:numFmt w:val="bullet"/>
+      <w:lvlText w:val=""/>
+      <w:lvlJc w:val="left"/>
+      <w:pPr>
+        <w:tabs>
+          <w:tab w:val="num" w:pos="6480"/>
+        </w:tabs>
+        <w:ind w:left="6480" w:hanging="360"/>
+      </w:pPr>
+      <w:rPr>
+        <w:rFonts w:ascii="Symbol" w:hAnsi="Symbol" w:hint="default"/>
+      </w:rPr>
+    </w:lvl>
+  </w:abstractNum>
+  <w:abstractNum w:abstractNumId="4" w15:restartNumberingAfterBreak="0">
     <w:nsid w:val="367D0F69"/>
     <w:multiLevelType w:val="multilevel"/>
     <w:tmpl w:val="367D0F69"/>
-    <w:lvl w:ilvl="0" w:tentative="0">
+    <w:lvl w:ilvl="0">
       <w:start w:val="1"/>
       <w:numFmt w:val="bullet"/>
       <w:lvlText w:val=""/>
@@ -3234,10 +5086,10 @@
         <w:ind w:left="720" w:hanging="360"/>
       </w:pPr>
       <w:rPr>
-        <w:rFonts w:hint="default" w:ascii="Symbol" w:hAnsi="Symbol"/>
-      </w:rPr>
-    </w:lvl>
-    <w:lvl w:ilvl="1" w:tentative="0">
+        <w:rFonts w:ascii="Symbol" w:hAnsi="Symbol" w:hint="default"/>
+      </w:rPr>
+    </w:lvl>
+    <w:lvl w:ilvl="1">
       <w:start w:val="1"/>
       <w:numFmt w:val="bullet"/>
       <w:lvlText w:val="o"/>
@@ -3246,10 +5098,10 @@
         <w:ind w:left="1440" w:hanging="360"/>
       </w:pPr>
       <w:rPr>
-        <w:rFonts w:hint="default" w:ascii="Courier New" w:hAnsi="Courier New" w:cs="Courier New"/>
-      </w:rPr>
-    </w:lvl>
-    <w:lvl w:ilvl="2" w:tentative="0">
+        <w:rFonts w:ascii="Courier New" w:hAnsi="Courier New" w:cs="Courier New" w:hint="default"/>
+      </w:rPr>
+    </w:lvl>
+    <w:lvl w:ilvl="2">
       <w:start w:val="1"/>
       <w:numFmt w:val="bullet"/>
       <w:lvlText w:val=""/>
@@ -3258,10 +5110,10 @@
         <w:ind w:left="2160" w:hanging="360"/>
       </w:pPr>
       <w:rPr>
-        <w:rFonts w:hint="default" w:ascii="Wingdings" w:hAnsi="Wingdings"/>
-      </w:rPr>
-    </w:lvl>
-    <w:lvl w:ilvl="3" w:tentative="0">
+        <w:rFonts w:ascii="Wingdings" w:hAnsi="Wingdings" w:hint="default"/>
+      </w:rPr>
+    </w:lvl>
+    <w:lvl w:ilvl="3">
       <w:start w:val="1"/>
       <w:numFmt w:val="bullet"/>
       <w:lvlText w:val=""/>
@@ -3270,10 +5122,10 @@
         <w:ind w:left="2880" w:hanging="360"/>
       </w:pPr>
       <w:rPr>
-        <w:rFonts w:hint="default" w:ascii="Symbol" w:hAnsi="Symbol"/>
-      </w:rPr>
-    </w:lvl>
-    <w:lvl w:ilvl="4" w:tentative="0">
+        <w:rFonts w:ascii="Symbol" w:hAnsi="Symbol" w:hint="default"/>
+      </w:rPr>
+    </w:lvl>
+    <w:lvl w:ilvl="4">
       <w:start w:val="1"/>
       <w:numFmt w:val="bullet"/>
       <w:lvlText w:val="o"/>
@@ -3282,10 +5134,10 @@
         <w:ind w:left="3600" w:hanging="360"/>
       </w:pPr>
       <w:rPr>
-        <w:rFonts w:hint="default" w:ascii="Courier New" w:hAnsi="Courier New" w:cs="Courier New"/>
-      </w:rPr>
-    </w:lvl>
-    <w:lvl w:ilvl="5" w:tentative="0">
+        <w:rFonts w:ascii="Courier New" w:hAnsi="Courier New" w:cs="Courier New" w:hint="default"/>
+      </w:rPr>
+    </w:lvl>
+    <w:lvl w:ilvl="5">
       <w:start w:val="1"/>
       <w:numFmt w:val="bullet"/>
       <w:lvlText w:val=""/>
@@ -3294,10 +5146,10 @@
         <w:ind w:left="4320" w:hanging="360"/>
       </w:pPr>
       <w:rPr>
-        <w:rFonts w:hint="default" w:ascii="Wingdings" w:hAnsi="Wingdings"/>
-      </w:rPr>
-    </w:lvl>
-    <w:lvl w:ilvl="6" w:tentative="0">
+        <w:rFonts w:ascii="Wingdings" w:hAnsi="Wingdings" w:hint="default"/>
+      </w:rPr>
+    </w:lvl>
+    <w:lvl w:ilvl="6">
       <w:start w:val="1"/>
       <w:numFmt w:val="bullet"/>
       <w:lvlText w:val=""/>
@@ -3306,10 +5158,10 @@
         <w:ind w:left="5040" w:hanging="360"/>
       </w:pPr>
       <w:rPr>
-        <w:rFonts w:hint="default" w:ascii="Symbol" w:hAnsi="Symbol"/>
-      </w:rPr>
-    </w:lvl>
-    <w:lvl w:ilvl="7" w:tentative="0">
+        <w:rFonts w:ascii="Symbol" w:hAnsi="Symbol" w:hint="default"/>
+      </w:rPr>
+    </w:lvl>
+    <w:lvl w:ilvl="7">
       <w:start w:val="1"/>
       <w:numFmt w:val="bullet"/>
       <w:lvlText w:val="o"/>
@@ -3318,10 +5170,10 @@
         <w:ind w:left="5760" w:hanging="360"/>
       </w:pPr>
       <w:rPr>
-        <w:rFonts w:hint="default" w:ascii="Courier New" w:hAnsi="Courier New" w:cs="Courier New"/>
-      </w:rPr>
-    </w:lvl>
-    <w:lvl w:ilvl="8" w:tentative="0">
+        <w:rFonts w:ascii="Courier New" w:hAnsi="Courier New" w:cs="Courier New" w:hint="default"/>
+      </w:rPr>
+    </w:lvl>
+    <w:lvl w:ilvl="8">
       <w:start w:val="1"/>
       <w:numFmt w:val="bullet"/>
       <w:lvlText w:val=""/>
@@ -3330,15 +5182,15 @@
         <w:ind w:left="6480" w:hanging="360"/>
       </w:pPr>
       <w:rPr>
-        <w:rFonts w:hint="default" w:ascii="Wingdings" w:hAnsi="Wingdings"/>
+        <w:rFonts w:ascii="Wingdings" w:hAnsi="Wingdings" w:hint="default"/>
       </w:rPr>
     </w:lvl>
   </w:abstractNum>
-  <w:abstractNum w:abstractNumId="4">
+  <w:abstractNum w:abstractNumId="5" w15:restartNumberingAfterBreak="0">
     <w:nsid w:val="3931572A"/>
     <w:multiLevelType w:val="multilevel"/>
     <w:tmpl w:val="3931572A"/>
-    <w:lvl w:ilvl="0" w:tentative="0">
+    <w:lvl w:ilvl="0">
       <w:start w:val="1"/>
       <w:numFmt w:val="bullet"/>
       <w:lvlText w:val=""/>
@@ -3350,11 +5202,11 @@
         <w:ind w:left="720" w:hanging="360"/>
       </w:pPr>
       <w:rPr>
-        <w:rFonts w:hint="default" w:ascii="Symbol" w:hAnsi="Symbol"/>
+        <w:rFonts w:ascii="Symbol" w:hAnsi="Symbol" w:hint="default"/>
         <w:sz w:val="20"/>
       </w:rPr>
     </w:lvl>
-    <w:lvl w:ilvl="1" w:tentative="0">
+    <w:lvl w:ilvl="1">
       <w:start w:val="1"/>
       <w:numFmt w:val="bullet"/>
       <w:lvlText w:val="o"/>
@@ -3366,11 +5218,11 @@
         <w:ind w:left="1440" w:hanging="360"/>
       </w:pPr>
       <w:rPr>
-        <w:rFonts w:hint="default" w:ascii="Courier New" w:hAnsi="Courier New"/>
+        <w:rFonts w:ascii="Courier New" w:hAnsi="Courier New" w:hint="default"/>
         <w:sz w:val="20"/>
       </w:rPr>
     </w:lvl>
-    <w:lvl w:ilvl="2" w:tentative="0">
+    <w:lvl w:ilvl="2">
       <w:start w:val="1"/>
       <w:numFmt w:val="bullet"/>
       <w:lvlText w:val=""/>
@@ -3382,11 +5234,11 @@
         <w:ind w:left="2160" w:hanging="360"/>
       </w:pPr>
       <w:rPr>
-        <w:rFonts w:hint="default" w:ascii="Wingdings" w:hAnsi="Wingdings"/>
+        <w:rFonts w:ascii="Wingdings" w:hAnsi="Wingdings" w:hint="default"/>
         <w:sz w:val="20"/>
       </w:rPr>
     </w:lvl>
-    <w:lvl w:ilvl="3" w:tentative="0">
+    <w:lvl w:ilvl="3">
       <w:start w:val="1"/>
       <w:numFmt w:val="bullet"/>
       <w:lvlText w:val=""/>
@@ -3398,11 +5250,11 @@
         <w:ind w:left="2880" w:hanging="360"/>
       </w:pPr>
       <w:rPr>
-        <w:rFonts w:hint="default" w:ascii="Wingdings" w:hAnsi="Wingdings"/>
+        <w:rFonts w:ascii="Wingdings" w:hAnsi="Wingdings" w:hint="default"/>
         <w:sz w:val="20"/>
       </w:rPr>
     </w:lvl>
-    <w:lvl w:ilvl="4" w:tentative="0">
+    <w:lvl w:ilvl="4">
       <w:start w:val="1"/>
       <w:numFmt w:val="bullet"/>
       <w:lvlText w:val=""/>
@@ -3414,11 +5266,11 @@
         <w:ind w:left="3600" w:hanging="360"/>
       </w:pPr>
       <w:rPr>
-        <w:rFonts w:hint="default" w:ascii="Wingdings" w:hAnsi="Wingdings"/>
+        <w:rFonts w:ascii="Wingdings" w:hAnsi="Wingdings" w:hint="default"/>
         <w:sz w:val="20"/>
       </w:rPr>
     </w:lvl>
-    <w:lvl w:ilvl="5" w:tentative="0">
+    <w:lvl w:ilvl="5">
       <w:start w:val="1"/>
       <w:numFmt w:val="bullet"/>
       <w:lvlText w:val=""/>
@@ -3430,11 +5282,11 @@
         <w:ind w:left="4320" w:hanging="360"/>
       </w:pPr>
       <w:rPr>
-        <w:rFonts w:hint="default" w:ascii="Wingdings" w:hAnsi="Wingdings"/>
+        <w:rFonts w:ascii="Wingdings" w:hAnsi="Wingdings" w:hint="default"/>
         <w:sz w:val="20"/>
       </w:rPr>
     </w:lvl>
-    <w:lvl w:ilvl="6" w:tentative="0">
+    <w:lvl w:ilvl="6">
       <w:start w:val="1"/>
       <w:numFmt w:val="bullet"/>
       <w:lvlText w:val=""/>
@@ -3446,11 +5298,11 @@
         <w:ind w:left="5040" w:hanging="360"/>
       </w:pPr>
       <w:rPr>
-        <w:rFonts w:hint="default" w:ascii="Wingdings" w:hAnsi="Wingdings"/>
+        <w:rFonts w:ascii="Wingdings" w:hAnsi="Wingdings" w:hint="default"/>
         <w:sz w:val="20"/>
       </w:rPr>
     </w:lvl>
-    <w:lvl w:ilvl="7" w:tentative="0">
+    <w:lvl w:ilvl="7">
       <w:start w:val="1"/>
       <w:numFmt w:val="bullet"/>
       <w:lvlText w:val=""/>
@@ -3462,11 +5314,11 @@
         <w:ind w:left="5760" w:hanging="360"/>
       </w:pPr>
       <w:rPr>
-        <w:rFonts w:hint="default" w:ascii="Wingdings" w:hAnsi="Wingdings"/>
+        <w:rFonts w:ascii="Wingdings" w:hAnsi="Wingdings" w:hint="default"/>
         <w:sz w:val="20"/>
       </w:rPr>
     </w:lvl>
-    <w:lvl w:ilvl="8" w:tentative="0">
+    <w:lvl w:ilvl="8">
       <w:start w:val="1"/>
       <w:numFmt w:val="bullet"/>
       <w:lvlText w:val=""/>
@@ -3478,16 +5330,16 @@
         <w:ind w:left="6480" w:hanging="360"/>
       </w:pPr>
       <w:rPr>
-        <w:rFonts w:hint="default" w:ascii="Wingdings" w:hAnsi="Wingdings"/>
+        <w:rFonts w:ascii="Wingdings" w:hAnsi="Wingdings" w:hint="default"/>
         <w:sz w:val="20"/>
       </w:rPr>
     </w:lvl>
   </w:abstractNum>
-  <w:abstractNum w:abstractNumId="5">
+  <w:abstractNum w:abstractNumId="6" w15:restartNumberingAfterBreak="0">
     <w:nsid w:val="3B4B64D9"/>
     <w:multiLevelType w:val="multilevel"/>
     <w:tmpl w:val="3B4B64D9"/>
-    <w:lvl w:ilvl="0" w:tentative="0">
+    <w:lvl w:ilvl="0">
       <w:start w:val="1"/>
       <w:numFmt w:val="bullet"/>
       <w:lvlText w:val=""/>
@@ -3499,11 +5351,11 @@
         <w:ind w:left="720" w:hanging="360"/>
       </w:pPr>
       <w:rPr>
-        <w:rFonts w:hint="default" w:ascii="Symbol" w:hAnsi="Symbol"/>
+        <w:rFonts w:ascii="Symbol" w:hAnsi="Symbol" w:hint="default"/>
         <w:sz w:val="20"/>
       </w:rPr>
     </w:lvl>
-    <w:lvl w:ilvl="1" w:tentative="0">
+    <w:lvl w:ilvl="1">
       <w:start w:val="1"/>
       <w:numFmt w:val="bullet"/>
       <w:lvlText w:val="o"/>
@@ -3515,11 +5367,11 @@
         <w:ind w:left="1440" w:hanging="360"/>
       </w:pPr>
       <w:rPr>
-        <w:rFonts w:hint="default" w:ascii="Courier New" w:hAnsi="Courier New"/>
+        <w:rFonts w:ascii="Courier New" w:hAnsi="Courier New" w:hint="default"/>
         <w:sz w:val="20"/>
       </w:rPr>
     </w:lvl>
-    <w:lvl w:ilvl="2" w:tentative="0">
+    <w:lvl w:ilvl="2">
       <w:start w:val="1"/>
       <w:numFmt w:val="bullet"/>
       <w:lvlText w:val=""/>
@@ -3531,11 +5383,11 @@
         <w:ind w:left="2160" w:hanging="360"/>
       </w:pPr>
       <w:rPr>
-        <w:rFonts w:hint="default" w:ascii="Wingdings" w:hAnsi="Wingdings"/>
+        <w:rFonts w:ascii="Wingdings" w:hAnsi="Wingdings" w:hint="default"/>
         <w:sz w:val="20"/>
       </w:rPr>
     </w:lvl>
-    <w:lvl w:ilvl="3" w:tentative="0">
+    <w:lvl w:ilvl="3">
       <w:start w:val="1"/>
       <w:numFmt w:val="bullet"/>
       <w:lvlText w:val=""/>
@@ -3547,11 +5399,11 @@
         <w:ind w:left="2880" w:hanging="360"/>
       </w:pPr>
       <w:rPr>
-        <w:rFonts w:hint="default" w:ascii="Wingdings" w:hAnsi="Wingdings"/>
+        <w:rFonts w:ascii="Wingdings" w:hAnsi="Wingdings" w:hint="default"/>
         <w:sz w:val="20"/>
       </w:rPr>
     </w:lvl>
-    <w:lvl w:ilvl="4" w:tentative="0">
+    <w:lvl w:ilvl="4">
       <w:start w:val="1"/>
       <w:numFmt w:val="bullet"/>
       <w:lvlText w:val=""/>
@@ -3563,11 +5415,11 @@
         <w:ind w:left="3600" w:hanging="360"/>
       </w:pPr>
       <w:rPr>
-        <w:rFonts w:hint="default" w:ascii="Wingdings" w:hAnsi="Wingdings"/>
+        <w:rFonts w:ascii="Wingdings" w:hAnsi="Wingdings" w:hint="default"/>
         <w:sz w:val="20"/>
       </w:rPr>
     </w:lvl>
-    <w:lvl w:ilvl="5" w:tentative="0">
+    <w:lvl w:ilvl="5">
       <w:start w:val="1"/>
       <w:numFmt w:val="bullet"/>
       <w:lvlText w:val=""/>
@@ -3579,11 +5431,11 @@
         <w:ind w:left="4320" w:hanging="360"/>
       </w:pPr>
       <w:rPr>
-        <w:rFonts w:hint="default" w:ascii="Wingdings" w:hAnsi="Wingdings"/>
+        <w:rFonts w:ascii="Wingdings" w:hAnsi="Wingdings" w:hint="default"/>
         <w:sz w:val="20"/>
       </w:rPr>
     </w:lvl>
-    <w:lvl w:ilvl="6" w:tentative="0">
+    <w:lvl w:ilvl="6">
       <w:start w:val="1"/>
       <w:numFmt w:val="bullet"/>
       <w:lvlText w:val=""/>
@@ -3595,11 +5447,11 @@
         <w:ind w:left="5040" w:hanging="360"/>
       </w:pPr>
       <w:rPr>
-        <w:rFonts w:hint="default" w:ascii="Wingdings" w:hAnsi="Wingdings"/>
+        <w:rFonts w:ascii="Wingdings" w:hAnsi="Wingdings" w:hint="default"/>
         <w:sz w:val="20"/>
       </w:rPr>
     </w:lvl>
-    <w:lvl w:ilvl="7" w:tentative="0">
+    <w:lvl w:ilvl="7">
       <w:start w:val="1"/>
       <w:numFmt w:val="bullet"/>
       <w:lvlText w:val=""/>
@@ -3611,11 +5463,11 @@
         <w:ind w:left="5760" w:hanging="360"/>
       </w:pPr>
       <w:rPr>
-        <w:rFonts w:hint="default" w:ascii="Wingdings" w:hAnsi="Wingdings"/>
+        <w:rFonts w:ascii="Wingdings" w:hAnsi="Wingdings" w:hint="default"/>
         <w:sz w:val="20"/>
       </w:rPr>
     </w:lvl>
-    <w:lvl w:ilvl="8" w:tentative="0">
+    <w:lvl w:ilvl="8">
       <w:start w:val="1"/>
       <w:numFmt w:val="bullet"/>
       <w:lvlText w:val=""/>
@@ -3627,16 +5479,16 @@
         <w:ind w:left="6480" w:hanging="360"/>
       </w:pPr>
       <w:rPr>
-        <w:rFonts w:hint="default" w:ascii="Wingdings" w:hAnsi="Wingdings"/>
+        <w:rFonts w:ascii="Wingdings" w:hAnsi="Wingdings" w:hint="default"/>
         <w:sz w:val="20"/>
       </w:rPr>
     </w:lvl>
   </w:abstractNum>
-  <w:abstractNum w:abstractNumId="6">
+  <w:abstractNum w:abstractNumId="7" w15:restartNumberingAfterBreak="0">
     <w:nsid w:val="407175B5"/>
     <w:multiLevelType w:val="multilevel"/>
     <w:tmpl w:val="407175B5"/>
-    <w:lvl w:ilvl="0" w:tentative="0">
+    <w:lvl w:ilvl="0">
       <w:start w:val="1"/>
       <w:numFmt w:val="bullet"/>
       <w:lvlText w:val=""/>
@@ -3648,11 +5500,11 @@
         <w:ind w:left="720" w:hanging="360"/>
       </w:pPr>
       <w:rPr>
-        <w:rFonts w:hint="default" w:ascii="Symbol" w:hAnsi="Symbol"/>
+        <w:rFonts w:ascii="Symbol" w:hAnsi="Symbol" w:hint="default"/>
         <w:sz w:val="20"/>
       </w:rPr>
     </w:lvl>
-    <w:lvl w:ilvl="1" w:tentative="0">
+    <w:lvl w:ilvl="1">
       <w:start w:val="1"/>
       <w:numFmt w:val="bullet"/>
       <w:lvlText w:val="o"/>
@@ -3664,11 +5516,11 @@
         <w:ind w:left="1440" w:hanging="360"/>
       </w:pPr>
       <w:rPr>
-        <w:rFonts w:hint="default" w:ascii="Courier New" w:hAnsi="Courier New"/>
+        <w:rFonts w:ascii="Courier New" w:hAnsi="Courier New" w:hint="default"/>
         <w:sz w:val="20"/>
       </w:rPr>
     </w:lvl>
-    <w:lvl w:ilvl="2" w:tentative="0">
+    <w:lvl w:ilvl="2">
       <w:start w:val="1"/>
       <w:numFmt w:val="bullet"/>
       <w:lvlText w:val=""/>
@@ -3680,11 +5532,11 @@
         <w:ind w:left="2160" w:hanging="360"/>
       </w:pPr>
       <w:rPr>
-        <w:rFonts w:hint="default" w:ascii="Wingdings" w:hAnsi="Wingdings"/>
+        <w:rFonts w:ascii="Wingdings" w:hAnsi="Wingdings" w:hint="default"/>
         <w:sz w:val="20"/>
       </w:rPr>
     </w:lvl>
-    <w:lvl w:ilvl="3" w:tentative="0">
+    <w:lvl w:ilvl="3">
       <w:start w:val="1"/>
       <w:numFmt w:val="bullet"/>
       <w:lvlText w:val=""/>
@@ -3696,11 +5548,11 @@
         <w:ind w:left="2880" w:hanging="360"/>
       </w:pPr>
       <w:rPr>
-        <w:rFonts w:hint="default" w:ascii="Wingdings" w:hAnsi="Wingdings"/>
+        <w:rFonts w:ascii="Wingdings" w:hAnsi="Wingdings" w:hint="default"/>
         <w:sz w:val="20"/>
       </w:rPr>
     </w:lvl>
-    <w:lvl w:ilvl="4" w:tentative="0">
+    <w:lvl w:ilvl="4">
       <w:start w:val="1"/>
       <w:numFmt w:val="bullet"/>
       <w:lvlText w:val=""/>
@@ -3712,11 +5564,11 @@
         <w:ind w:left="3600" w:hanging="360"/>
       </w:pPr>
       <w:rPr>
-        <w:rFonts w:hint="default" w:ascii="Wingdings" w:hAnsi="Wingdings"/>
+        <w:rFonts w:ascii="Wingdings" w:hAnsi="Wingdings" w:hint="default"/>
         <w:sz w:val="20"/>
       </w:rPr>
     </w:lvl>
-    <w:lvl w:ilvl="5" w:tentative="0">
+    <w:lvl w:ilvl="5">
       <w:start w:val="1"/>
       <w:numFmt w:val="bullet"/>
       <w:lvlText w:val=""/>
@@ -3728,11 +5580,11 @@
         <w:ind w:left="4320" w:hanging="360"/>
       </w:pPr>
       <w:rPr>
-        <w:rFonts w:hint="default" w:ascii="Wingdings" w:hAnsi="Wingdings"/>
+        <w:rFonts w:ascii="Wingdings" w:hAnsi="Wingdings" w:hint="default"/>
         <w:sz w:val="20"/>
       </w:rPr>
     </w:lvl>
-    <w:lvl w:ilvl="6" w:tentative="0">
+    <w:lvl w:ilvl="6">
       <w:start w:val="1"/>
       <w:numFmt w:val="bullet"/>
       <w:lvlText w:val=""/>
@@ -3744,11 +5596,11 @@
         <w:ind w:left="5040" w:hanging="360"/>
       </w:pPr>
       <w:rPr>
-        <w:rFonts w:hint="default" w:ascii="Wingdings" w:hAnsi="Wingdings"/>
+        <w:rFonts w:ascii="Wingdings" w:hAnsi="Wingdings" w:hint="default"/>
         <w:sz w:val="20"/>
       </w:rPr>
     </w:lvl>
-    <w:lvl w:ilvl="7" w:tentative="0">
+    <w:lvl w:ilvl="7">
       <w:start w:val="1"/>
       <w:numFmt w:val="bullet"/>
       <w:lvlText w:val=""/>
@@ -3760,11 +5612,11 @@
         <w:ind w:left="5760" w:hanging="360"/>
       </w:pPr>
       <w:rPr>
-        <w:rFonts w:hint="default" w:ascii="Wingdings" w:hAnsi="Wingdings"/>
+        <w:rFonts w:ascii="Wingdings" w:hAnsi="Wingdings" w:hint="default"/>
         <w:sz w:val="20"/>
       </w:rPr>
     </w:lvl>
-    <w:lvl w:ilvl="8" w:tentative="0">
+    <w:lvl w:ilvl="8">
       <w:start w:val="1"/>
       <w:numFmt w:val="bullet"/>
       <w:lvlText w:val=""/>
@@ -3776,16 +5628,129 @@
         <w:ind w:left="6480" w:hanging="360"/>
       </w:pPr>
       <w:rPr>
-        <w:rFonts w:hint="default" w:ascii="Wingdings" w:hAnsi="Wingdings"/>
+        <w:rFonts w:ascii="Wingdings" w:hAnsi="Wingdings" w:hint="default"/>
         <w:sz w:val="20"/>
       </w:rPr>
     </w:lvl>
   </w:abstractNum>
-  <w:abstractNum w:abstractNumId="7">
+  <w:abstractNum w:abstractNumId="8" w15:restartNumberingAfterBreak="0">
+    <w:nsid w:val="42A20C19"/>
+    <w:multiLevelType w:val="hybridMultilevel"/>
+    <w:tmpl w:val="B792D278"/>
+    <w:lvl w:ilvl="0" w:tplc="20000001">
+      <w:start w:val="1"/>
+      <w:numFmt w:val="bullet"/>
+      <w:lvlText w:val=""/>
+      <w:lvlJc w:val="left"/>
+      <w:pPr>
+        <w:ind w:left="1050" w:hanging="360"/>
+      </w:pPr>
+      <w:rPr>
+        <w:rFonts w:ascii="Symbol" w:hAnsi="Symbol" w:hint="default"/>
+      </w:rPr>
+    </w:lvl>
+    <w:lvl w:ilvl="1" w:tplc="20000003" w:tentative="1">
+      <w:start w:val="1"/>
+      <w:numFmt w:val="bullet"/>
+      <w:lvlText w:val="o"/>
+      <w:lvlJc w:val="left"/>
+      <w:pPr>
+        <w:ind w:left="1770" w:hanging="360"/>
+      </w:pPr>
+      <w:rPr>
+        <w:rFonts w:ascii="Courier New" w:hAnsi="Courier New" w:cs="Courier New" w:hint="default"/>
+      </w:rPr>
+    </w:lvl>
+    <w:lvl w:ilvl="2" w:tplc="20000005" w:tentative="1">
+      <w:start w:val="1"/>
+      <w:numFmt w:val="bullet"/>
+      <w:lvlText w:val=""/>
+      <w:lvlJc w:val="left"/>
+      <w:pPr>
+        <w:ind w:left="2490" w:hanging="360"/>
+      </w:pPr>
+      <w:rPr>
+        <w:rFonts w:ascii="Wingdings" w:hAnsi="Wingdings" w:hint="default"/>
+      </w:rPr>
+    </w:lvl>
+    <w:lvl w:ilvl="3" w:tplc="20000001" w:tentative="1">
+      <w:start w:val="1"/>
+      <w:numFmt w:val="bullet"/>
+      <w:lvlText w:val=""/>
+      <w:lvlJc w:val="left"/>
+      <w:pPr>
+        <w:ind w:left="3210" w:hanging="360"/>
+      </w:pPr>
+      <w:rPr>
+        <w:rFonts w:ascii="Symbol" w:hAnsi="Symbol" w:hint="default"/>
+      </w:rPr>
+    </w:lvl>
+    <w:lvl w:ilvl="4" w:tplc="20000003" w:tentative="1">
+      <w:start w:val="1"/>
+      <w:numFmt w:val="bullet"/>
+      <w:lvlText w:val="o"/>
+      <w:lvlJc w:val="left"/>
+      <w:pPr>
+        <w:ind w:left="3930" w:hanging="360"/>
+      </w:pPr>
+      <w:rPr>
+        <w:rFonts w:ascii="Courier New" w:hAnsi="Courier New" w:cs="Courier New" w:hint="default"/>
+      </w:rPr>
+    </w:lvl>
+    <w:lvl w:ilvl="5" w:tplc="20000005" w:tentative="1">
+      <w:start w:val="1"/>
+      <w:numFmt w:val="bullet"/>
+      <w:lvlText w:val=""/>
+      <w:lvlJc w:val="left"/>
+      <w:pPr>
+        <w:ind w:left="4650" w:hanging="360"/>
+      </w:pPr>
+      <w:rPr>
+        <w:rFonts w:ascii="Wingdings" w:hAnsi="Wingdings" w:hint="default"/>
+      </w:rPr>
+    </w:lvl>
+    <w:lvl w:ilvl="6" w:tplc="20000001" w:tentative="1">
+      <w:start w:val="1"/>
+      <w:numFmt w:val="bullet"/>
+      <w:lvlText w:val=""/>
+      <w:lvlJc w:val="left"/>
+      <w:pPr>
+        <w:ind w:left="5370" w:hanging="360"/>
+      </w:pPr>
+      <w:rPr>
+        <w:rFonts w:ascii="Symbol" w:hAnsi="Symbol" w:hint="default"/>
+      </w:rPr>
+    </w:lvl>
+    <w:lvl w:ilvl="7" w:tplc="20000003" w:tentative="1">
+      <w:start w:val="1"/>
+      <w:numFmt w:val="bullet"/>
+      <w:lvlText w:val="o"/>
+      <w:lvlJc w:val="left"/>
+      <w:pPr>
+        <w:ind w:left="6090" w:hanging="360"/>
+      </w:pPr>
+      <w:rPr>
+        <w:rFonts w:ascii="Courier New" w:hAnsi="Courier New" w:cs="Courier New" w:hint="default"/>
+      </w:rPr>
+    </w:lvl>
+    <w:lvl w:ilvl="8" w:tplc="20000005" w:tentative="1">
+      <w:start w:val="1"/>
+      <w:numFmt w:val="bullet"/>
+      <w:lvlText w:val=""/>
+      <w:lvlJc w:val="left"/>
+      <w:pPr>
+        <w:ind w:left="6810" w:hanging="360"/>
+      </w:pPr>
+      <w:rPr>
+        <w:rFonts w:ascii="Wingdings" w:hAnsi="Wingdings" w:hint="default"/>
+      </w:rPr>
+    </w:lvl>
+  </w:abstractNum>
+  <w:abstractNum w:abstractNumId="9" w15:restartNumberingAfterBreak="0">
     <w:nsid w:val="44105BAD"/>
     <w:multiLevelType w:val="multilevel"/>
     <w:tmpl w:val="44105BAD"/>
-    <w:lvl w:ilvl="0" w:tentative="0">
+    <w:lvl w:ilvl="0">
       <w:start w:val="1"/>
       <w:numFmt w:val="bullet"/>
       <w:lvlText w:val=""/>
@@ -3797,11 +5762,11 @@
         <w:ind w:left="720" w:hanging="360"/>
       </w:pPr>
       <w:rPr>
-        <w:rFonts w:hint="default" w:ascii="Symbol" w:hAnsi="Symbol"/>
+        <w:rFonts w:ascii="Symbol" w:hAnsi="Symbol" w:hint="default"/>
         <w:sz w:val="20"/>
       </w:rPr>
     </w:lvl>
-    <w:lvl w:ilvl="1" w:tentative="0">
+    <w:lvl w:ilvl="1">
       <w:start w:val="1"/>
       <w:numFmt w:val="bullet"/>
       <w:lvlText w:val="o"/>
@@ -3813,11 +5778,11 @@
         <w:ind w:left="1440" w:hanging="360"/>
       </w:pPr>
       <w:rPr>
-        <w:rFonts w:hint="default" w:ascii="Courier New" w:hAnsi="Courier New"/>
+        <w:rFonts w:ascii="Courier New" w:hAnsi="Courier New" w:hint="default"/>
         <w:sz w:val="20"/>
       </w:rPr>
     </w:lvl>
-    <w:lvl w:ilvl="2" w:tentative="0">
+    <w:lvl w:ilvl="2">
       <w:start w:val="1"/>
       <w:numFmt w:val="bullet"/>
       <w:lvlText w:val=""/>
@@ -3829,11 +5794,11 @@
         <w:ind w:left="2160" w:hanging="360"/>
       </w:pPr>
       <w:rPr>
-        <w:rFonts w:hint="default" w:ascii="Wingdings" w:hAnsi="Wingdings"/>
+        <w:rFonts w:ascii="Wingdings" w:hAnsi="Wingdings" w:hint="default"/>
         <w:sz w:val="20"/>
       </w:rPr>
     </w:lvl>
-    <w:lvl w:ilvl="3" w:tentative="0">
+    <w:lvl w:ilvl="3">
       <w:start w:val="1"/>
       <w:numFmt w:val="bullet"/>
       <w:lvlText w:val=""/>
@@ -3845,11 +5810,11 @@
         <w:ind w:left="2880" w:hanging="360"/>
       </w:pPr>
       <w:rPr>
-        <w:rFonts w:hint="default" w:ascii="Wingdings" w:hAnsi="Wingdings"/>
+        <w:rFonts w:ascii="Wingdings" w:hAnsi="Wingdings" w:hint="default"/>
         <w:sz w:val="20"/>
       </w:rPr>
     </w:lvl>
-    <w:lvl w:ilvl="4" w:tentative="0">
+    <w:lvl w:ilvl="4">
       <w:start w:val="1"/>
       <w:numFmt w:val="bullet"/>
       <w:lvlText w:val=""/>
@@ -3861,11 +5826,11 @@
         <w:ind w:left="3600" w:hanging="360"/>
       </w:pPr>
       <w:rPr>
-        <w:rFonts w:hint="default" w:ascii="Wingdings" w:hAnsi="Wingdings"/>
+        <w:rFonts w:ascii="Wingdings" w:hAnsi="Wingdings" w:hint="default"/>
         <w:sz w:val="20"/>
       </w:rPr>
     </w:lvl>
-    <w:lvl w:ilvl="5" w:tentative="0">
+    <w:lvl w:ilvl="5">
       <w:start w:val="1"/>
       <w:numFmt w:val="bullet"/>
       <w:lvlText w:val=""/>
@@ -3877,11 +5842,11 @@
         <w:ind w:left="4320" w:hanging="360"/>
       </w:pPr>
       <w:rPr>
-        <w:rFonts w:hint="default" w:ascii="Wingdings" w:hAnsi="Wingdings"/>
+        <w:rFonts w:ascii="Wingdings" w:hAnsi="Wingdings" w:hint="default"/>
         <w:sz w:val="20"/>
       </w:rPr>
     </w:lvl>
-    <w:lvl w:ilvl="6" w:tentative="0">
+    <w:lvl w:ilvl="6">
       <w:start w:val="1"/>
       <w:numFmt w:val="bullet"/>
       <w:lvlText w:val=""/>
@@ -3893,11 +5858,11 @@
         <w:ind w:left="5040" w:hanging="360"/>
       </w:pPr>
       <w:rPr>
-        <w:rFonts w:hint="default" w:ascii="Wingdings" w:hAnsi="Wingdings"/>
+        <w:rFonts w:ascii="Wingdings" w:hAnsi="Wingdings" w:hint="default"/>
         <w:sz w:val="20"/>
       </w:rPr>
     </w:lvl>
-    <w:lvl w:ilvl="7" w:tentative="0">
+    <w:lvl w:ilvl="7">
       <w:start w:val="1"/>
       <w:numFmt w:val="bullet"/>
       <w:lvlText w:val=""/>
@@ -3909,11 +5874,11 @@
         <w:ind w:left="5760" w:hanging="360"/>
       </w:pPr>
       <w:rPr>
-        <w:rFonts w:hint="default" w:ascii="Wingdings" w:hAnsi="Wingdings"/>
+        <w:rFonts w:ascii="Wingdings" w:hAnsi="Wingdings" w:hint="default"/>
         <w:sz w:val="20"/>
       </w:rPr>
     </w:lvl>
-    <w:lvl w:ilvl="8" w:tentative="0">
+    <w:lvl w:ilvl="8">
       <w:start w:val="1"/>
       <w:numFmt w:val="bullet"/>
       <w:lvlText w:val=""/>
@@ -3925,16 +5890,16 @@
         <w:ind w:left="6480" w:hanging="360"/>
       </w:pPr>
       <w:rPr>
-        <w:rFonts w:hint="default" w:ascii="Wingdings" w:hAnsi="Wingdings"/>
+        <w:rFonts w:ascii="Wingdings" w:hAnsi="Wingdings" w:hint="default"/>
         <w:sz w:val="20"/>
       </w:rPr>
     </w:lvl>
   </w:abstractNum>
-  <w:abstractNum w:abstractNumId="8">
+  <w:abstractNum w:abstractNumId="10" w15:restartNumberingAfterBreak="0">
     <w:nsid w:val="44AC3325"/>
     <w:multiLevelType w:val="multilevel"/>
     <w:tmpl w:val="44AC3325"/>
-    <w:lvl w:ilvl="0" w:tentative="0">
+    <w:lvl w:ilvl="0">
       <w:start w:val="1"/>
       <w:numFmt w:val="bullet"/>
       <w:lvlText w:val=""/>
@@ -3946,11 +5911,11 @@
         <w:ind w:left="720" w:hanging="360"/>
       </w:pPr>
       <w:rPr>
-        <w:rFonts w:hint="default" w:ascii="Symbol" w:hAnsi="Symbol"/>
+        <w:rFonts w:ascii="Symbol" w:hAnsi="Symbol" w:hint="default"/>
         <w:sz w:val="20"/>
       </w:rPr>
     </w:lvl>
-    <w:lvl w:ilvl="1" w:tentative="0">
+    <w:lvl w:ilvl="1">
       <w:start w:val="1"/>
       <w:numFmt w:val="bullet"/>
       <w:lvlText w:val="o"/>
@@ -3962,11 +5927,11 @@
         <w:ind w:left="1440" w:hanging="360"/>
       </w:pPr>
       <w:rPr>
-        <w:rFonts w:hint="default" w:ascii="Courier New" w:hAnsi="Courier New"/>
+        <w:rFonts w:ascii="Courier New" w:hAnsi="Courier New" w:hint="default"/>
         <w:sz w:val="20"/>
       </w:rPr>
     </w:lvl>
-    <w:lvl w:ilvl="2" w:tentative="0">
+    <w:lvl w:ilvl="2">
       <w:start w:val="1"/>
       <w:numFmt w:val="bullet"/>
       <w:lvlText w:val=""/>
@@ -3978,11 +5943,11 @@
         <w:ind w:left="2160" w:hanging="360"/>
       </w:pPr>
       <w:rPr>
-        <w:rFonts w:hint="default" w:ascii="Wingdings" w:hAnsi="Wingdings"/>
+        <w:rFonts w:ascii="Wingdings" w:hAnsi="Wingdings" w:hint="default"/>
         <w:sz w:val="20"/>
       </w:rPr>
     </w:lvl>
-    <w:lvl w:ilvl="3" w:tentative="0">
+    <w:lvl w:ilvl="3">
       <w:start w:val="1"/>
       <w:numFmt w:val="bullet"/>
       <w:lvlText w:val=""/>
@@ -3994,11 +5959,11 @@
         <w:ind w:left="2880" w:hanging="360"/>
       </w:pPr>
       <w:rPr>
-        <w:rFonts w:hint="default" w:ascii="Wingdings" w:hAnsi="Wingdings"/>
+        <w:rFonts w:ascii="Wingdings" w:hAnsi="Wingdings" w:hint="default"/>
         <w:sz w:val="20"/>
       </w:rPr>
     </w:lvl>
-    <w:lvl w:ilvl="4" w:tentative="0">
+    <w:lvl w:ilvl="4">
       <w:start w:val="1"/>
       <w:numFmt w:val="bullet"/>
       <w:lvlText w:val=""/>
@@ -4010,11 +5975,11 @@
         <w:ind w:left="3600" w:hanging="360"/>
       </w:pPr>
       <w:rPr>
-        <w:rFonts w:hint="default" w:ascii="Wingdings" w:hAnsi="Wingdings"/>
+        <w:rFonts w:ascii="Wingdings" w:hAnsi="Wingdings" w:hint="default"/>
         <w:sz w:val="20"/>
       </w:rPr>
     </w:lvl>
-    <w:lvl w:ilvl="5" w:tentative="0">
+    <w:lvl w:ilvl="5">
       <w:start w:val="1"/>
       <w:numFmt w:val="bullet"/>
       <w:lvlText w:val=""/>
@@ -4026,11 +5991,11 @@
         <w:ind w:left="4320" w:hanging="360"/>
       </w:pPr>
       <w:rPr>
-        <w:rFonts w:hint="default" w:ascii="Wingdings" w:hAnsi="Wingdings"/>
+        <w:rFonts w:ascii="Wingdings" w:hAnsi="Wingdings" w:hint="default"/>
         <w:sz w:val="20"/>
       </w:rPr>
     </w:lvl>
-    <w:lvl w:ilvl="6" w:tentative="0">
+    <w:lvl w:ilvl="6">
       <w:start w:val="1"/>
       <w:numFmt w:val="bullet"/>
       <w:lvlText w:val=""/>
@@ -4042,11 +6007,11 @@
         <w:ind w:left="5040" w:hanging="360"/>
       </w:pPr>
       <w:rPr>
-        <w:rFonts w:hint="default" w:ascii="Wingdings" w:hAnsi="Wingdings"/>
+        <w:rFonts w:ascii="Wingdings" w:hAnsi="Wingdings" w:hint="default"/>
         <w:sz w:val="20"/>
       </w:rPr>
     </w:lvl>
-    <w:lvl w:ilvl="7" w:tentative="0">
+    <w:lvl w:ilvl="7">
       <w:start w:val="1"/>
       <w:numFmt w:val="bullet"/>
       <w:lvlText w:val=""/>
@@ -4058,11 +6023,11 @@
         <w:ind w:left="5760" w:hanging="360"/>
       </w:pPr>
       <w:rPr>
-        <w:rFonts w:hint="default" w:ascii="Wingdings" w:hAnsi="Wingdings"/>
+        <w:rFonts w:ascii="Wingdings" w:hAnsi="Wingdings" w:hint="default"/>
         <w:sz w:val="20"/>
       </w:rPr>
     </w:lvl>
-    <w:lvl w:ilvl="8" w:tentative="0">
+    <w:lvl w:ilvl="8">
       <w:start w:val="1"/>
       <w:numFmt w:val="bullet"/>
       <w:lvlText w:val=""/>
@@ -4074,16 +6039,16 @@
         <w:ind w:left="6480" w:hanging="360"/>
       </w:pPr>
       <w:rPr>
-        <w:rFonts w:hint="default" w:ascii="Wingdings" w:hAnsi="Wingdings"/>
+        <w:rFonts w:ascii="Wingdings" w:hAnsi="Wingdings" w:hint="default"/>
         <w:sz w:val="20"/>
       </w:rPr>
     </w:lvl>
   </w:abstractNum>
-  <w:abstractNum w:abstractNumId="9">
+  <w:abstractNum w:abstractNumId="11" w15:restartNumberingAfterBreak="0">
     <w:nsid w:val="45D00AF6"/>
     <w:multiLevelType w:val="multilevel"/>
     <w:tmpl w:val="45D00AF6"/>
-    <w:lvl w:ilvl="0" w:tentative="0">
+    <w:lvl w:ilvl="0">
       <w:start w:val="1"/>
       <w:numFmt w:val="decimal"/>
       <w:lvlText w:val="%1."/>
@@ -4095,7 +6060,7 @@
         <w:ind w:left="720" w:hanging="360"/>
       </w:pPr>
     </w:lvl>
-    <w:lvl w:ilvl="1" w:tentative="0">
+    <w:lvl w:ilvl="1">
       <w:start w:val="1"/>
       <w:numFmt w:val="bullet"/>
       <w:lvlText w:val="o"/>
@@ -4107,11 +6072,11 @@
         <w:ind w:left="1440" w:hanging="360"/>
       </w:pPr>
       <w:rPr>
-        <w:rFonts w:hint="default" w:ascii="Courier New" w:hAnsi="Courier New"/>
+        <w:rFonts w:ascii="Courier New" w:hAnsi="Courier New" w:hint="default"/>
         <w:sz w:val="20"/>
       </w:rPr>
     </w:lvl>
-    <w:lvl w:ilvl="2" w:tentative="0">
+    <w:lvl w:ilvl="2">
       <w:start w:val="1"/>
       <w:numFmt w:val="decimal"/>
       <w:lvlText w:val="%3."/>
@@ -4123,7 +6088,7 @@
         <w:ind w:left="2160" w:hanging="360"/>
       </w:pPr>
     </w:lvl>
-    <w:lvl w:ilvl="3" w:tentative="0">
+    <w:lvl w:ilvl="3">
       <w:start w:val="1"/>
       <w:numFmt w:val="decimal"/>
       <w:lvlText w:val="%4."/>
@@ -4135,7 +6100,7 @@
         <w:ind w:left="2880" w:hanging="360"/>
       </w:pPr>
     </w:lvl>
-    <w:lvl w:ilvl="4" w:tentative="0">
+    <w:lvl w:ilvl="4">
       <w:start w:val="1"/>
       <w:numFmt w:val="decimal"/>
       <w:lvlText w:val="%5."/>
@@ -4147,7 +6112,7 @@
         <w:ind w:left="3600" w:hanging="360"/>
       </w:pPr>
     </w:lvl>
-    <w:lvl w:ilvl="5" w:tentative="0">
+    <w:lvl w:ilvl="5">
       <w:start w:val="1"/>
       <w:numFmt w:val="decimal"/>
       <w:lvlText w:val="%6."/>
@@ -4159,7 +6124,7 @@
         <w:ind w:left="4320" w:hanging="360"/>
       </w:pPr>
     </w:lvl>
-    <w:lvl w:ilvl="6" w:tentative="0">
+    <w:lvl w:ilvl="6">
       <w:start w:val="1"/>
       <w:numFmt w:val="decimal"/>
       <w:lvlText w:val="%7."/>
@@ -4171,7 +6136,7 @@
         <w:ind w:left="5040" w:hanging="360"/>
       </w:pPr>
     </w:lvl>
-    <w:lvl w:ilvl="7" w:tentative="0">
+    <w:lvl w:ilvl="7">
       <w:start w:val="1"/>
       <w:numFmt w:val="decimal"/>
       <w:lvlText w:val="%8."/>
@@ -4183,7 +6148,7 @@
         <w:ind w:left="5760" w:hanging="360"/>
       </w:pPr>
     </w:lvl>
-    <w:lvl w:ilvl="8" w:tentative="0">
+    <w:lvl w:ilvl="8">
       <w:start w:val="1"/>
       <w:numFmt w:val="decimal"/>
       <w:lvlText w:val="%9."/>
@@ -4196,11 +6161,11 @@
       </w:pPr>
     </w:lvl>
   </w:abstractNum>
-  <w:abstractNum w:abstractNumId="10">
+  <w:abstractNum w:abstractNumId="12" w15:restartNumberingAfterBreak="0">
     <w:nsid w:val="6C6653F0"/>
     <w:multiLevelType w:val="multilevel"/>
     <w:tmpl w:val="6C6653F0"/>
-    <w:lvl w:ilvl="0" w:tentative="0">
+    <w:lvl w:ilvl="0">
       <w:start w:val="1"/>
       <w:numFmt w:val="bullet"/>
       <w:lvlText w:val=""/>
@@ -4209,10 +6174,10 @@
         <w:ind w:left="720" w:hanging="360"/>
       </w:pPr>
       <w:rPr>
-        <w:rFonts w:hint="default" w:ascii="Symbol" w:hAnsi="Symbol"/>
-      </w:rPr>
-    </w:lvl>
-    <w:lvl w:ilvl="1" w:tentative="0">
+        <w:rFonts w:ascii="Symbol" w:hAnsi="Symbol" w:hint="default"/>
+      </w:rPr>
+    </w:lvl>
+    <w:lvl w:ilvl="1">
       <w:start w:val="1"/>
       <w:numFmt w:val="bullet"/>
       <w:lvlText w:val="o"/>
@@ -4221,10 +6186,10 @@
         <w:ind w:left="1440" w:hanging="360"/>
       </w:pPr>
       <w:rPr>
-        <w:rFonts w:hint="default" w:ascii="Courier New" w:hAnsi="Courier New" w:cs="Courier New"/>
-      </w:rPr>
-    </w:lvl>
-    <w:lvl w:ilvl="2" w:tentative="0">
+        <w:rFonts w:ascii="Courier New" w:hAnsi="Courier New" w:cs="Courier New" w:hint="default"/>
+      </w:rPr>
+    </w:lvl>
+    <w:lvl w:ilvl="2">
       <w:start w:val="1"/>
       <w:numFmt w:val="bullet"/>
       <w:lvlText w:val=""/>
@@ -4233,10 +6198,10 @@
         <w:ind w:left="2160" w:hanging="360"/>
       </w:pPr>
       <w:rPr>
-        <w:rFonts w:hint="default" w:ascii="Wingdings" w:hAnsi="Wingdings"/>
-      </w:rPr>
-    </w:lvl>
-    <w:lvl w:ilvl="3" w:tentative="0">
+        <w:rFonts w:ascii="Wingdings" w:hAnsi="Wingdings" w:hint="default"/>
+      </w:rPr>
+    </w:lvl>
+    <w:lvl w:ilvl="3">
       <w:start w:val="1"/>
       <w:numFmt w:val="bullet"/>
       <w:lvlText w:val=""/>
@@ -4245,10 +6210,10 @@
         <w:ind w:left="2880" w:hanging="360"/>
       </w:pPr>
       <w:rPr>
-        <w:rFonts w:hint="default" w:ascii="Symbol" w:hAnsi="Symbol"/>
-      </w:rPr>
-    </w:lvl>
-    <w:lvl w:ilvl="4" w:tentative="0">
+        <w:rFonts w:ascii="Symbol" w:hAnsi="Symbol" w:hint="default"/>
+      </w:rPr>
+    </w:lvl>
+    <w:lvl w:ilvl="4">
       <w:start w:val="1"/>
       <w:numFmt w:val="bullet"/>
       <w:lvlText w:val="o"/>
@@ -4257,10 +6222,10 @@
         <w:ind w:left="3600" w:hanging="360"/>
       </w:pPr>
       <w:rPr>
-        <w:rFonts w:hint="default" w:ascii="Courier New" w:hAnsi="Courier New" w:cs="Courier New"/>
-      </w:rPr>
-    </w:lvl>
-    <w:lvl w:ilvl="5" w:tentative="0">
+        <w:rFonts w:ascii="Courier New" w:hAnsi="Courier New" w:cs="Courier New" w:hint="default"/>
+      </w:rPr>
+    </w:lvl>
+    <w:lvl w:ilvl="5">
       <w:start w:val="1"/>
       <w:numFmt w:val="bullet"/>
       <w:lvlText w:val=""/>
@@ -4269,10 +6234,10 @@
         <w:ind w:left="4320" w:hanging="360"/>
       </w:pPr>
       <w:rPr>
-        <w:rFonts w:hint="default" w:ascii="Wingdings" w:hAnsi="Wingdings"/>
-      </w:rPr>
-    </w:lvl>
-    <w:lvl w:ilvl="6" w:tentative="0">
+        <w:rFonts w:ascii="Wingdings" w:hAnsi="Wingdings" w:hint="default"/>
+      </w:rPr>
+    </w:lvl>
+    <w:lvl w:ilvl="6">
       <w:start w:val="1"/>
       <w:numFmt w:val="bullet"/>
       <w:lvlText w:val=""/>
@@ -4281,10 +6246,10 @@
         <w:ind w:left="5040" w:hanging="360"/>
       </w:pPr>
       <w:rPr>
-        <w:rFonts w:hint="default" w:ascii="Symbol" w:hAnsi="Symbol"/>
-      </w:rPr>
-    </w:lvl>
-    <w:lvl w:ilvl="7" w:tentative="0">
+        <w:rFonts w:ascii="Symbol" w:hAnsi="Symbol" w:hint="default"/>
+      </w:rPr>
+    </w:lvl>
+    <w:lvl w:ilvl="7">
       <w:start w:val="1"/>
       <w:numFmt w:val="bullet"/>
       <w:lvlText w:val="o"/>
@@ -4293,10 +6258,10 @@
         <w:ind w:left="5760" w:hanging="360"/>
       </w:pPr>
       <w:rPr>
-        <w:rFonts w:hint="default" w:ascii="Courier New" w:hAnsi="Courier New" w:cs="Courier New"/>
-      </w:rPr>
-    </w:lvl>
-    <w:lvl w:ilvl="8" w:tentative="0">
+        <w:rFonts w:ascii="Courier New" w:hAnsi="Courier New" w:cs="Courier New" w:hint="default"/>
+      </w:rPr>
+    </w:lvl>
+    <w:lvl w:ilvl="8">
       <w:start w:val="1"/>
       <w:numFmt w:val="bullet"/>
       <w:lvlText w:val=""/>
@@ -4305,15 +6270,15 @@
         <w:ind w:left="6480" w:hanging="360"/>
       </w:pPr>
       <w:rPr>
-        <w:rFonts w:hint="default" w:ascii="Wingdings" w:hAnsi="Wingdings"/>
+        <w:rFonts w:ascii="Wingdings" w:hAnsi="Wingdings" w:hint="default"/>
       </w:rPr>
     </w:lvl>
   </w:abstractNum>
-  <w:abstractNum w:abstractNumId="11">
+  <w:abstractNum w:abstractNumId="13" w15:restartNumberingAfterBreak="0">
     <w:nsid w:val="6EA46725"/>
     <w:multiLevelType w:val="multilevel"/>
     <w:tmpl w:val="6EA46725"/>
-    <w:lvl w:ilvl="0" w:tentative="0">
+    <w:lvl w:ilvl="0">
       <w:start w:val="1"/>
       <w:numFmt w:val="bullet"/>
       <w:lvlText w:val=""/>
@@ -4325,11 +6290,11 @@
         <w:ind w:left="720" w:hanging="360"/>
       </w:pPr>
       <w:rPr>
-        <w:rFonts w:hint="default" w:ascii="Symbol" w:hAnsi="Symbol"/>
+        <w:rFonts w:ascii="Symbol" w:hAnsi="Symbol" w:hint="default"/>
         <w:sz w:val="20"/>
       </w:rPr>
     </w:lvl>
-    <w:lvl w:ilvl="1" w:tentative="0">
+    <w:lvl w:ilvl="1">
       <w:start w:val="1"/>
       <w:numFmt w:val="bullet"/>
       <w:lvlText w:val="o"/>
@@ -4341,11 +6306,11 @@
         <w:ind w:left="1440" w:hanging="360"/>
       </w:pPr>
       <w:rPr>
-        <w:rFonts w:hint="default" w:ascii="Courier New" w:hAnsi="Courier New"/>
+        <w:rFonts w:ascii="Courier New" w:hAnsi="Courier New" w:hint="default"/>
         <w:sz w:val="20"/>
       </w:rPr>
     </w:lvl>
-    <w:lvl w:ilvl="2" w:tentative="0">
+    <w:lvl w:ilvl="2">
       <w:start w:val="1"/>
       <w:numFmt w:val="bullet"/>
       <w:lvlText w:val=""/>
@@ -4357,11 +6322,11 @@
         <w:ind w:left="2160" w:hanging="360"/>
       </w:pPr>
       <w:rPr>
-        <w:rFonts w:hint="default" w:ascii="Wingdings" w:hAnsi="Wingdings"/>
+        <w:rFonts w:ascii="Wingdings" w:hAnsi="Wingdings" w:hint="default"/>
         <w:sz w:val="20"/>
       </w:rPr>
     </w:lvl>
-    <w:lvl w:ilvl="3" w:tentative="0">
+    <w:lvl w:ilvl="3">
       <w:start w:val="1"/>
       <w:numFmt w:val="bullet"/>
       <w:lvlText w:val=""/>
@@ -4373,11 +6338,11 @@
         <w:ind w:left="2880" w:hanging="360"/>
       </w:pPr>
       <w:rPr>
-        <w:rFonts w:hint="default" w:ascii="Wingdings" w:hAnsi="Wingdings"/>
+        <w:rFonts w:ascii="Wingdings" w:hAnsi="Wingdings" w:hint="default"/>
         <w:sz w:val="20"/>
       </w:rPr>
     </w:lvl>
-    <w:lvl w:ilvl="4" w:tentative="0">
+    <w:lvl w:ilvl="4">
       <w:start w:val="1"/>
       <w:numFmt w:val="bullet"/>
       <w:lvlText w:val=""/>
@@ -4389,11 +6354,11 @@
         <w:ind w:left="3600" w:hanging="360"/>
       </w:pPr>
       <w:rPr>
-        <w:rFonts w:hint="default" w:ascii="Wingdings" w:hAnsi="Wingdings"/>
+        <w:rFonts w:ascii="Wingdings" w:hAnsi="Wingdings" w:hint="default"/>
         <w:sz w:val="20"/>
       </w:rPr>
     </w:lvl>
-    <w:lvl w:ilvl="5" w:tentative="0">
+    <w:lvl w:ilvl="5">
       <w:start w:val="1"/>
       <w:numFmt w:val="bullet"/>
       <w:lvlText w:val=""/>
@@ -4405,11 +6370,11 @@
         <w:ind w:left="4320" w:hanging="360"/>
       </w:pPr>
       <w:rPr>
-        <w:rFonts w:hint="default" w:ascii="Wingdings" w:hAnsi="Wingdings"/>
+        <w:rFonts w:ascii="Wingdings" w:hAnsi="Wingdings" w:hint="default"/>
         <w:sz w:val="20"/>
       </w:rPr>
     </w:lvl>
-    <w:lvl w:ilvl="6" w:tentative="0">
+    <w:lvl w:ilvl="6">
       <w:start w:val="1"/>
       <w:numFmt w:val="bullet"/>
       <w:lvlText w:val=""/>
@@ -4421,11 +6386,11 @@
         <w:ind w:left="5040" w:hanging="360"/>
       </w:pPr>
       <w:rPr>
-        <w:rFonts w:hint="default" w:ascii="Wingdings" w:hAnsi="Wingdings"/>
+        <w:rFonts w:ascii="Wingdings" w:hAnsi="Wingdings" w:hint="default"/>
         <w:sz w:val="20"/>
       </w:rPr>
     </w:lvl>
-    <w:lvl w:ilvl="7" w:tentative="0">
+    <w:lvl w:ilvl="7">
       <w:start w:val="1"/>
       <w:numFmt w:val="bullet"/>
       <w:lvlText w:val=""/>
@@ -4437,11 +6402,11 @@
         <w:ind w:left="5760" w:hanging="360"/>
       </w:pPr>
       <w:rPr>
-        <w:rFonts w:hint="default" w:ascii="Wingdings" w:hAnsi="Wingdings"/>
+        <w:rFonts w:ascii="Wingdings" w:hAnsi="Wingdings" w:hint="default"/>
         <w:sz w:val="20"/>
       </w:rPr>
     </w:lvl>
-    <w:lvl w:ilvl="8" w:tentative="0">
+    <w:lvl w:ilvl="8">
       <w:start w:val="1"/>
       <w:numFmt w:val="bullet"/>
       <w:lvlText w:val=""/>
@@ -4453,16 +6418,16 @@
         <w:ind w:left="6480" w:hanging="360"/>
       </w:pPr>
       <w:rPr>
-        <w:rFonts w:hint="default" w:ascii="Wingdings" w:hAnsi="Wingdings"/>
+        <w:rFonts w:ascii="Wingdings" w:hAnsi="Wingdings" w:hint="default"/>
         <w:sz w:val="20"/>
       </w:rPr>
     </w:lvl>
   </w:abstractNum>
-  <w:abstractNum w:abstractNumId="12">
+  <w:abstractNum w:abstractNumId="14" w15:restartNumberingAfterBreak="0">
     <w:nsid w:val="73293B53"/>
     <w:multiLevelType w:val="multilevel"/>
     <w:tmpl w:val="73293B53"/>
-    <w:lvl w:ilvl="0" w:tentative="0">
+    <w:lvl w:ilvl="0">
       <w:start w:val="1"/>
       <w:numFmt w:val="bullet"/>
       <w:lvlText w:val=""/>
@@ -4474,11 +6439,11 @@
         <w:ind w:left="720" w:hanging="360"/>
       </w:pPr>
       <w:rPr>
-        <w:rFonts w:hint="default" w:ascii="Symbol" w:hAnsi="Symbol"/>
+        <w:rFonts w:ascii="Symbol" w:hAnsi="Symbol" w:hint="default"/>
         <w:sz w:val="20"/>
       </w:rPr>
     </w:lvl>
-    <w:lvl w:ilvl="1" w:tentative="0">
+    <w:lvl w:ilvl="1">
       <w:start w:val="1"/>
       <w:numFmt w:val="bullet"/>
       <w:lvlText w:val="o"/>
@@ -4490,11 +6455,11 @@
         <w:ind w:left="1440" w:hanging="360"/>
       </w:pPr>
       <w:rPr>
-        <w:rFonts w:hint="default" w:ascii="Courier New" w:hAnsi="Courier New"/>
+        <w:rFonts w:ascii="Courier New" w:hAnsi="Courier New" w:hint="default"/>
         <w:sz w:val="20"/>
       </w:rPr>
     </w:lvl>
-    <w:lvl w:ilvl="2" w:tentative="0">
+    <w:lvl w:ilvl="2">
       <w:start w:val="1"/>
       <w:numFmt w:val="bullet"/>
       <w:lvlText w:val=""/>
@@ -4506,11 +6471,11 @@
         <w:ind w:left="2160" w:hanging="360"/>
       </w:pPr>
       <w:rPr>
-        <w:rFonts w:hint="default" w:ascii="Wingdings" w:hAnsi="Wingdings"/>
+        <w:rFonts w:ascii="Wingdings" w:hAnsi="Wingdings" w:hint="default"/>
         <w:sz w:val="20"/>
       </w:rPr>
     </w:lvl>
-    <w:lvl w:ilvl="3" w:tentative="0">
+    <w:lvl w:ilvl="3">
       <w:start w:val="1"/>
       <w:numFmt w:val="bullet"/>
       <w:lvlText w:val=""/>
@@ -4522,11 +6487,11 @@
         <w:ind w:left="2880" w:hanging="360"/>
       </w:pPr>
       <w:rPr>
-        <w:rFonts w:hint="default" w:ascii="Wingdings" w:hAnsi="Wingdings"/>
+        <w:rFonts w:ascii="Wingdings" w:hAnsi="Wingdings" w:hint="default"/>
         <w:sz w:val="20"/>
       </w:rPr>
     </w:lvl>
-    <w:lvl w:ilvl="4" w:tentative="0">
+    <w:lvl w:ilvl="4">
       <w:start w:val="1"/>
       <w:numFmt w:val="bullet"/>
       <w:lvlText w:val=""/>
@@ -4538,11 +6503,11 @@
         <w:ind w:left="3600" w:hanging="360"/>
       </w:pPr>
       <w:rPr>
-        <w:rFonts w:hint="default" w:ascii="Wingdings" w:hAnsi="Wingdings"/>
+        <w:rFonts w:ascii="Wingdings" w:hAnsi="Wingdings" w:hint="default"/>
         <w:sz w:val="20"/>
       </w:rPr>
     </w:lvl>
-    <w:lvl w:ilvl="5" w:tentative="0">
+    <w:lvl w:ilvl="5">
       <w:start w:val="1"/>
       <w:numFmt w:val="bullet"/>
       <w:lvlText w:val=""/>
@@ -4554,11 +6519,11 @@
         <w:ind w:left="4320" w:hanging="360"/>
       </w:pPr>
       <w:rPr>
-        <w:rFonts w:hint="default" w:ascii="Wingdings" w:hAnsi="Wingdings"/>
+        <w:rFonts w:ascii="Wingdings" w:hAnsi="Wingdings" w:hint="default"/>
         <w:sz w:val="20"/>
       </w:rPr>
     </w:lvl>
-    <w:lvl w:ilvl="6" w:tentative="0">
+    <w:lvl w:ilvl="6">
       <w:start w:val="1"/>
       <w:numFmt w:val="bullet"/>
       <w:lvlText w:val=""/>
@@ -4570,11 +6535,11 @@
         <w:ind w:left="5040" w:hanging="360"/>
       </w:pPr>
       <w:rPr>
-        <w:rFonts w:hint="default" w:ascii="Wingdings" w:hAnsi="Wingdings"/>
+        <w:rFonts w:ascii="Wingdings" w:hAnsi="Wingdings" w:hint="default"/>
         <w:sz w:val="20"/>
       </w:rPr>
     </w:lvl>
-    <w:lvl w:ilvl="7" w:tentative="0">
+    <w:lvl w:ilvl="7">
       <w:start w:val="1"/>
       <w:numFmt w:val="bullet"/>
       <w:lvlText w:val=""/>
@@ -4586,11 +6551,11 @@
         <w:ind w:left="5760" w:hanging="360"/>
       </w:pPr>
       <w:rPr>
-        <w:rFonts w:hint="default" w:ascii="Wingdings" w:hAnsi="Wingdings"/>
+        <w:rFonts w:ascii="Wingdings" w:hAnsi="Wingdings" w:hint="default"/>
         <w:sz w:val="20"/>
       </w:rPr>
     </w:lvl>
-    <w:lvl w:ilvl="8" w:tentative="0">
+    <w:lvl w:ilvl="8">
       <w:start w:val="1"/>
       <w:numFmt w:val="bullet"/>
       <w:lvlText w:val=""/>
@@ -4602,16 +6567,16 @@
         <w:ind w:left="6480" w:hanging="360"/>
       </w:pPr>
       <w:rPr>
-        <w:rFonts w:hint="default" w:ascii="Wingdings" w:hAnsi="Wingdings"/>
+        <w:rFonts w:ascii="Wingdings" w:hAnsi="Wingdings" w:hint="default"/>
         <w:sz w:val="20"/>
       </w:rPr>
     </w:lvl>
   </w:abstractNum>
-  <w:abstractNum w:abstractNumId="13">
+  <w:abstractNum w:abstractNumId="15" w15:restartNumberingAfterBreak="0">
     <w:nsid w:val="74541DDD"/>
     <w:multiLevelType w:val="multilevel"/>
     <w:tmpl w:val="74541DDD"/>
-    <w:lvl w:ilvl="0" w:tentative="0">
+    <w:lvl w:ilvl="0">
       <w:start w:val="1"/>
       <w:numFmt w:val="bullet"/>
       <w:lvlText w:val=""/>
@@ -4623,11 +6588,11 @@
         <w:ind w:left="720" w:hanging="360"/>
       </w:pPr>
       <w:rPr>
-        <w:rFonts w:hint="default" w:ascii="Symbol" w:hAnsi="Symbol"/>
+        <w:rFonts w:ascii="Symbol" w:hAnsi="Symbol" w:hint="default"/>
         <w:sz w:val="20"/>
       </w:rPr>
     </w:lvl>
-    <w:lvl w:ilvl="1" w:tentative="0">
+    <w:lvl w:ilvl="1">
       <w:start w:val="1"/>
       <w:numFmt w:val="bullet"/>
       <w:lvlText w:val="o"/>
@@ -4639,11 +6604,11 @@
         <w:ind w:left="1440" w:hanging="360"/>
       </w:pPr>
       <w:rPr>
-        <w:rFonts w:hint="default" w:ascii="Courier New" w:hAnsi="Courier New"/>
+        <w:rFonts w:ascii="Courier New" w:hAnsi="Courier New" w:hint="default"/>
         <w:sz w:val="20"/>
       </w:rPr>
     </w:lvl>
-    <w:lvl w:ilvl="2" w:tentative="0">
+    <w:lvl w:ilvl="2">
       <w:start w:val="1"/>
       <w:numFmt w:val="bullet"/>
       <w:lvlText w:val=""/>
@@ -4655,11 +6620,11 @@
         <w:ind w:left="2160" w:hanging="360"/>
       </w:pPr>
       <w:rPr>
-        <w:rFonts w:hint="default" w:ascii="Wingdings" w:hAnsi="Wingdings"/>
+        <w:rFonts w:ascii="Wingdings" w:hAnsi="Wingdings" w:hint="default"/>
         <w:sz w:val="20"/>
       </w:rPr>
     </w:lvl>
-    <w:lvl w:ilvl="3" w:tentative="0">
+    <w:lvl w:ilvl="3">
       <w:start w:val="1"/>
       <w:numFmt w:val="bullet"/>
       <w:lvlText w:val=""/>
@@ -4671,11 +6636,11 @@
         <w:ind w:left="2880" w:hanging="360"/>
       </w:pPr>
       <w:rPr>
-        <w:rFonts w:hint="default" w:ascii="Wingdings" w:hAnsi="Wingdings"/>
+        <w:rFonts w:ascii="Wingdings" w:hAnsi="Wingdings" w:hint="default"/>
         <w:sz w:val="20"/>
       </w:rPr>
     </w:lvl>
-    <w:lvl w:ilvl="4" w:tentative="0">
+    <w:lvl w:ilvl="4">
       <w:start w:val="1"/>
       <w:numFmt w:val="bullet"/>
       <w:lvlText w:val=""/>
@@ -4687,11 +6652,11 @@
         <w:ind w:left="3600" w:hanging="360"/>
       </w:pPr>
       <w:rPr>
-        <w:rFonts w:hint="default" w:ascii="Wingdings" w:hAnsi="Wingdings"/>
+        <w:rFonts w:ascii="Wingdings" w:hAnsi="Wingdings" w:hint="default"/>
         <w:sz w:val="20"/>
       </w:rPr>
     </w:lvl>
-    <w:lvl w:ilvl="5" w:tentative="0">
+    <w:lvl w:ilvl="5">
       <w:start w:val="1"/>
       <w:numFmt w:val="bullet"/>
       <w:lvlText w:val=""/>
@@ -4703,11 +6668,11 @@
         <w:ind w:left="4320" w:hanging="360"/>
       </w:pPr>
       <w:rPr>
-        <w:rFonts w:hint="default" w:ascii="Wingdings" w:hAnsi="Wingdings"/>
+        <w:rFonts w:ascii="Wingdings" w:hAnsi="Wingdings" w:hint="default"/>
         <w:sz w:val="20"/>
       </w:rPr>
     </w:lvl>
-    <w:lvl w:ilvl="6" w:tentative="0">
+    <w:lvl w:ilvl="6">
       <w:start w:val="1"/>
       <w:numFmt w:val="bullet"/>
       <w:lvlText w:val=""/>
@@ -4719,11 +6684,11 @@
         <w:ind w:left="5040" w:hanging="360"/>
       </w:pPr>
       <w:rPr>
-        <w:rFonts w:hint="default" w:ascii="Wingdings" w:hAnsi="Wingdings"/>
+        <w:rFonts w:ascii="Wingdings" w:hAnsi="Wingdings" w:hint="default"/>
         <w:sz w:val="20"/>
       </w:rPr>
     </w:lvl>
-    <w:lvl w:ilvl="7" w:tentative="0">
+    <w:lvl w:ilvl="7">
       <w:start w:val="1"/>
       <w:numFmt w:val="bullet"/>
       <w:lvlText w:val=""/>
@@ -4735,11 +6700,11 @@
         <w:ind w:left="5760" w:hanging="360"/>
       </w:pPr>
       <w:rPr>
-        <w:rFonts w:hint="default" w:ascii="Wingdings" w:hAnsi="Wingdings"/>
+        <w:rFonts w:ascii="Wingdings" w:hAnsi="Wingdings" w:hint="default"/>
         <w:sz w:val="20"/>
       </w:rPr>
     </w:lvl>
-    <w:lvl w:ilvl="8" w:tentative="0">
+    <w:lvl w:ilvl="8">
       <w:start w:val="1"/>
       <w:numFmt w:val="bullet"/>
       <w:lvlText w:val=""/>
@@ -4751,320 +6716,592 @@
         <w:ind w:left="6480" w:hanging="360"/>
       </w:pPr>
       <w:rPr>
-        <w:rFonts w:hint="default" w:ascii="Wingdings" w:hAnsi="Wingdings"/>
+        <w:rFonts w:ascii="Wingdings" w:hAnsi="Wingdings" w:hint="default"/>
         <w:sz w:val="20"/>
       </w:rPr>
     </w:lvl>
   </w:abstractNum>
-  <w:abstractNum w:abstractNumId="14">
+  <w:abstractNum w:abstractNumId="16" w15:restartNumberingAfterBreak="0">
     <w:nsid w:val="7A957C6D"/>
     <w:multiLevelType w:val="multilevel"/>
     <w:tmpl w:val="7A957C6D"/>
-    <w:lvl w:ilvl="0" w:tentative="0">
+    <w:lvl w:ilvl="0">
       <w:start w:val="1"/>
       <w:numFmt w:val="decimal"/>
       <w:lvlText w:val="%1."/>
       <w:lvlJc w:val="left"/>
       <w:pPr>
         <w:tabs>
-          <w:tab w:val="left" w:pos="720"/>
-        </w:tabs>
-        <w:ind w:left="720" w:hanging="360"/>
-      </w:pPr>
-    </w:lvl>
-    <w:lvl w:ilvl="1" w:tentative="0">
+          <w:tab w:val="left" w:pos="1068"/>
+        </w:tabs>
+        <w:ind w:left="1068" w:hanging="360"/>
+      </w:pPr>
+    </w:lvl>
+    <w:lvl w:ilvl="1">
       <w:start w:val="1"/>
       <w:numFmt w:val="bullet"/>
       <w:lvlText w:val="o"/>
       <w:lvlJc w:val="left"/>
       <w:pPr>
         <w:tabs>
-          <w:tab w:val="left" w:pos="1440"/>
-        </w:tabs>
-        <w:ind w:left="1440" w:hanging="360"/>
-      </w:pPr>
-      <w:rPr>
-        <w:rFonts w:hint="default" w:ascii="Courier New" w:hAnsi="Courier New"/>
+          <w:tab w:val="left" w:pos="1788"/>
+        </w:tabs>
+        <w:ind w:left="1788" w:hanging="360"/>
+      </w:pPr>
+      <w:rPr>
+        <w:rFonts w:ascii="Courier New" w:hAnsi="Courier New" w:hint="default"/>
         <w:sz w:val="20"/>
       </w:rPr>
     </w:lvl>
-    <w:lvl w:ilvl="2" w:tentative="0">
+    <w:lvl w:ilvl="2">
       <w:start w:val="1"/>
       <w:numFmt w:val="decimal"/>
       <w:lvlText w:val="%3."/>
       <w:lvlJc w:val="left"/>
       <w:pPr>
         <w:tabs>
-          <w:tab w:val="left" w:pos="2160"/>
-        </w:tabs>
-        <w:ind w:left="2160" w:hanging="360"/>
-      </w:pPr>
-    </w:lvl>
-    <w:lvl w:ilvl="3" w:tentative="0">
+          <w:tab w:val="left" w:pos="2508"/>
+        </w:tabs>
+        <w:ind w:left="2508" w:hanging="360"/>
+      </w:pPr>
+    </w:lvl>
+    <w:lvl w:ilvl="3">
       <w:start w:val="1"/>
       <w:numFmt w:val="decimal"/>
       <w:lvlText w:val="%4."/>
       <w:lvlJc w:val="left"/>
       <w:pPr>
         <w:tabs>
-          <w:tab w:val="left" w:pos="2880"/>
-        </w:tabs>
-        <w:ind w:left="2880" w:hanging="360"/>
-      </w:pPr>
-    </w:lvl>
-    <w:lvl w:ilvl="4" w:tentative="0">
+          <w:tab w:val="left" w:pos="3228"/>
+        </w:tabs>
+        <w:ind w:left="3228" w:hanging="360"/>
+      </w:pPr>
+    </w:lvl>
+    <w:lvl w:ilvl="4">
       <w:start w:val="1"/>
       <w:numFmt w:val="decimal"/>
       <w:lvlText w:val="%5."/>
       <w:lvlJc w:val="left"/>
       <w:pPr>
         <w:tabs>
-          <w:tab w:val="left" w:pos="3600"/>
-        </w:tabs>
-        <w:ind w:left="3600" w:hanging="360"/>
-      </w:pPr>
-    </w:lvl>
-    <w:lvl w:ilvl="5" w:tentative="0">
+          <w:tab w:val="left" w:pos="3948"/>
+        </w:tabs>
+        <w:ind w:left="3948" w:hanging="360"/>
+      </w:pPr>
+    </w:lvl>
+    <w:lvl w:ilvl="5">
       <w:start w:val="1"/>
       <w:numFmt w:val="decimal"/>
       <w:lvlText w:val="%6."/>
       <w:lvlJc w:val="left"/>
       <w:pPr>
         <w:tabs>
-          <w:tab w:val="left" w:pos="4320"/>
-        </w:tabs>
-        <w:ind w:left="4320" w:hanging="360"/>
-      </w:pPr>
-    </w:lvl>
-    <w:lvl w:ilvl="6" w:tentative="0">
+          <w:tab w:val="left" w:pos="4668"/>
+        </w:tabs>
+        <w:ind w:left="4668" w:hanging="360"/>
+      </w:pPr>
+    </w:lvl>
+    <w:lvl w:ilvl="6">
       <w:start w:val="1"/>
       <w:numFmt w:val="decimal"/>
       <w:lvlText w:val="%7."/>
       <w:lvlJc w:val="left"/>
       <w:pPr>
         <w:tabs>
-          <w:tab w:val="left" w:pos="5040"/>
-        </w:tabs>
-        <w:ind w:left="5040" w:hanging="360"/>
-      </w:pPr>
-    </w:lvl>
-    <w:lvl w:ilvl="7" w:tentative="0">
+          <w:tab w:val="left" w:pos="5388"/>
+        </w:tabs>
+        <w:ind w:left="5388" w:hanging="360"/>
+      </w:pPr>
+    </w:lvl>
+    <w:lvl w:ilvl="7">
       <w:start w:val="1"/>
       <w:numFmt w:val="decimal"/>
       <w:lvlText w:val="%8."/>
       <w:lvlJc w:val="left"/>
       <w:pPr>
         <w:tabs>
-          <w:tab w:val="left" w:pos="5760"/>
-        </w:tabs>
-        <w:ind w:left="5760" w:hanging="360"/>
-      </w:pPr>
-    </w:lvl>
-    <w:lvl w:ilvl="8" w:tentative="0">
+          <w:tab w:val="left" w:pos="6108"/>
+        </w:tabs>
+        <w:ind w:left="6108" w:hanging="360"/>
+      </w:pPr>
+    </w:lvl>
+    <w:lvl w:ilvl="8">
       <w:start w:val="1"/>
       <w:numFmt w:val="decimal"/>
       <w:lvlText w:val="%9."/>
       <w:lvlJc w:val="left"/>
       <w:pPr>
         <w:tabs>
-          <w:tab w:val="left" w:pos="6480"/>
-        </w:tabs>
-        <w:ind w:left="6480" w:hanging="360"/>
+          <w:tab w:val="left" w:pos="6828"/>
+        </w:tabs>
+        <w:ind w:left="6828" w:hanging="360"/>
       </w:pPr>
     </w:lvl>
   </w:abstractNum>
-  <w:num w:numId="1">
+  <w:num w:numId="1" w16cid:durableId="1625842862">
+    <w:abstractNumId w:val="10"/>
+  </w:num>
+  <w:num w:numId="2" w16cid:durableId="732774716">
+    <w:abstractNumId w:val="13"/>
+  </w:num>
+  <w:num w:numId="3" w16cid:durableId="1133911763">
+    <w:abstractNumId w:val="7"/>
+  </w:num>
+  <w:num w:numId="4" w16cid:durableId="1349332011">
+    <w:abstractNumId w:val="6"/>
+  </w:num>
+  <w:num w:numId="5" w16cid:durableId="78871303">
+    <w:abstractNumId w:val="4"/>
+  </w:num>
+  <w:num w:numId="6" w16cid:durableId="1813448939">
+    <w:abstractNumId w:val="0"/>
+  </w:num>
+  <w:num w:numId="7" w16cid:durableId="1250115937">
+    <w:abstractNumId w:val="2"/>
+  </w:num>
+  <w:num w:numId="8" w16cid:durableId="1663466960">
+    <w:abstractNumId w:val="9"/>
+  </w:num>
+  <w:num w:numId="9" w16cid:durableId="1730768243">
+    <w:abstractNumId w:val="1"/>
+  </w:num>
+  <w:num w:numId="10" w16cid:durableId="658190680">
+    <w:abstractNumId w:val="15"/>
+  </w:num>
+  <w:num w:numId="11" w16cid:durableId="300960342">
+    <w:abstractNumId w:val="11"/>
+  </w:num>
+  <w:num w:numId="12" w16cid:durableId="2079209047">
+    <w:abstractNumId w:val="5"/>
+  </w:num>
+  <w:num w:numId="13" w16cid:durableId="509805029">
+    <w:abstractNumId w:val="16"/>
+  </w:num>
+  <w:num w:numId="14" w16cid:durableId="993948484">
+    <w:abstractNumId w:val="14"/>
+  </w:num>
+  <w:num w:numId="15" w16cid:durableId="127213625">
+    <w:abstractNumId w:val="12"/>
+  </w:num>
+  <w:num w:numId="16" w16cid:durableId="972564093">
     <w:abstractNumId w:val="8"/>
   </w:num>
-  <w:num w:numId="2">
-    <w:abstractNumId w:val="11"/>
-  </w:num>
-  <w:num w:numId="3">
-    <w:abstractNumId w:val="6"/>
-  </w:num>
-  <w:num w:numId="4">
-    <w:abstractNumId w:val="5"/>
-  </w:num>
-  <w:num w:numId="5">
+  <w:num w:numId="17" w16cid:durableId="2021740247">
     <w:abstractNumId w:val="3"/>
-  </w:num>
-  <w:num w:numId="6">
-    <w:abstractNumId w:val="0"/>
-  </w:num>
-  <w:num w:numId="7">
-    <w:abstractNumId w:val="2"/>
-  </w:num>
-  <w:num w:numId="8">
-    <w:abstractNumId w:val="7"/>
-  </w:num>
-  <w:num w:numId="9">
-    <w:abstractNumId w:val="1"/>
-  </w:num>
-  <w:num w:numId="10">
-    <w:abstractNumId w:val="13"/>
-  </w:num>
-  <w:num w:numId="11">
-    <w:abstractNumId w:val="9"/>
-  </w:num>
-  <w:num w:numId="12">
-    <w:abstractNumId w:val="4"/>
-  </w:num>
-  <w:num w:numId="13">
-    <w:abstractNumId w:val="14"/>
-  </w:num>
-  <w:num w:numId="14">
-    <w:abstractNumId w:val="12"/>
-  </w:num>
-  <w:num w:numId="15">
-    <w:abstractNumId w:val="10"/>
   </w:num>
 </w:numbering>
 </file>
 
 <file path=word/styles.xml><?xml version="1.0" encoding="utf-8"?>
-<w:styles xmlns:mc="http://schemas.openxmlformats.org/markup-compatibility/2006" xmlns:o="urn:schemas-microsoft-com:office:office" xmlns:r="http://schemas.openxmlformats.org/officeDocument/2006/relationships" xmlns:m="http://schemas.openxmlformats.org/officeDocument/2006/math" xmlns:v="urn:schemas-microsoft-com:vml" xmlns:w="http://schemas.openxmlformats.org/wordprocessingml/2006/main" xmlns:w14="http://schemas.microsoft.com/office/word/2010/wordml" xmlns:w10="urn:schemas-microsoft-com:office:word" xmlns:sl="http://schemas.openxmlformats.org/schemaLibrary/2006/main" xmlns:wpsCustomData="http://www.wps.cn/officeDocument/2013/wpsCustomData" mc:Ignorable="w14">
+<w:styles xmlns:mc="http://schemas.openxmlformats.org/markup-compatibility/2006" xmlns:r="http://schemas.openxmlformats.org/officeDocument/2006/relationships" xmlns:w="http://schemas.openxmlformats.org/wordprocessingml/2006/main" xmlns:w14="http://schemas.microsoft.com/office/word/2010/wordml" xmlns:w15="http://schemas.microsoft.com/office/word/2012/wordml" xmlns:w16cex="http://schemas.microsoft.com/office/word/2018/wordml/cex" xmlns:w16cid="http://schemas.microsoft.com/office/word/2016/wordml/cid" xmlns:w16="http://schemas.microsoft.com/office/word/2018/wordml" xmlns:w16du="http://schemas.microsoft.com/office/word/2023/wordml/word16du" xmlns:w16sdtdh="http://schemas.microsoft.com/office/word/2020/wordml/sdtdatahash" xmlns:w16sdtfl="http://schemas.microsoft.com/office/word/2024/wordml/sdtformatlock" xmlns:w16se="http://schemas.microsoft.com/office/word/2015/wordml/symex" mc:Ignorable="w14 w15 w16se w16cid w16 w16cex w16sdtdh w16sdtfl w16du">
   <w:docDefaults>
     <w:rPrDefault>
       <w:rPr>
-        <w:rFonts w:asciiTheme="minorHAnsi" w:hAnsiTheme="minorHAnsi" w:eastAsiaTheme="minorHAnsi" w:cstheme="minorBidi"/>
+        <w:rFonts w:asciiTheme="minorHAnsi" w:eastAsiaTheme="minorHAnsi" w:hAnsiTheme="minorHAnsi" w:cstheme="minorBidi"/>
+        <w:lang w:val="fr-MG" w:eastAsia="fr-MG" w:bidi="ar-SA"/>
       </w:rPr>
     </w:rPrDefault>
     <w:pPrDefault/>
   </w:docDefaults>
-  <w:latentStyles w:count="260" w:defQFormat="0" w:defUnhideWhenUsed="1" w:defSemiHidden="1" w:defUIPriority="99" w:defLockedState="0">
-    <w:lsdException w:qFormat="1" w:unhideWhenUsed="0" w:uiPriority="0" w:semiHidden="0" w:name="Normal"/>
-    <w:lsdException w:qFormat="1" w:unhideWhenUsed="0" w:uiPriority="9" w:semiHidden="0" w:name="heading 1"/>
-    <w:lsdException w:qFormat="1" w:uiPriority="9" w:name="heading 2"/>
-    <w:lsdException w:qFormat="1" w:uiPriority="9" w:name="heading 3"/>
-    <w:lsdException w:qFormat="1" w:uiPriority="9" w:name="heading 4"/>
-    <w:lsdException w:qFormat="1" w:uiPriority="9" w:name="heading 5"/>
-    <w:lsdException w:qFormat="1" w:uiPriority="9" w:name="heading 6"/>
-    <w:lsdException w:qFormat="1" w:uiPriority="9" w:name="heading 7"/>
-    <w:lsdException w:qFormat="1" w:uiPriority="9" w:name="heading 8"/>
-    <w:lsdException w:qFormat="1" w:uiPriority="9" w:name="heading 9"/>
-    <w:lsdException w:uiPriority="99" w:name="index 1"/>
-    <w:lsdException w:uiPriority="99" w:name="index 2"/>
-    <w:lsdException w:uiPriority="99" w:name="index 3"/>
-    <w:lsdException w:uiPriority="99" w:name="index 4"/>
-    <w:lsdException w:uiPriority="99" w:name="index 5"/>
-    <w:lsdException w:uiPriority="99" w:name="index 6"/>
-    <w:lsdException w:uiPriority="99" w:name="index 7"/>
-    <w:lsdException w:uiPriority="99" w:name="index 8"/>
-    <w:lsdException w:uiPriority="99" w:name="index 9"/>
-    <w:lsdException w:uiPriority="39" w:name="toc 1"/>
-    <w:lsdException w:uiPriority="39" w:name="toc 2"/>
-    <w:lsdException w:uiPriority="39" w:name="toc 3"/>
-    <w:lsdException w:uiPriority="39" w:name="toc 4"/>
-    <w:lsdException w:uiPriority="39" w:name="toc 5"/>
-    <w:lsdException w:uiPriority="39" w:name="toc 6"/>
-    <w:lsdException w:uiPriority="39" w:name="toc 7"/>
-    <w:lsdException w:uiPriority="39" w:name="toc 8"/>
-    <w:lsdException w:uiPriority="39" w:name="toc 9"/>
-    <w:lsdException w:uiPriority="99" w:name="Normal Indent"/>
-    <w:lsdException w:uiPriority="99" w:name="footnote text"/>
-    <w:lsdException w:uiPriority="99" w:name="annotation text"/>
-    <w:lsdException w:qFormat="1" w:uiPriority="99" w:semiHidden="0" w:name="header"/>
-    <w:lsdException w:qFormat="1" w:uiPriority="99" w:semiHidden="0" w:name="footer"/>
-    <w:lsdException w:uiPriority="99" w:name="index heading"/>
-    <w:lsdException w:qFormat="1" w:uiPriority="35" w:name="caption"/>
-    <w:lsdException w:uiPriority="99" w:name="table of figures"/>
-    <w:lsdException w:uiPriority="99" w:name="envelope address"/>
-    <w:lsdException w:uiPriority="99" w:name="envelope return"/>
-    <w:lsdException w:uiPriority="99" w:name="footnote reference"/>
-    <w:lsdException w:uiPriority="99" w:name="annotation reference"/>
-    <w:lsdException w:qFormat="1" w:uiPriority="99" w:name="line number"/>
-    <w:lsdException w:uiPriority="99" w:name="page number"/>
-    <w:lsdException w:uiPriority="99" w:name="endnote reference"/>
-    <w:lsdException w:uiPriority="99" w:name="endnote text"/>
-    <w:lsdException w:uiPriority="99" w:name="table of authorities"/>
-    <w:lsdException w:uiPriority="99" w:name="macro"/>
-    <w:lsdException w:uiPriority="99" w:name="toa heading"/>
-    <w:lsdException w:uiPriority="99" w:name="List"/>
-    <w:lsdException w:uiPriority="99" w:name="List Bullet"/>
-    <w:lsdException w:uiPriority="99" w:name="List Number"/>
-    <w:lsdException w:uiPriority="99" w:name="List 2"/>
-    <w:lsdException w:uiPriority="99" w:name="List 3"/>
-    <w:lsdException w:uiPriority="99" w:name="List 4"/>
-    <w:lsdException w:uiPriority="99" w:name="List 5"/>
-    <w:lsdException w:uiPriority="99" w:name="List Bullet 2"/>
-    <w:lsdException w:uiPriority="99" w:name="List Bullet 3"/>
-    <w:lsdException w:uiPriority="99" w:name="List Bullet 4"/>
-    <w:lsdException w:uiPriority="99" w:name="List Bullet 5"/>
-    <w:lsdException w:uiPriority="99" w:name="List Number 2"/>
-    <w:lsdException w:uiPriority="99" w:name="List Number 3"/>
-    <w:lsdException w:uiPriority="99" w:name="List Number 4"/>
-    <w:lsdException w:uiPriority="99" w:name="List Number 5"/>
-    <w:lsdException w:qFormat="1" w:unhideWhenUsed="0" w:uiPriority="10" w:semiHidden="0" w:name="Title"/>
-    <w:lsdException w:uiPriority="99" w:name="Closing"/>
-    <w:lsdException w:uiPriority="99" w:name="Signature"/>
-    <w:lsdException w:qFormat="1" w:uiPriority="1" w:semiHidden="0" w:name="Default Paragraph Font"/>
-    <w:lsdException w:uiPriority="99" w:name="Body Text"/>
-    <w:lsdException w:uiPriority="99" w:name="Body Text Indent"/>
-    <w:lsdException w:uiPriority="99" w:name="List Continue"/>
-    <w:lsdException w:uiPriority="99" w:name="List Continue 2"/>
-    <w:lsdException w:uiPriority="99" w:name="List Continue 3"/>
-    <w:lsdException w:uiPriority="99" w:name="List Continue 4"/>
-    <w:lsdException w:uiPriority="99" w:name="List Continue 5"/>
-    <w:lsdException w:uiPriority="99" w:name="Message Header"/>
-    <w:lsdException w:qFormat="1" w:unhideWhenUsed="0" w:uiPriority="11" w:semiHidden="0" w:name="Subtitle"/>
-    <w:lsdException w:uiPriority="99" w:name="Salutation"/>
-    <w:lsdException w:uiPriority="99" w:name="Date"/>
-    <w:lsdException w:uiPriority="99" w:name="Body Text First Indent"/>
-    <w:lsdException w:uiPriority="99" w:name="Body Text First Indent 2"/>
-    <w:lsdException w:uiPriority="99" w:name="Note Heading"/>
-    <w:lsdException w:uiPriority="99" w:name="Body Text 2"/>
-    <w:lsdException w:uiPriority="99" w:name="Body Text 3"/>
-    <w:lsdException w:uiPriority="99" w:name="Body Text Indent 2"/>
-    <w:lsdException w:uiPriority="99" w:name="Body Text Indent 3"/>
-    <w:lsdException w:uiPriority="99" w:name="Block Text"/>
-    <w:lsdException w:qFormat="1" w:uiPriority="99" w:semiHidden="0" w:name="Hyperlink"/>
-    <w:lsdException w:qFormat="1" w:uiPriority="99" w:name="FollowedHyperlink"/>
-    <w:lsdException w:qFormat="1" w:unhideWhenUsed="0" w:uiPriority="22" w:semiHidden="0" w:name="Strong"/>
-    <w:lsdException w:qFormat="1" w:unhideWhenUsed="0" w:uiPriority="20" w:semiHidden="0" w:name="Emphasis"/>
-    <w:lsdException w:uiPriority="99" w:name="Document Map"/>
-    <w:lsdException w:uiPriority="99" w:name="Plain Text"/>
-    <w:lsdException w:uiPriority="99" w:name="E-mail Signature"/>
-    <w:lsdException w:uiPriority="99" w:name="Normal (Web)"/>
-    <w:lsdException w:uiPriority="99" w:name="HTML Acronym"/>
-    <w:lsdException w:uiPriority="99" w:name="HTML Address"/>
-    <w:lsdException w:uiPriority="99" w:name="HTML Cite"/>
-    <w:lsdException w:uiPriority="99" w:name="HTML Code"/>
-    <w:lsdException w:uiPriority="99" w:name="HTML Definition"/>
-    <w:lsdException w:uiPriority="99" w:name="HTML Keyboard"/>
-    <w:lsdException w:qFormat="1" w:uiPriority="99" w:name="HTML Preformatted"/>
-    <w:lsdException w:uiPriority="99" w:name="HTML Sample"/>
-    <w:lsdException w:uiPriority="99" w:name="HTML Typewriter"/>
-    <w:lsdException w:uiPriority="99" w:name="HTML Variable"/>
-    <w:lsdException w:qFormat="1" w:uiPriority="99" w:name="Normal Table"/>
-    <w:lsdException w:uiPriority="99" w:name="annotation subject"/>
-    <w:lsdException w:uiPriority="99" w:name="Balloon Text"/>
-    <w:lsdException w:qFormat="1" w:unhideWhenUsed="0" w:uiPriority="34" w:semiHidden="0" w:name="List Paragraph"/>
-    <w:lsdException w:qFormat="1" w:unhideWhenUsed="0" w:uiPriority="29" w:semiHidden="0" w:name="Quote"/>
-    <w:lsdException w:qFormat="1" w:unhideWhenUsed="0" w:uiPriority="30" w:semiHidden="0" w:name="Intense Quote"/>
+  <w:latentStyles w:defLockedState="0" w:defUIPriority="99" w:defSemiHidden="0" w:defUnhideWhenUsed="0" w:defQFormat="0" w:count="376">
+    <w:lsdException w:name="Normal" w:uiPriority="0" w:qFormat="1"/>
+    <w:lsdException w:name="heading 1" w:uiPriority="9" w:qFormat="1"/>
+    <w:lsdException w:name="heading 2" w:semiHidden="1" w:uiPriority="9" w:unhideWhenUsed="1" w:qFormat="1"/>
+    <w:lsdException w:name="heading 3" w:semiHidden="1" w:uiPriority="9" w:unhideWhenUsed="1" w:qFormat="1"/>
+    <w:lsdException w:name="heading 4" w:semiHidden="1" w:uiPriority="9" w:unhideWhenUsed="1" w:qFormat="1"/>
+    <w:lsdException w:name="heading 5" w:semiHidden="1" w:uiPriority="9" w:unhideWhenUsed="1" w:qFormat="1"/>
+    <w:lsdException w:name="heading 6" w:semiHidden="1" w:uiPriority="9" w:unhideWhenUsed="1" w:qFormat="1"/>
+    <w:lsdException w:name="heading 7" w:semiHidden="1" w:uiPriority="9" w:unhideWhenUsed="1" w:qFormat="1"/>
+    <w:lsdException w:name="heading 8" w:semiHidden="1" w:uiPriority="9" w:unhideWhenUsed="1" w:qFormat="1"/>
+    <w:lsdException w:name="heading 9" w:semiHidden="1" w:uiPriority="9" w:unhideWhenUsed="1" w:qFormat="1"/>
+    <w:lsdException w:name="index 1" w:semiHidden="1" w:unhideWhenUsed="1"/>
+    <w:lsdException w:name="index 2" w:semiHidden="1" w:unhideWhenUsed="1"/>
+    <w:lsdException w:name="index 3" w:semiHidden="1" w:unhideWhenUsed="1"/>
+    <w:lsdException w:name="index 4" w:semiHidden="1" w:unhideWhenUsed="1"/>
+    <w:lsdException w:name="index 5" w:semiHidden="1" w:unhideWhenUsed="1"/>
+    <w:lsdException w:name="index 6" w:semiHidden="1" w:unhideWhenUsed="1"/>
+    <w:lsdException w:name="index 7" w:semiHidden="1" w:unhideWhenUsed="1"/>
+    <w:lsdException w:name="index 8" w:semiHidden="1" w:unhideWhenUsed="1"/>
+    <w:lsdException w:name="index 9" w:semiHidden="1" w:unhideWhenUsed="1"/>
+    <w:lsdException w:name="toc 1" w:semiHidden="1" w:uiPriority="39" w:unhideWhenUsed="1"/>
+    <w:lsdException w:name="toc 2" w:semiHidden="1" w:uiPriority="39" w:unhideWhenUsed="1"/>
+    <w:lsdException w:name="toc 3" w:semiHidden="1" w:uiPriority="39" w:unhideWhenUsed="1"/>
+    <w:lsdException w:name="toc 4" w:semiHidden="1" w:uiPriority="39" w:unhideWhenUsed="1"/>
+    <w:lsdException w:name="toc 5" w:semiHidden="1" w:uiPriority="39" w:unhideWhenUsed="1"/>
+    <w:lsdException w:name="toc 6" w:semiHidden="1" w:uiPriority="39" w:unhideWhenUsed="1"/>
+    <w:lsdException w:name="toc 7" w:semiHidden="1" w:uiPriority="39" w:unhideWhenUsed="1"/>
+    <w:lsdException w:name="toc 8" w:semiHidden="1" w:uiPriority="39" w:unhideWhenUsed="1"/>
+    <w:lsdException w:name="toc 9" w:semiHidden="1" w:uiPriority="39" w:unhideWhenUsed="1"/>
+    <w:lsdException w:name="Normal Indent" w:semiHidden="1" w:unhideWhenUsed="1"/>
+    <w:lsdException w:name="footnote text" w:semiHidden="1" w:unhideWhenUsed="1"/>
+    <w:lsdException w:name="annotation text" w:semiHidden="1" w:unhideWhenUsed="1"/>
+    <w:lsdException w:name="header" w:unhideWhenUsed="1" w:qFormat="1"/>
+    <w:lsdException w:name="footer" w:unhideWhenUsed="1" w:qFormat="1"/>
+    <w:lsdException w:name="index heading" w:semiHidden="1" w:unhideWhenUsed="1"/>
+    <w:lsdException w:name="caption" w:semiHidden="1" w:uiPriority="35" w:unhideWhenUsed="1" w:qFormat="1"/>
+    <w:lsdException w:name="table of figures" w:semiHidden="1" w:unhideWhenUsed="1"/>
+    <w:lsdException w:name="envelope address" w:semiHidden="1" w:unhideWhenUsed="1"/>
+    <w:lsdException w:name="envelope return" w:semiHidden="1" w:unhideWhenUsed="1"/>
+    <w:lsdException w:name="footnote reference" w:semiHidden="1" w:unhideWhenUsed="1"/>
+    <w:lsdException w:name="annotation reference" w:semiHidden="1" w:unhideWhenUsed="1"/>
+    <w:lsdException w:name="line number" w:semiHidden="1" w:unhideWhenUsed="1" w:qFormat="1"/>
+    <w:lsdException w:name="page number" w:semiHidden="1" w:unhideWhenUsed="1"/>
+    <w:lsdException w:name="endnote reference" w:semiHidden="1" w:unhideWhenUsed="1"/>
+    <w:lsdException w:name="endnote text" w:semiHidden="1" w:unhideWhenUsed="1"/>
+    <w:lsdException w:name="table of authorities" w:semiHidden="1" w:unhideWhenUsed="1"/>
+    <w:lsdException w:name="macro" w:semiHidden="1" w:unhideWhenUsed="1"/>
+    <w:lsdException w:name="toa heading" w:semiHidden="1" w:unhideWhenUsed="1"/>
+    <w:lsdException w:name="List" w:semiHidden="1" w:unhideWhenUsed="1"/>
+    <w:lsdException w:name="List Bullet" w:semiHidden="1" w:unhideWhenUsed="1"/>
+    <w:lsdException w:name="List Number" w:semiHidden="1" w:unhideWhenUsed="1"/>
+    <w:lsdException w:name="List 2" w:semiHidden="1" w:unhideWhenUsed="1"/>
+    <w:lsdException w:name="List 3" w:semiHidden="1" w:unhideWhenUsed="1"/>
+    <w:lsdException w:name="List 4" w:semiHidden="1" w:unhideWhenUsed="1"/>
+    <w:lsdException w:name="List 5" w:semiHidden="1" w:unhideWhenUsed="1"/>
+    <w:lsdException w:name="List Bullet 2" w:semiHidden="1" w:unhideWhenUsed="1"/>
+    <w:lsdException w:name="List Bullet 3" w:semiHidden="1" w:unhideWhenUsed="1"/>
+    <w:lsdException w:name="List Bullet 4" w:semiHidden="1" w:unhideWhenUsed="1"/>
+    <w:lsdException w:name="List Bullet 5" w:semiHidden="1" w:unhideWhenUsed="1"/>
+    <w:lsdException w:name="List Number 2" w:semiHidden="1" w:unhideWhenUsed="1"/>
+    <w:lsdException w:name="List Number 3" w:semiHidden="1" w:unhideWhenUsed="1"/>
+    <w:lsdException w:name="List Number 4" w:semiHidden="1" w:unhideWhenUsed="1"/>
+    <w:lsdException w:name="List Number 5" w:semiHidden="1" w:unhideWhenUsed="1"/>
+    <w:lsdException w:name="Title" w:uiPriority="10" w:qFormat="1"/>
+    <w:lsdException w:name="Closing" w:semiHidden="1" w:unhideWhenUsed="1"/>
+    <w:lsdException w:name="Signature" w:semiHidden="1" w:unhideWhenUsed="1"/>
+    <w:lsdException w:name="Default Paragraph Font" w:uiPriority="1" w:unhideWhenUsed="1" w:qFormat="1"/>
+    <w:lsdException w:name="Body Text" w:semiHidden="1" w:unhideWhenUsed="1"/>
+    <w:lsdException w:name="Body Text Indent" w:semiHidden="1" w:unhideWhenUsed="1"/>
+    <w:lsdException w:name="List Continue" w:semiHidden="1" w:unhideWhenUsed="1"/>
+    <w:lsdException w:name="List Continue 2" w:semiHidden="1" w:unhideWhenUsed="1"/>
+    <w:lsdException w:name="List Continue 3" w:semiHidden="1" w:unhideWhenUsed="1"/>
+    <w:lsdException w:name="List Continue 4" w:semiHidden="1" w:unhideWhenUsed="1"/>
+    <w:lsdException w:name="List Continue 5" w:semiHidden="1" w:unhideWhenUsed="1"/>
+    <w:lsdException w:name="Message Header" w:semiHidden="1" w:unhideWhenUsed="1"/>
+    <w:lsdException w:name="Subtitle" w:uiPriority="11" w:qFormat="1"/>
+    <w:lsdException w:name="Salutation" w:semiHidden="1" w:unhideWhenUsed="1"/>
+    <w:lsdException w:name="Date" w:semiHidden="1" w:unhideWhenUsed="1"/>
+    <w:lsdException w:name="Body Text First Indent" w:semiHidden="1" w:unhideWhenUsed="1"/>
+    <w:lsdException w:name="Body Text First Indent 2" w:semiHidden="1" w:unhideWhenUsed="1"/>
+    <w:lsdException w:name="Note Heading" w:semiHidden="1" w:unhideWhenUsed="1"/>
+    <w:lsdException w:name="Body Text 2" w:semiHidden="1" w:unhideWhenUsed="1"/>
+    <w:lsdException w:name="Body Text 3" w:semiHidden="1" w:unhideWhenUsed="1"/>
+    <w:lsdException w:name="Body Text Indent 2" w:semiHidden="1" w:unhideWhenUsed="1"/>
+    <w:lsdException w:name="Body Text Indent 3" w:semiHidden="1" w:unhideWhenUsed="1"/>
+    <w:lsdException w:name="Block Text" w:semiHidden="1" w:unhideWhenUsed="1"/>
+    <w:lsdException w:name="Hyperlink" w:unhideWhenUsed="1" w:qFormat="1"/>
+    <w:lsdException w:name="FollowedHyperlink" w:semiHidden="1" w:unhideWhenUsed="1" w:qFormat="1"/>
+    <w:lsdException w:name="Strong" w:uiPriority="22" w:qFormat="1"/>
+    <w:lsdException w:name="Emphasis" w:uiPriority="20" w:qFormat="1"/>
+    <w:lsdException w:name="Document Map" w:semiHidden="1" w:unhideWhenUsed="1"/>
+    <w:lsdException w:name="Plain Text" w:semiHidden="1" w:unhideWhenUsed="1"/>
+    <w:lsdException w:name="E-mail Signature" w:semiHidden="1" w:unhideWhenUsed="1"/>
+    <w:lsdException w:name="HTML Top of Form" w:semiHidden="1" w:unhideWhenUsed="1"/>
+    <w:lsdException w:name="HTML Bottom of Form" w:semiHidden="1" w:unhideWhenUsed="1"/>
+    <w:lsdException w:name="Normal (Web)" w:semiHidden="1" w:unhideWhenUsed="1"/>
+    <w:lsdException w:name="HTML Acronym" w:semiHidden="1" w:unhideWhenUsed="1"/>
+    <w:lsdException w:name="HTML Address" w:semiHidden="1" w:unhideWhenUsed="1"/>
+    <w:lsdException w:name="HTML Cite" w:semiHidden="1" w:unhideWhenUsed="1"/>
+    <w:lsdException w:name="HTML Code" w:semiHidden="1" w:unhideWhenUsed="1"/>
+    <w:lsdException w:name="HTML Definition" w:semiHidden="1" w:unhideWhenUsed="1"/>
+    <w:lsdException w:name="HTML Keyboard" w:semiHidden="1" w:unhideWhenUsed="1"/>
+    <w:lsdException w:name="HTML Preformatted" w:semiHidden="1" w:unhideWhenUsed="1" w:qFormat="1"/>
+    <w:lsdException w:name="HTML Sample" w:semiHidden="1" w:unhideWhenUsed="1"/>
+    <w:lsdException w:name="HTML Typewriter" w:semiHidden="1" w:unhideWhenUsed="1"/>
+    <w:lsdException w:name="HTML Variable" w:semiHidden="1" w:unhideWhenUsed="1"/>
+    <w:lsdException w:name="Normal Table" w:semiHidden="1" w:unhideWhenUsed="1" w:qFormat="1"/>
+    <w:lsdException w:name="annotation subject" w:semiHidden="1" w:unhideWhenUsed="1"/>
+    <w:lsdException w:name="No List" w:semiHidden="1" w:unhideWhenUsed="1"/>
+    <w:lsdException w:name="Outline List 1" w:semiHidden="1" w:unhideWhenUsed="1"/>
+    <w:lsdException w:name="Outline List 2" w:semiHidden="1" w:unhideWhenUsed="1"/>
+    <w:lsdException w:name="Outline List 3" w:semiHidden="1" w:unhideWhenUsed="1"/>
+    <w:lsdException w:name="Table Simple 1" w:semiHidden="1" w:unhideWhenUsed="1"/>
+    <w:lsdException w:name="Table Simple 2" w:semiHidden="1" w:unhideWhenUsed="1"/>
+    <w:lsdException w:name="Table Simple 3" w:semiHidden="1" w:unhideWhenUsed="1"/>
+    <w:lsdException w:name="Table Classic 1" w:semiHidden="1" w:unhideWhenUsed="1"/>
+    <w:lsdException w:name="Table Classic 2" w:semiHidden="1" w:unhideWhenUsed="1"/>
+    <w:lsdException w:name="Table Classic 3" w:semiHidden="1" w:unhideWhenUsed="1"/>
+    <w:lsdException w:name="Table Classic 4" w:semiHidden="1" w:unhideWhenUsed="1"/>
+    <w:lsdException w:name="Table Colorful 1" w:semiHidden="1" w:unhideWhenUsed="1"/>
+    <w:lsdException w:name="Table Colorful 2" w:semiHidden="1" w:unhideWhenUsed="1"/>
+    <w:lsdException w:name="Table Colorful 3" w:semiHidden="1" w:unhideWhenUsed="1"/>
+    <w:lsdException w:name="Table Columns 1" w:semiHidden="1" w:unhideWhenUsed="1"/>
+    <w:lsdException w:name="Table Columns 2" w:semiHidden="1" w:unhideWhenUsed="1"/>
+    <w:lsdException w:name="Table Columns 3" w:semiHidden="1" w:unhideWhenUsed="1"/>
+    <w:lsdException w:name="Table Columns 4" w:semiHidden="1" w:unhideWhenUsed="1"/>
+    <w:lsdException w:name="Table Columns 5" w:semiHidden="1" w:unhideWhenUsed="1"/>
+    <w:lsdException w:name="Table Grid 1" w:semiHidden="1" w:unhideWhenUsed="1"/>
+    <w:lsdException w:name="Table Grid 2" w:semiHidden="1" w:unhideWhenUsed="1"/>
+    <w:lsdException w:name="Table Grid 3" w:semiHidden="1" w:unhideWhenUsed="1"/>
+    <w:lsdException w:name="Table Grid 4" w:semiHidden="1" w:unhideWhenUsed="1"/>
+    <w:lsdException w:name="Table Grid 5" w:semiHidden="1" w:unhideWhenUsed="1"/>
+    <w:lsdException w:name="Table Grid 6" w:semiHidden="1" w:unhideWhenUsed="1"/>
+    <w:lsdException w:name="Table Grid 7" w:semiHidden="1" w:unhideWhenUsed="1"/>
+    <w:lsdException w:name="Table Grid 8" w:semiHidden="1" w:unhideWhenUsed="1"/>
+    <w:lsdException w:name="Table List 1" w:semiHidden="1" w:unhideWhenUsed="1"/>
+    <w:lsdException w:name="Table List 2" w:semiHidden="1" w:unhideWhenUsed="1"/>
+    <w:lsdException w:name="Table List 3" w:semiHidden="1" w:unhideWhenUsed="1"/>
+    <w:lsdException w:name="Table List 4" w:semiHidden="1" w:unhideWhenUsed="1"/>
+    <w:lsdException w:name="Table List 5" w:semiHidden="1" w:unhideWhenUsed="1"/>
+    <w:lsdException w:name="Table List 6" w:semiHidden="1" w:unhideWhenUsed="1"/>
+    <w:lsdException w:name="Table List 7" w:semiHidden="1" w:unhideWhenUsed="1"/>
+    <w:lsdException w:name="Table List 8" w:semiHidden="1" w:unhideWhenUsed="1"/>
+    <w:lsdException w:name="Table 3D effects 1" w:semiHidden="1" w:unhideWhenUsed="1"/>
+    <w:lsdException w:name="Table 3D effects 2" w:semiHidden="1" w:unhideWhenUsed="1"/>
+    <w:lsdException w:name="Table 3D effects 3" w:semiHidden="1" w:unhideWhenUsed="1"/>
+    <w:lsdException w:name="Table Contemporary" w:semiHidden="1" w:unhideWhenUsed="1"/>
+    <w:lsdException w:name="Table Elegant" w:semiHidden="1" w:unhideWhenUsed="1"/>
+    <w:lsdException w:name="Table Professional" w:semiHidden="1" w:unhideWhenUsed="1"/>
+    <w:lsdException w:name="Table Subtle 1" w:semiHidden="1" w:unhideWhenUsed="1"/>
+    <w:lsdException w:name="Table Subtle 2" w:semiHidden="1" w:unhideWhenUsed="1"/>
+    <w:lsdException w:name="Table Web 1" w:semiHidden="1" w:unhideWhenUsed="1"/>
+    <w:lsdException w:name="Table Web 2" w:semiHidden="1" w:unhideWhenUsed="1"/>
+    <w:lsdException w:name="Table Web 3" w:semiHidden="1" w:unhideWhenUsed="1"/>
+    <w:lsdException w:name="Balloon Text" w:semiHidden="1" w:unhideWhenUsed="1"/>
+    <w:lsdException w:name="Table Theme" w:semiHidden="1" w:unhideWhenUsed="1"/>
+    <w:lsdException w:name="Placeholder Text" w:semiHidden="1" w:unhideWhenUsed="1"/>
+    <w:lsdException w:name="No Spacing" w:semiHidden="1" w:unhideWhenUsed="1"/>
+    <w:lsdException w:name="Light Shading"/>
+    <w:lsdException w:name="Light List"/>
+    <w:lsdException w:name="Light Grid"/>
+    <w:lsdException w:name="Medium Shading 1"/>
+    <w:lsdException w:name="Medium Shading 2"/>
+    <w:lsdException w:name="Medium List 1"/>
+    <w:lsdException w:name="Medium List 2"/>
+    <w:lsdException w:name="Medium Grid 1"/>
+    <w:lsdException w:name="Medium Grid 2"/>
+    <w:lsdException w:name="Medium Grid 3"/>
+    <w:lsdException w:name="Dark List"/>
+    <w:lsdException w:name="Colorful Shading"/>
+    <w:lsdException w:name="Colorful List"/>
+    <w:lsdException w:name="Colorful Grid"/>
+    <w:lsdException w:name="Light Shading Accent 1"/>
+    <w:lsdException w:name="Light List Accent 1"/>
+    <w:lsdException w:name="Light Grid Accent 1"/>
+    <w:lsdException w:name="Medium Shading 1 Accent 1"/>
+    <w:lsdException w:name="Medium Shading 2 Accent 1"/>
+    <w:lsdException w:name="Medium List 1 Accent 1"/>
+    <w:lsdException w:name="Revision" w:semiHidden="1" w:unhideWhenUsed="1"/>
+    <w:lsdException w:name="List Paragraph" w:uiPriority="34" w:qFormat="1"/>
+    <w:lsdException w:name="Quote" w:uiPriority="29" w:qFormat="1"/>
+    <w:lsdException w:name="Intense Quote" w:uiPriority="30" w:qFormat="1"/>
+    <w:lsdException w:name="Medium List 2 Accent 1"/>
+    <w:lsdException w:name="Medium Grid 1 Accent 1"/>
+    <w:lsdException w:name="Medium Grid 2 Accent 1"/>
+    <w:lsdException w:name="Medium Grid 3 Accent 1"/>
+    <w:lsdException w:name="Dark List Accent 1"/>
+    <w:lsdException w:name="Colorful Shading Accent 1"/>
+    <w:lsdException w:name="Colorful List Accent 1"/>
+    <w:lsdException w:name="Colorful Grid Accent 1"/>
+    <w:lsdException w:name="Light Shading Accent 2"/>
+    <w:lsdException w:name="Light List Accent 2"/>
+    <w:lsdException w:name="Light Grid Accent 2"/>
+    <w:lsdException w:name="Medium Shading 1 Accent 2"/>
+    <w:lsdException w:name="Medium Shading 2 Accent 2"/>
+    <w:lsdException w:name="Medium List 1 Accent 2"/>
+    <w:lsdException w:name="Medium List 2 Accent 2"/>
+    <w:lsdException w:name="Medium Grid 1 Accent 2"/>
+    <w:lsdException w:name="Medium Grid 2 Accent 2"/>
+    <w:lsdException w:name="Medium Grid 3 Accent 2"/>
+    <w:lsdException w:name="Dark List Accent 2"/>
+    <w:lsdException w:name="Colorful Shading Accent 2"/>
+    <w:lsdException w:name="Colorful List Accent 2"/>
+    <w:lsdException w:name="Colorful Grid Accent 2"/>
+    <w:lsdException w:name="Light Shading Accent 3"/>
+    <w:lsdException w:name="Light List Accent 3"/>
+    <w:lsdException w:name="Light Grid Accent 3"/>
+    <w:lsdException w:name="Medium Shading 1 Accent 3"/>
+    <w:lsdException w:name="Medium Shading 2 Accent 3"/>
+    <w:lsdException w:name="Medium List 1 Accent 3"/>
+    <w:lsdException w:name="Medium List 2 Accent 3"/>
+    <w:lsdException w:name="Medium Grid 1 Accent 3"/>
+    <w:lsdException w:name="Medium Grid 2 Accent 3"/>
+    <w:lsdException w:name="Medium Grid 3 Accent 3"/>
+    <w:lsdException w:name="Dark List Accent 3"/>
+    <w:lsdException w:name="Colorful Shading Accent 3"/>
+    <w:lsdException w:name="Colorful List Accent 3"/>
+    <w:lsdException w:name="Colorful Grid Accent 3"/>
+    <w:lsdException w:name="Light Shading Accent 4"/>
+    <w:lsdException w:name="Light List Accent 4"/>
+    <w:lsdException w:name="Light Grid Accent 4"/>
+    <w:lsdException w:name="Medium Shading 1 Accent 4"/>
+    <w:lsdException w:name="Medium Shading 2 Accent 4"/>
+    <w:lsdException w:name="Medium List 1 Accent 4"/>
+    <w:lsdException w:name="Medium List 2 Accent 4"/>
+    <w:lsdException w:name="Medium Grid 1 Accent 4"/>
+    <w:lsdException w:name="Medium Grid 2 Accent 4"/>
+    <w:lsdException w:name="Medium Grid 3 Accent 4"/>
+    <w:lsdException w:name="Dark List Accent 4"/>
+    <w:lsdException w:name="Colorful Shading Accent 4"/>
+    <w:lsdException w:name="Colorful List Accent 4"/>
+    <w:lsdException w:name="Colorful Grid Accent 4"/>
+    <w:lsdException w:name="Light Shading Accent 5"/>
+    <w:lsdException w:name="Light List Accent 5"/>
+    <w:lsdException w:name="Light Grid Accent 5"/>
+    <w:lsdException w:name="Medium Shading 1 Accent 5"/>
+    <w:lsdException w:name="Medium Shading 2 Accent 5"/>
+    <w:lsdException w:name="Medium List 1 Accent 5"/>
+    <w:lsdException w:name="Medium List 2 Accent 5"/>
+    <w:lsdException w:name="Medium Grid 1 Accent 5"/>
+    <w:lsdException w:name="Medium Grid 2 Accent 5"/>
+    <w:lsdException w:name="Medium Grid 3 Accent 5"/>
+    <w:lsdException w:name="Dark List Accent 5"/>
+    <w:lsdException w:name="Colorful Shading Accent 5"/>
+    <w:lsdException w:name="Colorful List Accent 5"/>
+    <w:lsdException w:name="Colorful Grid Accent 5"/>
+    <w:lsdException w:name="Light Shading Accent 6"/>
+    <w:lsdException w:name="Light List Accent 6"/>
+    <w:lsdException w:name="Light Grid Accent 6"/>
+    <w:lsdException w:name="Medium Shading 1 Accent 6"/>
+    <w:lsdException w:name="Medium Shading 2 Accent 6"/>
+    <w:lsdException w:name="Medium List 1 Accent 6"/>
+    <w:lsdException w:name="Medium List 2 Accent 6"/>
+    <w:lsdException w:name="Medium Grid 1 Accent 6"/>
+    <w:lsdException w:name="Medium Grid 2 Accent 6"/>
+    <w:lsdException w:name="Medium Grid 3 Accent 6"/>
+    <w:lsdException w:name="Dark List Accent 6"/>
+    <w:lsdException w:name="Colorful Shading Accent 6"/>
+    <w:lsdException w:name="Colorful List Accent 6"/>
+    <w:lsdException w:name="Colorful Grid Accent 6"/>
+    <w:lsdException w:name="Subtle Emphasis" w:uiPriority="19" w:qFormat="1"/>
+    <w:lsdException w:name="Intense Emphasis" w:uiPriority="21" w:qFormat="1"/>
+    <w:lsdException w:name="Subtle Reference" w:uiPriority="31" w:qFormat="1"/>
+    <w:lsdException w:name="Intense Reference" w:uiPriority="32" w:qFormat="1"/>
+    <w:lsdException w:name="Book Title" w:uiPriority="33" w:qFormat="1"/>
+    <w:lsdException w:name="Bibliography" w:semiHidden="1" w:uiPriority="37" w:unhideWhenUsed="1"/>
+    <w:lsdException w:name="TOC Heading" w:semiHidden="1" w:uiPriority="39" w:unhideWhenUsed="1" w:qFormat="1"/>
+    <w:lsdException w:name="Plain Table 1" w:uiPriority="41"/>
+    <w:lsdException w:name="Plain Table 2" w:uiPriority="42"/>
+    <w:lsdException w:name="Plain Table 3" w:uiPriority="43"/>
+    <w:lsdException w:name="Plain Table 4" w:uiPriority="44"/>
+    <w:lsdException w:name="Plain Table 5" w:uiPriority="45"/>
+    <w:lsdException w:name="Grid Table Light" w:uiPriority="40"/>
+    <w:lsdException w:name="Grid Table 1 Light" w:uiPriority="46"/>
+    <w:lsdException w:name="Grid Table 2" w:uiPriority="47"/>
+    <w:lsdException w:name="Grid Table 3" w:uiPriority="48"/>
+    <w:lsdException w:name="Grid Table 4" w:uiPriority="49"/>
+    <w:lsdException w:name="Grid Table 5 Dark" w:uiPriority="50"/>
+    <w:lsdException w:name="Grid Table 6 Colorful" w:uiPriority="51"/>
+    <w:lsdException w:name="Grid Table 7 Colorful" w:uiPriority="52"/>
+    <w:lsdException w:name="Grid Table 1 Light Accent 1" w:uiPriority="46"/>
+    <w:lsdException w:name="Grid Table 2 Accent 1" w:uiPriority="47"/>
+    <w:lsdException w:name="Grid Table 3 Accent 1" w:uiPriority="48"/>
+    <w:lsdException w:name="Grid Table 4 Accent 1" w:uiPriority="49"/>
+    <w:lsdException w:name="Grid Table 5 Dark Accent 1" w:uiPriority="50"/>
+    <w:lsdException w:name="Grid Table 6 Colorful Accent 1" w:uiPriority="51"/>
+    <w:lsdException w:name="Grid Table 7 Colorful Accent 1" w:uiPriority="52"/>
+    <w:lsdException w:name="Grid Table 1 Light Accent 2" w:uiPriority="46"/>
+    <w:lsdException w:name="Grid Table 2 Accent 2" w:uiPriority="47"/>
+    <w:lsdException w:name="Grid Table 3 Accent 2" w:uiPriority="48"/>
+    <w:lsdException w:name="Grid Table 4 Accent 2" w:uiPriority="49"/>
+    <w:lsdException w:name="Grid Table 5 Dark Accent 2" w:uiPriority="50"/>
+    <w:lsdException w:name="Grid Table 6 Colorful Accent 2" w:uiPriority="51"/>
+    <w:lsdException w:name="Grid Table 7 Colorful Accent 2" w:uiPriority="52"/>
+    <w:lsdException w:name="Grid Table 1 Light Accent 3" w:uiPriority="46"/>
+    <w:lsdException w:name="Grid Table 2 Accent 3" w:uiPriority="47"/>
+    <w:lsdException w:name="Grid Table 3 Accent 3" w:uiPriority="48"/>
+    <w:lsdException w:name="Grid Table 4 Accent 3" w:uiPriority="49"/>
+    <w:lsdException w:name="Grid Table 5 Dark Accent 3" w:uiPriority="50"/>
+    <w:lsdException w:name="Grid Table 6 Colorful Accent 3" w:uiPriority="51"/>
+    <w:lsdException w:name="Grid Table 7 Colorful Accent 3" w:uiPriority="52"/>
+    <w:lsdException w:name="Grid Table 1 Light Accent 4" w:uiPriority="46"/>
+    <w:lsdException w:name="Grid Table 2 Accent 4" w:uiPriority="47"/>
+    <w:lsdException w:name="Grid Table 3 Accent 4" w:uiPriority="48"/>
+    <w:lsdException w:name="Grid Table 4 Accent 4" w:uiPriority="49"/>
+    <w:lsdException w:name="Grid Table 5 Dark Accent 4" w:uiPriority="50"/>
+    <w:lsdException w:name="Grid Table 6 Colorful Accent 4" w:uiPriority="51"/>
+    <w:lsdException w:name="Grid Table 7 Colorful Accent 4" w:uiPriority="52"/>
+    <w:lsdException w:name="Grid Table 1 Light Accent 5" w:uiPriority="46"/>
+    <w:lsdException w:name="Grid Table 2 Accent 5" w:uiPriority="47"/>
+    <w:lsdException w:name="Grid Table 3 Accent 5" w:uiPriority="48"/>
+    <w:lsdException w:name="Grid Table 4 Accent 5" w:uiPriority="49"/>
+    <w:lsdException w:name="Grid Table 5 Dark Accent 5" w:uiPriority="50"/>
+    <w:lsdException w:name="Grid Table 6 Colorful Accent 5" w:uiPriority="51"/>
+    <w:lsdException w:name="Grid Table 7 Colorful Accent 5" w:uiPriority="52"/>
+    <w:lsdException w:name="Grid Table 1 Light Accent 6" w:uiPriority="46"/>
+    <w:lsdException w:name="Grid Table 2 Accent 6" w:uiPriority="47"/>
+    <w:lsdException w:name="Grid Table 3 Accent 6" w:uiPriority="48"/>
+    <w:lsdException w:name="Grid Table 4 Accent 6" w:uiPriority="49"/>
+    <w:lsdException w:name="Grid Table 5 Dark Accent 6" w:uiPriority="50"/>
+    <w:lsdException w:name="Grid Table 6 Colorful Accent 6" w:uiPriority="51"/>
+    <w:lsdException w:name="Grid Table 7 Colorful Accent 6" w:uiPriority="52"/>
+    <w:lsdException w:name="List Table 1 Light" w:uiPriority="46"/>
+    <w:lsdException w:name="List Table 2" w:uiPriority="47"/>
+    <w:lsdException w:name="List Table 3" w:uiPriority="48"/>
+    <w:lsdException w:name="List Table 4" w:uiPriority="49"/>
+    <w:lsdException w:name="List Table 5 Dark" w:uiPriority="50"/>
+    <w:lsdException w:name="List Table 6 Colorful" w:uiPriority="51"/>
+    <w:lsdException w:name="List Table 7 Colorful" w:uiPriority="52"/>
+    <w:lsdException w:name="List Table 1 Light Accent 1" w:uiPriority="46"/>
+    <w:lsdException w:name="List Table 2 Accent 1" w:uiPriority="47"/>
+    <w:lsdException w:name="List Table 3 Accent 1" w:uiPriority="48"/>
+    <w:lsdException w:name="List Table 4 Accent 1" w:uiPriority="49"/>
+    <w:lsdException w:name="List Table 5 Dark Accent 1" w:uiPriority="50"/>
+    <w:lsdException w:name="List Table 6 Colorful Accent 1" w:uiPriority="51"/>
+    <w:lsdException w:name="List Table 7 Colorful Accent 1" w:uiPriority="52"/>
+    <w:lsdException w:name="List Table 1 Light Accent 2" w:uiPriority="46"/>
+    <w:lsdException w:name="List Table 2 Accent 2" w:uiPriority="47"/>
+    <w:lsdException w:name="List Table 3 Accent 2" w:uiPriority="48"/>
+    <w:lsdException w:name="List Table 4 Accent 2" w:uiPriority="49"/>
+    <w:lsdException w:name="List Table 5 Dark Accent 2" w:uiPriority="50"/>
+    <w:lsdException w:name="List Table 6 Colorful Accent 2" w:uiPriority="51"/>
+    <w:lsdException w:name="List Table 7 Colorful Accent 2" w:uiPriority="52"/>
+    <w:lsdException w:name="List Table 1 Light Accent 3" w:uiPriority="46"/>
+    <w:lsdException w:name="List Table 2 Accent 3" w:uiPriority="47"/>
+    <w:lsdException w:name="List Table 3 Accent 3" w:uiPriority="48"/>
+    <w:lsdException w:name="List Table 4 Accent 3" w:uiPriority="49"/>
+    <w:lsdException w:name="List Table 5 Dark Accent 3" w:uiPriority="50"/>
+    <w:lsdException w:name="List Table 6 Colorful Accent 3" w:uiPriority="51"/>
+    <w:lsdException w:name="List Table 7 Colorful Accent 3" w:uiPriority="52"/>
+    <w:lsdException w:name="List Table 1 Light Accent 4" w:uiPriority="46"/>
+    <w:lsdException w:name="List Table 2 Accent 4" w:uiPriority="47"/>
+    <w:lsdException w:name="List Table 3 Accent 4" w:uiPriority="48"/>
+    <w:lsdException w:name="List Table 4 Accent 4" w:uiPriority="49"/>
+    <w:lsdException w:name="List Table 5 Dark Accent 4" w:uiPriority="50"/>
+    <w:lsdException w:name="List Table 6 Colorful Accent 4" w:uiPriority="51"/>
+    <w:lsdException w:name="List Table 7 Colorful Accent 4" w:uiPriority="52"/>
+    <w:lsdException w:name="List Table 1 Light Accent 5" w:uiPriority="46"/>
+    <w:lsdException w:name="List Table 2 Accent 5" w:uiPriority="47"/>
+    <w:lsdException w:name="List Table 3 Accent 5" w:uiPriority="48"/>
+    <w:lsdException w:name="List Table 4 Accent 5" w:uiPriority="49"/>
+    <w:lsdException w:name="List Table 5 Dark Accent 5" w:uiPriority="50"/>
+    <w:lsdException w:name="List Table 6 Colorful Accent 5" w:uiPriority="51"/>
+    <w:lsdException w:name="List Table 7 Colorful Accent 5" w:uiPriority="52"/>
+    <w:lsdException w:name="List Table 1 Light Accent 6" w:uiPriority="46"/>
+    <w:lsdException w:name="List Table 2 Accent 6" w:uiPriority="47"/>
+    <w:lsdException w:name="List Table 3 Accent 6" w:uiPriority="48"/>
+    <w:lsdException w:name="List Table 4 Accent 6" w:uiPriority="49"/>
+    <w:lsdException w:name="List Table 5 Dark Accent 6" w:uiPriority="50"/>
+    <w:lsdException w:name="List Table 6 Colorful Accent 6" w:uiPriority="51"/>
+    <w:lsdException w:name="List Table 7 Colorful Accent 6" w:uiPriority="52"/>
+    <w:lsdException w:name="Mention" w:semiHidden="1" w:unhideWhenUsed="1"/>
+    <w:lsdException w:name="Smart Hyperlink" w:semiHidden="1" w:unhideWhenUsed="1"/>
+    <w:lsdException w:name="Hashtag" w:semiHidden="1" w:unhideWhenUsed="1"/>
+    <w:lsdException w:name="Unresolved Mention" w:semiHidden="1" w:unhideWhenUsed="1"/>
+    <w:lsdException w:name="Smart Link" w:semiHidden="1" w:unhideWhenUsed="1"/>
   </w:latentStyles>
-  <w:style w:type="paragraph" w:default="1" w:styleId="1">
+  <w:style w:type="paragraph" w:default="1" w:styleId="Normal">
     <w:name w:val="Normal"/>
     <w:qFormat/>
-    <w:uiPriority w:val="0"/>
+    <w:rsid w:val="001E4AA2"/>
     <w:pPr>
       <w:spacing w:after="160" w:line="259" w:lineRule="auto"/>
     </w:pPr>
     <w:rPr>
-      <w:rFonts w:asciiTheme="minorHAnsi" w:hAnsiTheme="minorHAnsi" w:eastAsiaTheme="minorHAnsi" w:cstheme="minorBidi"/>
       <w:kern w:val="2"/>
       <w:sz w:val="22"/>
       <w:szCs w:val="22"/>
-      <w:lang w:val="fr-FR" w:eastAsia="en-US" w:bidi="ar-SA"/>
+      <w:lang w:val="fr-FR" w:eastAsia="en-US"/>
       <w14:ligatures w14:val="standardContextual"/>
     </w:rPr>
   </w:style>
-  <w:style w:type="paragraph" w:styleId="2">
+  <w:style w:type="paragraph" w:styleId="Heading1">
     <w:name w:val="heading 1"/>
-    <w:basedOn w:val="1"/>
-    <w:next w:val="1"/>
-    <w:link w:val="21"/>
+    <w:basedOn w:val="Normal"/>
+    <w:next w:val="Normal"/>
+    <w:link w:val="Heading1Char"/>
+    <w:uiPriority w:val="9"/>
     <w:qFormat/>
-    <w:uiPriority w:val="9"/>
     <w:pPr>
       <w:keepNext/>
       <w:keepLines/>
@@ -5072,21 +7309,21 @@
       <w:outlineLvl w:val="0"/>
     </w:pPr>
     <w:rPr>
-      <w:rFonts w:asciiTheme="majorHAnsi" w:hAnsiTheme="majorHAnsi" w:eastAsiaTheme="majorEastAsia" w:cstheme="majorBidi"/>
-      <w:color w:val="2F5597" w:themeColor="accent1" w:themeShade="BF"/>
+      <w:rFonts w:asciiTheme="majorHAnsi" w:eastAsiaTheme="majorEastAsia" w:hAnsiTheme="majorHAnsi" w:cstheme="majorBidi"/>
+      <w:color w:val="2F5496" w:themeColor="accent1" w:themeShade="BF"/>
       <w:sz w:val="40"/>
       <w:szCs w:val="40"/>
     </w:rPr>
   </w:style>
-  <w:style w:type="paragraph" w:styleId="3">
+  <w:style w:type="paragraph" w:styleId="Heading2">
     <w:name w:val="heading 2"/>
-    <w:basedOn w:val="1"/>
-    <w:next w:val="1"/>
-    <w:link w:val="22"/>
+    <w:basedOn w:val="Normal"/>
+    <w:next w:val="Normal"/>
+    <w:link w:val="Heading2Char"/>
+    <w:uiPriority w:val="9"/>
     <w:semiHidden/>
     <w:unhideWhenUsed/>
     <w:qFormat/>
-    <w:uiPriority w:val="9"/>
     <w:pPr>
       <w:keepNext/>
       <w:keepLines/>
@@ -5094,21 +7331,21 @@
       <w:outlineLvl w:val="1"/>
     </w:pPr>
     <w:rPr>
-      <w:rFonts w:asciiTheme="majorHAnsi" w:hAnsiTheme="majorHAnsi" w:eastAsiaTheme="majorEastAsia" w:cstheme="majorBidi"/>
-      <w:color w:val="2F5597" w:themeColor="accent1" w:themeShade="BF"/>
+      <w:rFonts w:asciiTheme="majorHAnsi" w:eastAsiaTheme="majorEastAsia" w:hAnsiTheme="majorHAnsi" w:cstheme="majorBidi"/>
+      <w:color w:val="2F5496" w:themeColor="accent1" w:themeShade="BF"/>
       <w:sz w:val="32"/>
       <w:szCs w:val="32"/>
     </w:rPr>
   </w:style>
-  <w:style w:type="paragraph" w:styleId="4">
+  <w:style w:type="paragraph" w:styleId="Heading3">
     <w:name w:val="heading 3"/>
-    <w:basedOn w:val="1"/>
-    <w:next w:val="1"/>
-    <w:link w:val="23"/>
+    <w:basedOn w:val="Normal"/>
+    <w:next w:val="Normal"/>
+    <w:link w:val="Heading3Char"/>
+    <w:uiPriority w:val="9"/>
     <w:semiHidden/>
     <w:unhideWhenUsed/>
     <w:qFormat/>
-    <w:uiPriority w:val="9"/>
     <w:pPr>
       <w:keepNext/>
       <w:keepLines/>
@@ -5117,20 +7354,20 @@
     </w:pPr>
     <w:rPr>
       <w:rFonts w:eastAsiaTheme="majorEastAsia" w:cstheme="majorBidi"/>
-      <w:color w:val="2F5597" w:themeColor="accent1" w:themeShade="BF"/>
+      <w:color w:val="2F5496" w:themeColor="accent1" w:themeShade="BF"/>
       <w:sz w:val="28"/>
       <w:szCs w:val="28"/>
     </w:rPr>
   </w:style>
-  <w:style w:type="paragraph" w:styleId="5">
+  <w:style w:type="paragraph" w:styleId="Heading4">
     <w:name w:val="heading 4"/>
-    <w:basedOn w:val="1"/>
-    <w:next w:val="1"/>
-    <w:link w:val="24"/>
+    <w:basedOn w:val="Normal"/>
+    <w:next w:val="Normal"/>
+    <w:link w:val="Heading4Char"/>
+    <w:uiPriority w:val="9"/>
     <w:semiHidden/>
     <w:unhideWhenUsed/>
     <w:qFormat/>
-    <w:uiPriority w:val="9"/>
     <w:pPr>
       <w:keepNext/>
       <w:keepLines/>
@@ -5141,18 +7378,18 @@
       <w:rFonts w:eastAsiaTheme="majorEastAsia" w:cstheme="majorBidi"/>
       <w:i/>
       <w:iCs/>
-      <w:color w:val="2F5597" w:themeColor="accent1" w:themeShade="BF"/>
+      <w:color w:val="2F5496" w:themeColor="accent1" w:themeShade="BF"/>
     </w:rPr>
   </w:style>
-  <w:style w:type="paragraph" w:styleId="6">
+  <w:style w:type="paragraph" w:styleId="Heading5">
     <w:name w:val="heading 5"/>
-    <w:basedOn w:val="1"/>
-    <w:next w:val="1"/>
-    <w:link w:val="25"/>
+    <w:basedOn w:val="Normal"/>
+    <w:next w:val="Normal"/>
+    <w:link w:val="Heading5Char"/>
+    <w:uiPriority w:val="9"/>
     <w:semiHidden/>
     <w:unhideWhenUsed/>
     <w:qFormat/>
-    <w:uiPriority w:val="9"/>
     <w:pPr>
       <w:keepNext/>
       <w:keepLines/>
@@ -5161,18 +7398,18 @@
     </w:pPr>
     <w:rPr>
       <w:rFonts w:eastAsiaTheme="majorEastAsia" w:cstheme="majorBidi"/>
-      <w:color w:val="2F5597" w:themeColor="accent1" w:themeShade="BF"/>
+      <w:color w:val="2F5496" w:themeColor="accent1" w:themeShade="BF"/>
     </w:rPr>
   </w:style>
-  <w:style w:type="paragraph" w:styleId="7">
+  <w:style w:type="paragraph" w:styleId="Heading6">
     <w:name w:val="heading 6"/>
-    <w:basedOn w:val="1"/>
-    <w:next w:val="1"/>
-    <w:link w:val="26"/>
+    <w:basedOn w:val="Normal"/>
+    <w:next w:val="Normal"/>
+    <w:link w:val="Heading6Char"/>
+    <w:uiPriority w:val="9"/>
     <w:semiHidden/>
     <w:unhideWhenUsed/>
     <w:qFormat/>
-    <w:uiPriority w:val="9"/>
     <w:pPr>
       <w:keepNext/>
       <w:keepLines/>
@@ -5184,25 +7421,17 @@
       <w:i/>
       <w:iCs/>
       <w:color w:val="595959" w:themeColor="text1" w:themeTint="A6"/>
-      <w14:textFill>
-        <w14:solidFill>
-          <w14:schemeClr w14:val="tx1">
-            <w14:lumMod w14:val="65000"/>
-            <w14:lumOff w14:val="35000"/>
-          </w14:schemeClr>
-        </w14:solidFill>
-      </w14:textFill>
     </w:rPr>
   </w:style>
-  <w:style w:type="paragraph" w:styleId="8">
+  <w:style w:type="paragraph" w:styleId="Heading7">
     <w:name w:val="heading 7"/>
-    <w:basedOn w:val="1"/>
-    <w:next w:val="1"/>
-    <w:link w:val="27"/>
+    <w:basedOn w:val="Normal"/>
+    <w:next w:val="Normal"/>
+    <w:link w:val="Heading7Char"/>
+    <w:uiPriority w:val="9"/>
     <w:semiHidden/>
     <w:unhideWhenUsed/>
     <w:qFormat/>
-    <w:uiPriority w:val="9"/>
     <w:pPr>
       <w:keepNext/>
       <w:keepLines/>
@@ -5212,25 +7441,17 @@
     <w:rPr>
       <w:rFonts w:eastAsiaTheme="majorEastAsia" w:cstheme="majorBidi"/>
       <w:color w:val="595959" w:themeColor="text1" w:themeTint="A6"/>
-      <w14:textFill>
-        <w14:solidFill>
-          <w14:schemeClr w14:val="tx1">
-            <w14:lumMod w14:val="65000"/>
-            <w14:lumOff w14:val="35000"/>
-          </w14:schemeClr>
-        </w14:solidFill>
-      </w14:textFill>
     </w:rPr>
   </w:style>
-  <w:style w:type="paragraph" w:styleId="9">
+  <w:style w:type="paragraph" w:styleId="Heading8">
     <w:name w:val="heading 8"/>
-    <w:basedOn w:val="1"/>
-    <w:next w:val="1"/>
-    <w:link w:val="28"/>
+    <w:basedOn w:val="Normal"/>
+    <w:next w:val="Normal"/>
+    <w:link w:val="Heading8Char"/>
+    <w:uiPriority w:val="9"/>
     <w:semiHidden/>
     <w:unhideWhenUsed/>
     <w:qFormat/>
-    <w:uiPriority w:val="9"/>
     <w:pPr>
       <w:keepNext/>
       <w:keepLines/>
@@ -5242,25 +7463,17 @@
       <w:i/>
       <w:iCs/>
       <w:color w:val="262626" w:themeColor="text1" w:themeTint="D9"/>
-      <w14:textFill>
-        <w14:solidFill>
-          <w14:schemeClr w14:val="tx1">
-            <w14:lumMod w14:val="85000"/>
-            <w14:lumOff w14:val="15000"/>
-          </w14:schemeClr>
-        </w14:solidFill>
-      </w14:textFill>
     </w:rPr>
   </w:style>
-  <w:style w:type="paragraph" w:styleId="10">
+  <w:style w:type="paragraph" w:styleId="Heading9">
     <w:name w:val="heading 9"/>
-    <w:basedOn w:val="1"/>
-    <w:next w:val="1"/>
-    <w:link w:val="29"/>
+    <w:basedOn w:val="Normal"/>
+    <w:next w:val="Normal"/>
+    <w:link w:val="Heading9Char"/>
+    <w:uiPriority w:val="9"/>
     <w:semiHidden/>
     <w:unhideWhenUsed/>
     <w:qFormat/>
-    <w:uiPriority w:val="9"/>
     <w:pPr>
       <w:keepNext/>
       <w:keepLines/>
@@ -5270,29 +7483,21 @@
     <w:rPr>
       <w:rFonts w:eastAsiaTheme="majorEastAsia" w:cstheme="majorBidi"/>
       <w:color w:val="262626" w:themeColor="text1" w:themeTint="D9"/>
-      <w14:textFill>
-        <w14:solidFill>
-          <w14:schemeClr w14:val="tx1">
-            <w14:lumMod w14:val="85000"/>
-            <w14:lumOff w14:val="15000"/>
-          </w14:schemeClr>
-        </w14:solidFill>
-      </w14:textFill>
     </w:rPr>
   </w:style>
-  <w:style w:type="character" w:default="1" w:styleId="11">
+  <w:style w:type="character" w:default="1" w:styleId="DefaultParagraphFont">
     <w:name w:val="Default Paragraph Font"/>
-    <w:unhideWhenUsed/>
-    <w:qFormat/>
     <w:uiPriority w:val="1"/>
-  </w:style>
-  <w:style w:type="table" w:default="1" w:styleId="20">
-    <w:name w:val="Normal Table"/>
     <w:semiHidden/>
     <w:unhideWhenUsed/>
-    <w:qFormat/>
+  </w:style>
+  <w:style w:type="table" w:default="1" w:styleId="TableNormal">
+    <w:name w:val="Normal Table"/>
     <w:uiPriority w:val="99"/>
+    <w:semiHidden/>
+    <w:unhideWhenUsed/>
     <w:tblPr>
+      <w:tblInd w:w="0" w:type="dxa"/>
       <w:tblCellMar>
         <w:top w:w="0" w:type="dxa"/>
         <w:left w:w="108" w:type="dxa"/>
@@ -5301,78 +7506,66 @@
       </w:tblCellMar>
     </w:tblPr>
   </w:style>
-  <w:style w:type="character" w:styleId="12">
+  <w:style w:type="numbering" w:default="1" w:styleId="NoList">
+    <w:name w:val="No List"/>
+    <w:uiPriority w:val="99"/>
+    <w:semiHidden/>
+    <w:unhideWhenUsed/>
+  </w:style>
+  <w:style w:type="character" w:styleId="LineNumber">
     <w:name w:val="line number"/>
-    <w:basedOn w:val="11"/>
+    <w:basedOn w:val="DefaultParagraphFont"/>
+    <w:uiPriority w:val="99"/>
     <w:semiHidden/>
     <w:unhideWhenUsed/>
     <w:qFormat/>
+  </w:style>
+  <w:style w:type="character" w:styleId="Hyperlink">
+    <w:name w:val="Hyperlink"/>
+    <w:basedOn w:val="DefaultParagraphFont"/>
     <w:uiPriority w:val="99"/>
-  </w:style>
-  <w:style w:type="character" w:styleId="13">
-    <w:name w:val="Hyperlink"/>
-    <w:basedOn w:val="11"/>
     <w:unhideWhenUsed/>
     <w:qFormat/>
-    <w:uiPriority w:val="99"/>
     <w:rPr>
       <w:color w:val="0563C1" w:themeColor="hyperlink"/>
       <w:u w:val="single"/>
-      <w14:textFill>
-        <w14:solidFill>
-          <w14:schemeClr w14:val="hlink"/>
-        </w14:solidFill>
-      </w14:textFill>
     </w:rPr>
   </w:style>
-  <w:style w:type="character" w:styleId="14">
+  <w:style w:type="character" w:styleId="FollowedHyperlink">
     <w:name w:val="FollowedHyperlink"/>
-    <w:basedOn w:val="11"/>
+    <w:basedOn w:val="DefaultParagraphFont"/>
+    <w:uiPriority w:val="99"/>
     <w:semiHidden/>
     <w:unhideWhenUsed/>
     <w:qFormat/>
-    <w:uiPriority w:val="99"/>
     <w:rPr>
       <w:color w:val="954F72" w:themeColor="followedHyperlink"/>
       <w:u w:val="single"/>
-      <w14:textFill>
-        <w14:solidFill>
-          <w14:schemeClr w14:val="folHlink"/>
-        </w14:solidFill>
-      </w14:textFill>
     </w:rPr>
   </w:style>
-  <w:style w:type="paragraph" w:styleId="15">
+  <w:style w:type="paragraph" w:styleId="Subtitle">
     <w:name w:val="Subtitle"/>
-    <w:basedOn w:val="1"/>
-    <w:next w:val="1"/>
-    <w:link w:val="31"/>
+    <w:basedOn w:val="Normal"/>
+    <w:next w:val="Normal"/>
+    <w:link w:val="SubtitleChar"/>
+    <w:uiPriority w:val="11"/>
     <w:qFormat/>
-    <w:uiPriority w:val="11"/>
     <w:rPr>
       <w:rFonts w:eastAsiaTheme="majorEastAsia" w:cstheme="majorBidi"/>
       <w:color w:val="595959" w:themeColor="text1" w:themeTint="A6"/>
       <w:spacing w:val="15"/>
       <w:sz w:val="28"/>
       <w:szCs w:val="28"/>
-      <w14:textFill>
-        <w14:solidFill>
-          <w14:schemeClr w14:val="tx1">
-            <w14:lumMod w14:val="65000"/>
-            <w14:lumOff w14:val="35000"/>
-          </w14:schemeClr>
-        </w14:solidFill>
-      </w14:textFill>
     </w:rPr>
   </w:style>
-  <w:style w:type="paragraph" w:styleId="16">
+  <w:style w:type="paragraph" w:styleId="HTMLPreformatted">
     <w:name w:val="HTML Preformatted"/>
-    <w:basedOn w:val="1"/>
-    <w:link w:val="43"/>
+    <w:basedOn w:val="Normal"/>
+    <w:link w:val="HTMLPreformattedChar"/>
+    <w:uiPriority w:val="99"/>
     <w:semiHidden/>
     <w:unhideWhenUsed/>
     <w:qFormat/>
-    <w:uiPriority w:val="99"/>
     <w:pPr>
       <w:tabs>
         <w:tab w:val="left" w:pos="916"/>
@@ -5395,7 +7588,7 @@
       <w:spacing w:after="0" w:line="240" w:lineRule="auto"/>
     </w:pPr>
     <w:rPr>
-      <w:rFonts w:ascii="Courier New" w:hAnsi="Courier New" w:eastAsia="Times New Roman" w:cs="Courier New"/>
+      <w:rFonts w:ascii="Courier New" w:eastAsia="Times New Roman" w:hAnsi="Courier New" w:cs="Courier New"/>
       <w:kern w:val="0"/>
       <w:sz w:val="20"/>
       <w:szCs w:val="20"/>
@@ -5403,13 +7596,13 @@
       <w14:ligatures w14:val="none"/>
     </w:rPr>
   </w:style>
-  <w:style w:type="paragraph" w:styleId="17">
+  <w:style w:type="paragraph" w:styleId="Footer">
     <w:name w:val="footer"/>
-    <w:basedOn w:val="1"/>
-    <w:link w:val="41"/>
+    <w:basedOn w:val="Normal"/>
+    <w:link w:val="FooterChar"/>
+    <w:uiPriority w:val="99"/>
     <w:unhideWhenUsed/>
     <w:qFormat/>
-    <w:uiPriority w:val="99"/>
     <w:pPr>
       <w:tabs>
         <w:tab w:val="center" w:pos="4513"/>
@@ -5418,13 +7611,13 @@
       <w:spacing w:after="0" w:line="240" w:lineRule="auto"/>
     </w:pPr>
   </w:style>
-  <w:style w:type="paragraph" w:styleId="18">
+  <w:style w:type="paragraph" w:styleId="Header">
     <w:name w:val="header"/>
-    <w:basedOn w:val="1"/>
-    <w:link w:val="40"/>
+    <w:basedOn w:val="Normal"/>
+    <w:link w:val="HeaderChar"/>
+    <w:uiPriority w:val="99"/>
     <w:unhideWhenUsed/>
     <w:qFormat/>
-    <w:uiPriority w:val="99"/>
     <w:pPr>
       <w:tabs>
         <w:tab w:val="center" w:pos="4513"/>
@@ -5433,219 +7626,179 @@
       <w:spacing w:after="0" w:line="240" w:lineRule="auto"/>
     </w:pPr>
   </w:style>
-  <w:style w:type="paragraph" w:styleId="19">
+  <w:style w:type="paragraph" w:styleId="Title">
     <w:name w:val="Title"/>
-    <w:basedOn w:val="1"/>
-    <w:next w:val="1"/>
-    <w:link w:val="30"/>
+    <w:basedOn w:val="Normal"/>
+    <w:next w:val="Normal"/>
+    <w:link w:val="TitleChar"/>
+    <w:uiPriority w:val="10"/>
     <w:qFormat/>
-    <w:uiPriority w:val="10"/>
     <w:pPr>
       <w:spacing w:after="80" w:line="240" w:lineRule="auto"/>
       <w:contextualSpacing/>
     </w:pPr>
     <w:rPr>
-      <w:rFonts w:asciiTheme="majorHAnsi" w:hAnsiTheme="majorHAnsi" w:eastAsiaTheme="majorEastAsia" w:cstheme="majorBidi"/>
+      <w:rFonts w:asciiTheme="majorHAnsi" w:eastAsiaTheme="majorEastAsia" w:hAnsiTheme="majorHAnsi" w:cstheme="majorBidi"/>
       <w:spacing w:val="-10"/>
       <w:kern w:val="28"/>
       <w:sz w:val="56"/>
       <w:szCs w:val="56"/>
     </w:rPr>
   </w:style>
-  <w:style w:type="character" w:customStyle="1" w:styleId="21">
+  <w:style w:type="character" w:customStyle="1" w:styleId="Heading1Char">
     <w:name w:val="Heading 1 Char"/>
-    <w:basedOn w:val="11"/>
-    <w:link w:val="2"/>
+    <w:basedOn w:val="DefaultParagraphFont"/>
+    <w:link w:val="Heading1"/>
+    <w:uiPriority w:val="9"/>
     <w:qFormat/>
-    <w:uiPriority w:val="9"/>
     <w:rPr>
-      <w:rFonts w:asciiTheme="majorHAnsi" w:hAnsiTheme="majorHAnsi" w:eastAsiaTheme="majorEastAsia" w:cstheme="majorBidi"/>
-      <w:color w:val="2F5597" w:themeColor="accent1" w:themeShade="BF"/>
+      <w:rFonts w:asciiTheme="majorHAnsi" w:eastAsiaTheme="majorEastAsia" w:hAnsiTheme="majorHAnsi" w:cstheme="majorBidi"/>
+      <w:color w:val="2F5496" w:themeColor="accent1" w:themeShade="BF"/>
       <w:sz w:val="40"/>
       <w:szCs w:val="40"/>
     </w:rPr>
   </w:style>
-  <w:style w:type="character" w:customStyle="1" w:styleId="22">
+  <w:style w:type="character" w:customStyle="1" w:styleId="Heading2Char">
     <w:name w:val="Heading 2 Char"/>
-    <w:basedOn w:val="11"/>
-    <w:link w:val="3"/>
+    <w:basedOn w:val="DefaultParagraphFont"/>
+    <w:link w:val="Heading2"/>
+    <w:uiPriority w:val="9"/>
     <w:semiHidden/>
     <w:qFormat/>
-    <w:uiPriority w:val="9"/>
     <w:rPr>
-      <w:rFonts w:asciiTheme="majorHAnsi" w:hAnsiTheme="majorHAnsi" w:eastAsiaTheme="majorEastAsia" w:cstheme="majorBidi"/>
-      <w:color w:val="2F5597" w:themeColor="accent1" w:themeShade="BF"/>
+      <w:rFonts w:asciiTheme="majorHAnsi" w:eastAsiaTheme="majorEastAsia" w:hAnsiTheme="majorHAnsi" w:cstheme="majorBidi"/>
+      <w:color w:val="2F5496" w:themeColor="accent1" w:themeShade="BF"/>
       <w:sz w:val="32"/>
       <w:szCs w:val="32"/>
     </w:rPr>
   </w:style>
-  <w:style w:type="character" w:customStyle="1" w:styleId="23">
+  <w:style w:type="character" w:customStyle="1" w:styleId="Heading3Char">
     <w:name w:val="Heading 3 Char"/>
-    <w:basedOn w:val="11"/>
-    <w:link w:val="4"/>
+    <w:basedOn w:val="DefaultParagraphFont"/>
+    <w:link w:val="Heading3"/>
+    <w:uiPriority w:val="9"/>
     <w:semiHidden/>
     <w:qFormat/>
-    <w:uiPriority w:val="9"/>
     <w:rPr>
       <w:rFonts w:eastAsiaTheme="majorEastAsia" w:cstheme="majorBidi"/>
-      <w:color w:val="2F5597" w:themeColor="accent1" w:themeShade="BF"/>
+      <w:color w:val="2F5496" w:themeColor="accent1" w:themeShade="BF"/>
       <w:sz w:val="28"/>
       <w:szCs w:val="28"/>
     </w:rPr>
   </w:style>
-  <w:style w:type="character" w:customStyle="1" w:styleId="24">
+  <w:style w:type="character" w:customStyle="1" w:styleId="Heading4Char">
     <w:name w:val="Heading 4 Char"/>
-    <w:basedOn w:val="11"/>
-    <w:link w:val="5"/>
+    <w:basedOn w:val="DefaultParagraphFont"/>
+    <w:link w:val="Heading4"/>
+    <w:uiPriority w:val="9"/>
     <w:semiHidden/>
     <w:qFormat/>
-    <w:uiPriority w:val="9"/>
     <w:rPr>
       <w:rFonts w:eastAsiaTheme="majorEastAsia" w:cstheme="majorBidi"/>
       <w:i/>
       <w:iCs/>
-      <w:color w:val="2F5597" w:themeColor="accent1" w:themeShade="BF"/>
+      <w:color w:val="2F5496" w:themeColor="accent1" w:themeShade="BF"/>
     </w:rPr>
   </w:style>
-  <w:style w:type="character" w:customStyle="1" w:styleId="25">
+  <w:style w:type="character" w:customStyle="1" w:styleId="Heading5Char">
     <w:name w:val="Heading 5 Char"/>
-    <w:basedOn w:val="11"/>
-    <w:link w:val="6"/>
+    <w:basedOn w:val="DefaultParagraphFont"/>
+    <w:link w:val="Heading5"/>
+    <w:uiPriority w:val="9"/>
     <w:semiHidden/>
     <w:qFormat/>
-    <w:uiPriority w:val="9"/>
     <w:rPr>
       <w:rFonts w:eastAsiaTheme="majorEastAsia" w:cstheme="majorBidi"/>
-      <w:color w:val="2F5597" w:themeColor="accent1" w:themeShade="BF"/>
+      <w:color w:val="2F5496" w:themeColor="accent1" w:themeShade="BF"/>
     </w:rPr>
   </w:style>
-  <w:style w:type="character" w:customStyle="1" w:styleId="26">
+  <w:style w:type="character" w:customStyle="1" w:styleId="Heading6Char">
     <w:name w:val="Heading 6 Char"/>
-    <w:basedOn w:val="11"/>
-    <w:link w:val="7"/>
+    <w:basedOn w:val="DefaultParagraphFont"/>
+    <w:link w:val="Heading6"/>
+    <w:uiPriority w:val="9"/>
     <w:semiHidden/>
     <w:qFormat/>
-    <w:uiPriority w:val="9"/>
     <w:rPr>
       <w:rFonts w:eastAsiaTheme="majorEastAsia" w:cstheme="majorBidi"/>
       <w:i/>
       <w:iCs/>
       <w:color w:val="595959" w:themeColor="text1" w:themeTint="A6"/>
-      <w14:textFill>
-        <w14:solidFill>
-          <w14:schemeClr w14:val="tx1">
-            <w14:lumMod w14:val="65000"/>
-            <w14:lumOff w14:val="35000"/>
-          </w14:schemeClr>
-        </w14:solidFill>
-      </w14:textFill>
     </w:rPr>
   </w:style>
-  <w:style w:type="character" w:customStyle="1" w:styleId="27">
+  <w:style w:type="character" w:customStyle="1" w:styleId="Heading7Char">
     <w:name w:val="Heading 7 Char"/>
-    <w:basedOn w:val="11"/>
-    <w:link w:val="8"/>
+    <w:basedOn w:val="DefaultParagraphFont"/>
+    <w:link w:val="Heading7"/>
+    <w:uiPriority w:val="9"/>
     <w:semiHidden/>
     <w:qFormat/>
-    <w:uiPriority w:val="9"/>
     <w:rPr>
       <w:rFonts w:eastAsiaTheme="majorEastAsia" w:cstheme="majorBidi"/>
       <w:color w:val="595959" w:themeColor="text1" w:themeTint="A6"/>
-      <w14:textFill>
-        <w14:solidFill>
-          <w14:schemeClr w14:val="tx1">
-            <w14:lumMod w14:val="65000"/>
-            <w14:lumOff w14:val="35000"/>
-          </w14:schemeClr>
-        </w14:solidFill>
-      </w14:textFill>
     </w:rPr>
   </w:style>
-  <w:style w:type="character" w:customStyle="1" w:styleId="28">
+  <w:style w:type="character" w:customStyle="1" w:styleId="Heading8Char">
     <w:name w:val="Heading 8 Char"/>
-    <w:basedOn w:val="11"/>
-    <w:link w:val="9"/>
+    <w:basedOn w:val="DefaultParagraphFont"/>
+    <w:link w:val="Heading8"/>
+    <w:uiPriority w:val="9"/>
     <w:semiHidden/>
     <w:qFormat/>
-    <w:uiPriority w:val="9"/>
     <w:rPr>
       <w:rFonts w:eastAsiaTheme="majorEastAsia" w:cstheme="majorBidi"/>
       <w:i/>
       <w:iCs/>
       <w:color w:val="262626" w:themeColor="text1" w:themeTint="D9"/>
-      <w14:textFill>
-        <w14:solidFill>
-          <w14:schemeClr w14:val="tx1">
-            <w14:lumMod w14:val="85000"/>
-            <w14:lumOff w14:val="15000"/>
-          </w14:schemeClr>
-        </w14:solidFill>
-      </w14:textFill>
     </w:rPr>
   </w:style>
-  <w:style w:type="character" w:customStyle="1" w:styleId="29">
+  <w:style w:type="character" w:customStyle="1" w:styleId="Heading9Char">
     <w:name w:val="Heading 9 Char"/>
-    <w:basedOn w:val="11"/>
-    <w:link w:val="10"/>
+    <w:basedOn w:val="DefaultParagraphFont"/>
+    <w:link w:val="Heading9"/>
+    <w:uiPriority w:val="9"/>
     <w:semiHidden/>
     <w:qFormat/>
-    <w:uiPriority w:val="9"/>
     <w:rPr>
       <w:rFonts w:eastAsiaTheme="majorEastAsia" w:cstheme="majorBidi"/>
       <w:color w:val="262626" w:themeColor="text1" w:themeTint="D9"/>
-      <w14:textFill>
-        <w14:solidFill>
-          <w14:schemeClr w14:val="tx1">
-            <w14:lumMod w14:val="85000"/>
-            <w14:lumOff w14:val="15000"/>
-          </w14:schemeClr>
-        </w14:solidFill>
-      </w14:textFill>
     </w:rPr>
   </w:style>
-  <w:style w:type="character" w:customStyle="1" w:styleId="30">
+  <w:style w:type="character" w:customStyle="1" w:styleId="TitleChar">
     <w:name w:val="Title Char"/>
-    <w:basedOn w:val="11"/>
-    <w:link w:val="19"/>
+    <w:basedOn w:val="DefaultParagraphFont"/>
+    <w:link w:val="Title"/>
+    <w:uiPriority w:val="10"/>
     <w:qFormat/>
-    <w:uiPriority w:val="10"/>
     <w:rPr>
-      <w:rFonts w:asciiTheme="majorHAnsi" w:hAnsiTheme="majorHAnsi" w:eastAsiaTheme="majorEastAsia" w:cstheme="majorBidi"/>
+      <w:rFonts w:asciiTheme="majorHAnsi" w:eastAsiaTheme="majorEastAsia" w:hAnsiTheme="majorHAnsi" w:cstheme="majorBidi"/>
       <w:spacing w:val="-10"/>
       <w:kern w:val="28"/>
       <w:sz w:val="56"/>
       <w:szCs w:val="56"/>
     </w:rPr>
   </w:style>
-  <w:style w:type="character" w:customStyle="1" w:styleId="31">
+  <w:style w:type="character" w:customStyle="1" w:styleId="SubtitleChar">
     <w:name w:val="Subtitle Char"/>
-    <w:basedOn w:val="11"/>
-    <w:link w:val="15"/>
+    <w:basedOn w:val="DefaultParagraphFont"/>
+    <w:link w:val="Subtitle"/>
+    <w:uiPriority w:val="11"/>
     <w:qFormat/>
-    <w:uiPriority w:val="11"/>
     <w:rPr>
       <w:rFonts w:eastAsiaTheme="majorEastAsia" w:cstheme="majorBidi"/>
       <w:color w:val="595959" w:themeColor="text1" w:themeTint="A6"/>
       <w:spacing w:val="15"/>
       <w:sz w:val="28"/>
       <w:szCs w:val="28"/>
-      <w14:textFill>
-        <w14:solidFill>
-          <w14:schemeClr w14:val="tx1">
-            <w14:lumMod w14:val="65000"/>
-            <w14:lumOff w14:val="35000"/>
-          </w14:schemeClr>
-        </w14:solidFill>
-      </w14:textFill>
     </w:rPr>
   </w:style>
-  <w:style w:type="paragraph" w:styleId="32">
+  <w:style w:type="paragraph" w:styleId="Quote">
     <w:name w:val="Quote"/>
-    <w:basedOn w:val="1"/>
-    <w:next w:val="1"/>
-    <w:link w:val="33"/>
+    <w:basedOn w:val="Normal"/>
+    <w:next w:val="Normal"/>
+    <w:link w:val="QuoteChar"/>
+    <w:uiPriority w:val="29"/>
     <w:qFormat/>
-    <w:uiPriority w:val="29"/>
     <w:pPr>
       <w:spacing w:before="160"/>
       <w:jc w:val="center"/>
@@ -5654,68 +7807,52 @@
       <w:i/>
       <w:iCs/>
       <w:color w:val="404040" w:themeColor="text1" w:themeTint="BF"/>
-      <w14:textFill>
-        <w14:solidFill>
-          <w14:schemeClr w14:val="tx1">
-            <w14:lumMod w14:val="75000"/>
-            <w14:lumOff w14:val="25000"/>
-          </w14:schemeClr>
-        </w14:solidFill>
-      </w14:textFill>
     </w:rPr>
   </w:style>
-  <w:style w:type="character" w:customStyle="1" w:styleId="33">
+  <w:style w:type="character" w:customStyle="1" w:styleId="QuoteChar">
     <w:name w:val="Quote Char"/>
-    <w:basedOn w:val="11"/>
-    <w:link w:val="32"/>
+    <w:basedOn w:val="DefaultParagraphFont"/>
+    <w:link w:val="Quote"/>
+    <w:uiPriority w:val="29"/>
     <w:qFormat/>
-    <w:uiPriority w:val="29"/>
     <w:rPr>
       <w:i/>
       <w:iCs/>
       <w:color w:val="404040" w:themeColor="text1" w:themeTint="BF"/>
-      <w14:textFill>
-        <w14:solidFill>
-          <w14:schemeClr w14:val="tx1">
-            <w14:lumMod w14:val="75000"/>
-            <w14:lumOff w14:val="25000"/>
-          </w14:schemeClr>
-        </w14:solidFill>
-      </w14:textFill>
     </w:rPr>
   </w:style>
-  <w:style w:type="paragraph" w:styleId="34">
+  <w:style w:type="paragraph" w:styleId="ListParagraph">
     <w:name w:val="List Paragraph"/>
-    <w:basedOn w:val="1"/>
+    <w:basedOn w:val="Normal"/>
+    <w:uiPriority w:val="34"/>
     <w:qFormat/>
-    <w:uiPriority w:val="34"/>
     <w:pPr>
       <w:ind w:left="720"/>
       <w:contextualSpacing/>
     </w:pPr>
   </w:style>
-  <w:style w:type="character" w:customStyle="1" w:styleId="35">
+  <w:style w:type="character" w:customStyle="1" w:styleId="IntenseEmphasis1">
     <w:name w:val="Intense Emphasis1"/>
-    <w:basedOn w:val="11"/>
+    <w:basedOn w:val="DefaultParagraphFont"/>
+    <w:uiPriority w:val="21"/>
     <w:qFormat/>
-    <w:uiPriority w:val="21"/>
     <w:rPr>
       <w:i/>
       <w:iCs/>
-      <w:color w:val="2F5597" w:themeColor="accent1" w:themeShade="BF"/>
+      <w:color w:val="2F5496" w:themeColor="accent1" w:themeShade="BF"/>
     </w:rPr>
   </w:style>
-  <w:style w:type="paragraph" w:styleId="36">
+  <w:style w:type="paragraph" w:styleId="IntenseQuote">
     <w:name w:val="Intense Quote"/>
-    <w:basedOn w:val="1"/>
-    <w:next w:val="1"/>
-    <w:link w:val="37"/>
+    <w:basedOn w:val="Normal"/>
+    <w:next w:val="Normal"/>
+    <w:link w:val="IntenseQuoteChar"/>
+    <w:uiPriority w:val="30"/>
     <w:qFormat/>
-    <w:uiPriority w:val="30"/>
     <w:pPr>
       <w:pBdr>
-        <w:top w:val="single" w:color="2F5496" w:themeColor="accent1" w:themeShade="BF" w:sz="4" w:space="10"/>
-        <w:bottom w:val="single" w:color="2F5496" w:themeColor="accent1" w:themeShade="BF" w:sz="4" w:space="10"/>
+        <w:top w:val="single" w:sz="4" w:space="10" w:color="2F5496" w:themeColor="accent1" w:themeShade="BF"/>
+        <w:bottom w:val="single" w:sz="4" w:space="10" w:color="2F5496" w:themeColor="accent1" w:themeShade="BF"/>
       </w:pBdr>
       <w:spacing w:before="360" w:after="360"/>
       <w:ind w:left="864" w:right="864"/>
@@ -5724,82 +7861,94 @@
     <w:rPr>
       <w:i/>
       <w:iCs/>
-      <w:color w:val="2F5597" w:themeColor="accent1" w:themeShade="BF"/>
+      <w:color w:val="2F5496" w:themeColor="accent1" w:themeShade="BF"/>
     </w:rPr>
   </w:style>
-  <w:style w:type="character" w:customStyle="1" w:styleId="37">
+  <w:style w:type="character" w:customStyle="1" w:styleId="IntenseQuoteChar">
     <w:name w:val="Intense Quote Char"/>
-    <w:basedOn w:val="11"/>
-    <w:link w:val="36"/>
+    <w:basedOn w:val="DefaultParagraphFont"/>
+    <w:link w:val="IntenseQuote"/>
+    <w:uiPriority w:val="30"/>
     <w:qFormat/>
-    <w:uiPriority w:val="30"/>
     <w:rPr>
       <w:i/>
       <w:iCs/>
-      <w:color w:val="2F5597" w:themeColor="accent1" w:themeShade="BF"/>
+      <w:color w:val="2F5496" w:themeColor="accent1" w:themeShade="BF"/>
     </w:rPr>
   </w:style>
-  <w:style w:type="character" w:customStyle="1" w:styleId="38">
+  <w:style w:type="character" w:customStyle="1" w:styleId="IntenseReference1">
     <w:name w:val="Intense Reference1"/>
-    <w:basedOn w:val="11"/>
+    <w:basedOn w:val="DefaultParagraphFont"/>
+    <w:uiPriority w:val="32"/>
     <w:qFormat/>
-    <w:uiPriority w:val="32"/>
     <w:rPr>
       <w:b/>
       <w:bCs/>
       <w:smallCaps/>
-      <w:color w:val="2F5597" w:themeColor="accent1" w:themeShade="BF"/>
+      <w:color w:val="2F5496" w:themeColor="accent1" w:themeShade="BF"/>
       <w:spacing w:val="5"/>
     </w:rPr>
   </w:style>
-  <w:style w:type="character" w:customStyle="1" w:styleId="39">
+  <w:style w:type="character" w:customStyle="1" w:styleId="UnresolvedMention1">
     <w:name w:val="Unresolved Mention1"/>
-    <w:basedOn w:val="11"/>
+    <w:basedOn w:val="DefaultParagraphFont"/>
+    <w:uiPriority w:val="99"/>
     <w:semiHidden/>
     <w:unhideWhenUsed/>
     <w:qFormat/>
-    <w:uiPriority w:val="99"/>
     <w:rPr>
       <w:color w:val="605E5C"/>
       <w:shd w:val="clear" w:color="auto" w:fill="E1DFDD"/>
     </w:rPr>
   </w:style>
-  <w:style w:type="character" w:customStyle="1" w:styleId="40">
+  <w:style w:type="character" w:customStyle="1" w:styleId="HeaderChar">
     <w:name w:val="Header Char"/>
-    <w:basedOn w:val="11"/>
-    <w:link w:val="18"/>
+    <w:basedOn w:val="DefaultParagraphFont"/>
+    <w:link w:val="Header"/>
+    <w:uiPriority w:val="99"/>
     <w:qFormat/>
+  </w:style>
+  <w:style w:type="character" w:customStyle="1" w:styleId="FooterChar">
+    <w:name w:val="Footer Char"/>
+    <w:basedOn w:val="DefaultParagraphFont"/>
+    <w:link w:val="Footer"/>
     <w:uiPriority w:val="99"/>
+    <w:qFormat/>
   </w:style>
-  <w:style w:type="character" w:customStyle="1" w:styleId="41">
-    <w:name w:val="Footer Char"/>
-    <w:basedOn w:val="11"/>
-    <w:link w:val="17"/>
-    <w:qFormat/>
+  <w:style w:type="character" w:customStyle="1" w:styleId="UnresolvedMention2">
+    <w:name w:val="Unresolved Mention2"/>
+    <w:basedOn w:val="DefaultParagraphFont"/>
     <w:uiPriority w:val="99"/>
-  </w:style>
-  <w:style w:type="character" w:customStyle="1" w:styleId="42">
-    <w:name w:val="Unresolved Mention"/>
-    <w:basedOn w:val="11"/>
     <w:semiHidden/>
     <w:unhideWhenUsed/>
     <w:qFormat/>
-    <w:uiPriority w:val="99"/>
     <w:rPr>
       <w:color w:val="605E5C"/>
       <w:shd w:val="clear" w:color="auto" w:fill="E1DFDD"/>
     </w:rPr>
   </w:style>
-  <w:style w:type="character" w:customStyle="1" w:styleId="43">
+  <w:style w:type="character" w:customStyle="1" w:styleId="HTMLPreformattedChar">
     <w:name w:val="HTML Preformatted Char"/>
-    <w:basedOn w:val="11"/>
-    <w:link w:val="16"/>
+    <w:basedOn w:val="DefaultParagraphFont"/>
+    <w:link w:val="HTMLPreformatted"/>
+    <w:uiPriority w:val="99"/>
     <w:semiHidden/>
     <w:qFormat/>
+    <w:rPr>
+      <w:rFonts w:ascii="Courier New" w:eastAsia="Times New Roman" w:hAnsi="Courier New" w:cs="Courier New"/>
+      <w:lang w:val="zh-CN" w:eastAsia="zh-CN"/>
+    </w:rPr>
+  </w:style>
+  <w:style w:type="character" w:styleId="UnresolvedMention">
+    <w:name w:val="Unresolved Mention"/>
+    <w:basedOn w:val="DefaultParagraphFont"/>
     <w:uiPriority w:val="99"/>
+    <w:semiHidden/>
+    <w:unhideWhenUsed/>
+    <w:rsid w:val="001E4AA2"/>
     <w:rPr>
-      <w:rFonts w:ascii="Courier New" w:hAnsi="Courier New" w:eastAsia="Times New Roman" w:cs="Courier New"/>
-      <w:lang w:val="zh-CN" w:eastAsia="zh-CN"/>
+      <w:color w:val="605E5C"/>
+      <w:shd w:val="clear" w:color="auto" w:fill="E1DFDD"/>
     </w:rPr>
   </w:style>
 </w:styles>
@@ -6057,6 +8206,7 @@
     </a:fmtScheme>
   </a:themeElements>
   <a:objectDefaults/>
+  <a:extraClrSchemeLst/>
 </a:theme>
 </file>
 
@@ -6066,6 +8216,8 @@
 
 <file path=customXml/itemProps1.xml><?xml version="1.0" encoding="utf-8"?>
 <ds:datastoreItem xmlns:ds="http://schemas.openxmlformats.org/officeDocument/2006/customXml" ds:itemID="{BFE9F812-938F-429E-BDF1-4D7538335FFF}">
-  <ds:schemaRefs/>
+  <ds:schemaRefs>
+    <ds:schemaRef ds:uri="http://schemas.openxmlformats.org/officeDocument/2006/bibliography"/>
+  </ds:schemaRefs>
 </ds:datastoreItem>
 </file>